--- a/fra/docx/52.content.docx
+++ b/fra/docx/52.content.docx
@@ -25261,6 +25261,21 @@
           <w:b/>
           <w:lang w:val="fr_FR" w:bidi="fr_FR"/>
         </w:rPr>
+        <w:t>ἐν</w:t>
+      </w:r>
+    </w:p>
+    <w:p>
+      <w:pPr/>
+      <w:r>
+        <w:rPr>
+          <w:lang w:val="fr_FR" w:bidi="fr_FR"/>
+        </w:rPr>
+      </w:r>
+      <w:r>
+        <w:rPr>
+          <w:b/>
+          <w:lang w:val="fr_FR" w:bidi="fr_FR"/>
+        </w:rPr>
         <w:t>« dans »</w:t>
       </w:r>
     </w:p>
@@ -26510,6 +26525,21 @@
           <w:b/>
           <w:lang w:val="fr_FR" w:bidi="fr_FR"/>
         </w:rPr>
+        <w:t>καὶ γὰρ</w:t>
+      </w:r>
+    </w:p>
+    <w:p>
+      <w:pPr/>
+      <w:r>
+        <w:rPr>
+          <w:lang w:val="fr_FR" w:bidi="fr_FR"/>
+        </w:rPr>
+      </w:r>
+      <w:r>
+        <w:rPr>
+          <w:b/>
+          <w:lang w:val="fr_FR" w:bidi="fr_FR"/>
+        </w:rPr>
         <w:t>« Et »</w:t>
       </w:r>
     </w:p>
@@ -26658,6 +26688,21 @@
           <w:b/>
           <w:lang w:val="fr_FR" w:bidi="fr_FR"/>
         </w:rPr>
+        <w:t>πρὸς ὑμᾶς ἦμεν, προελέγομεν ὑμῖν ὅτι μέλλομεν</w:t>
+      </w:r>
+    </w:p>
+    <w:p>
+      <w:pPr/>
+      <w:r>
+        <w:rPr>
+          <w:lang w:val="fr_FR" w:bidi="fr_FR"/>
+        </w:rPr>
+      </w:r>
+      <w:r>
+        <w:rPr>
+          <w:b/>
+          <w:lang w:val="fr_FR" w:bidi="fr_FR"/>
+        </w:rPr>
         <w:t xml:space="preserve">« </w:t>
       </w:r>
       <w:r>
@@ -26828,6 +26873,21 @@
           <w:b/>
           <w:lang w:val="fr_FR" w:bidi="fr_FR"/>
         </w:rPr>
+        <w:t>προελέγομεν ὑμῖν ὅτι μέλλομεν θλίβεσθαι, καθὼς</w:t>
+      </w:r>
+    </w:p>
+    <w:p>
+      <w:pPr/>
+      <w:r>
+        <w:rPr>
+          <w:lang w:val="fr_FR" w:bidi="fr_FR"/>
+        </w:rPr>
+      </w:r>
+      <w:r>
+        <w:rPr>
+          <w:b/>
+          <w:lang w:val="fr_FR" w:bidi="fr_FR"/>
+        </w:rPr>
         <w:t xml:space="preserve">« </w:t>
       </w:r>
       <w:r>
@@ -26952,6 +27012,21 @@
           <w:b/>
           <w:lang w:val="fr_FR" w:bidi="fr_FR"/>
         </w:rPr>
+        <w:t>μέλλομεν θλίβεσθαι</w:t>
+      </w:r>
+    </w:p>
+    <w:p>
+      <w:pPr/>
+      <w:r>
+        <w:rPr>
+          <w:lang w:val="fr_FR" w:bidi="fr_FR"/>
+        </w:rPr>
+      </w:r>
+      <w:r>
+        <w:rPr>
+          <w:b/>
+          <w:lang w:val="fr_FR" w:bidi="fr_FR"/>
+        </w:rPr>
         <w:t>« que nous serions exposés à des tribulations »</w:t>
       </w:r>
     </w:p>
@@ -27041,6 +27116,21 @@
           <w:b/>
           <w:lang w:val="fr_FR" w:bidi="fr_FR"/>
         </w:rPr>
+        <w:t>ἐγένετο καὶ οἴδατε</w:t>
+      </w:r>
+    </w:p>
+    <w:p>
+      <w:pPr/>
+      <w:r>
+        <w:rPr>
+          <w:lang w:val="fr_FR" w:bidi="fr_FR"/>
+        </w:rPr>
+      </w:r>
+      <w:r>
+        <w:rPr>
+          <w:b/>
+          <w:lang w:val="fr_FR" w:bidi="fr_FR"/>
+        </w:rPr>
         <w:t>« comme cela est arrivé, et comme vous le savez »</w:t>
       </w:r>
     </w:p>
@@ -27316,6 +27406,21 @@
         <w:rPr>
           <w:lang w:val="fr_FR" w:bidi="fr_FR"/>
         </w:rPr>
+      </w:r>
+    </w:p>
+    <w:p>
+      <w:pPr/>
+      <w:r>
+        <w:rPr>
+          <w:lang w:val="fr_FR" w:bidi="fr_FR"/>
+        </w:rPr>
+      </w:r>
+      <w:r>
+        <w:rPr>
+          <w:b/>
+          <w:lang w:val="fr_FR" w:bidi="fr_FR"/>
+        </w:rPr>
+        <w:t>διὰ τοῦτο κἀγὼ μηκέτι στέγων, ἔπεμψα</w:t>
       </w:r>
     </w:p>
     <w:p>
@@ -27506,6 +27611,21 @@
           <w:b/>
           <w:lang w:val="fr_FR" w:bidi="fr_FR"/>
         </w:rPr>
+        <w:t>εἰς κενὸν</w:t>
+      </w:r>
+    </w:p>
+    <w:p>
+      <w:pPr/>
+      <w:r>
+        <w:rPr>
+          <w:lang w:val="fr_FR" w:bidi="fr_FR"/>
+        </w:rPr>
+      </w:r>
+      <w:r>
+        <w:rPr>
+          <w:b/>
+          <w:lang w:val="fr_FR" w:bidi="fr_FR"/>
+        </w:rPr>
         <w:t>« en vain »</w:t>
       </w:r>
     </w:p>
@@ -27602,6 +27722,21 @@
           <w:b/>
           <w:lang w:val="fr_FR" w:bidi="fr_FR"/>
         </w:rPr>
+        <w:t>μηκέτι στέγων</w:t>
+      </w:r>
+    </w:p>
+    <w:p>
+      <w:pPr/>
+      <w:r>
+        <w:rPr>
+          <w:lang w:val="fr_FR" w:bidi="fr_FR"/>
+        </w:rPr>
+      </w:r>
+      <w:r>
+        <w:rPr>
+          <w:b/>
+          <w:lang w:val="fr_FR" w:bidi="fr_FR"/>
+        </w:rPr>
         <w:t>« dans mon impatience »</w:t>
       </w:r>
     </w:p>
@@ -27737,6 +27872,21 @@
           <w:b/>
           <w:lang w:val="fr_FR" w:bidi="fr_FR"/>
         </w:rPr>
+        <w:t>ἔπεμψα</w:t>
+      </w:r>
+    </w:p>
+    <w:p>
+      <w:pPr/>
+      <w:r>
+        <w:rPr>
+          <w:lang w:val="fr_FR" w:bidi="fr_FR"/>
+        </w:rPr>
+      </w:r>
+      <w:r>
+        <w:rPr>
+          <w:b/>
+          <w:lang w:val="fr_FR" w:bidi="fr_FR"/>
+        </w:rPr>
         <w:t>« j’envoyai »</w:t>
       </w:r>
     </w:p>
@@ -27820,6 +27970,21 @@
           <w:b/>
           <w:lang w:val="fr_FR" w:bidi="fr_FR"/>
         </w:rPr>
+        <w:t>τὴν πίστιν ὑμῶν</w:t>
+      </w:r>
+    </w:p>
+    <w:p>
+      <w:pPr/>
+      <w:r>
+        <w:rPr>
+          <w:lang w:val="fr_FR" w:bidi="fr_FR"/>
+        </w:rPr>
+      </w:r>
+      <w:r>
+        <w:rPr>
+          <w:b/>
+          <w:lang w:val="fr_FR" w:bidi="fr_FR"/>
+        </w:rPr>
         <w:t>« votre foi »</w:t>
       </w:r>
     </w:p>
@@ -27935,6 +28100,21 @@
           <w:b/>
           <w:lang w:val="fr_FR" w:bidi="fr_FR"/>
         </w:rPr>
+        <w:t>μή πως</w:t>
+      </w:r>
+    </w:p>
+    <w:p>
+      <w:pPr/>
+      <w:r>
+        <w:rPr>
+          <w:lang w:val="fr_FR" w:bidi="fr_FR"/>
+        </w:rPr>
+      </w:r>
+      <w:r>
+        <w:rPr>
+          <w:b/>
+          <w:lang w:val="fr_FR" w:bidi="fr_FR"/>
+        </w:rPr>
         <w:t>« dans la crainte que »</w:t>
       </w:r>
     </w:p>
@@ -28058,6 +28238,21 @@
           <w:b/>
           <w:lang w:val="fr_FR" w:bidi="fr_FR"/>
         </w:rPr>
+        <w:t>ὁ πειράζων</w:t>
+      </w:r>
+    </w:p>
+    <w:p>
+      <w:pPr/>
+      <w:r>
+        <w:rPr>
+          <w:lang w:val="fr_FR" w:bidi="fr_FR"/>
+        </w:rPr>
+      </w:r>
+      <w:r>
+        <w:rPr>
+          <w:b/>
+          <w:lang w:val="fr_FR" w:bidi="fr_FR"/>
+        </w:rPr>
         <w:t>« le tentateur »</w:t>
       </w:r>
     </w:p>
@@ -28154,6 +28349,21 @@
           <w:b/>
           <w:lang w:val="fr_FR" w:bidi="fr_FR"/>
         </w:rPr>
+        <w:t>ἐπείρασεν ὑμᾶς</w:t>
+      </w:r>
+    </w:p>
+    <w:p>
+      <w:pPr/>
+      <w:r>
+        <w:rPr>
+          <w:lang w:val="fr_FR" w:bidi="fr_FR"/>
+        </w:rPr>
+      </w:r>
+      <w:r>
+        <w:rPr>
+          <w:b/>
+          <w:lang w:val="fr_FR" w:bidi="fr_FR"/>
+        </w:rPr>
         <w:t>« ne vous eût tentés »</w:t>
       </w:r>
     </w:p>
@@ -28237,6 +28447,21 @@
           <w:b/>
           <w:lang w:val="fr_FR" w:bidi="fr_FR"/>
         </w:rPr>
+        <w:t>ὁ κόπος ἡμῶν</w:t>
+      </w:r>
+    </w:p>
+    <w:p>
+      <w:pPr/>
+      <w:r>
+        <w:rPr>
+          <w:lang w:val="fr_FR" w:bidi="fr_FR"/>
+        </w:rPr>
+      </w:r>
+      <w:r>
+        <w:rPr>
+          <w:b/>
+          <w:lang w:val="fr_FR" w:bidi="fr_FR"/>
+        </w:rPr>
         <w:t>« nous n’eussions travaillé »</w:t>
       </w:r>
     </w:p>
@@ -28449,6 +28674,21 @@
           <w:b/>
           <w:lang w:val="fr_FR" w:bidi="fr_FR"/>
         </w:rPr>
+        <w:t>δὲ</w:t>
+      </w:r>
+    </w:p>
+    <w:p>
+      <w:pPr/>
+      <w:r>
+        <w:rPr>
+          <w:lang w:val="fr_FR" w:bidi="fr_FR"/>
+        </w:rPr>
+      </w:r>
+      <w:r>
+        <w:rPr>
+          <w:b/>
+          <w:lang w:val="fr_FR" w:bidi="fr_FR"/>
+        </w:rPr>
         <w:t>« Mais »</w:t>
       </w:r>
     </w:p>
@@ -28552,6 +28792,21 @@
           <w:b/>
           <w:lang w:val="fr_FR" w:bidi="fr_FR"/>
         </w:rPr>
+        <w:t>ἄρτι</w:t>
+      </w:r>
+    </w:p>
+    <w:p>
+      <w:pPr/>
+      <w:r>
+        <w:rPr>
+          <w:lang w:val="fr_FR" w:bidi="fr_FR"/>
+        </w:rPr>
+      </w:r>
+      <w:r>
+        <w:rPr>
+          <w:b/>
+          <w:lang w:val="fr_FR" w:bidi="fr_FR"/>
+        </w:rPr>
         <w:t>« Mais Timothée, récemment arrivé ici de chez vous »</w:t>
       </w:r>
     </w:p>
@@ -28635,6 +28890,21 @@
           <w:b/>
           <w:lang w:val="fr_FR" w:bidi="fr_FR"/>
         </w:rPr>
+        <w:t>πρὸς ἡμᾶς &amp; ἡμῖν &amp; ἡμῶν &amp; ἡμᾶς &amp; ἡμεῖς</w:t>
+      </w:r>
+    </w:p>
+    <w:p>
+      <w:pPr/>
+      <w:r>
+        <w:rPr>
+          <w:lang w:val="fr_FR" w:bidi="fr_FR"/>
+        </w:rPr>
+      </w:r>
+      <w:r>
+        <w:rPr>
+          <w:b/>
+          <w:lang w:val="fr_FR" w:bidi="fr_FR"/>
+        </w:rPr>
         <w:t>« nous a donné »</w:t>
       </w:r>
       <w:r>
@@ -28796,6 +29066,21 @@
           <w:b/>
           <w:lang w:val="fr_FR" w:bidi="fr_FR"/>
         </w:rPr>
+        <w:t>τὴν πίστιν καὶ τὴν ἀγάπην ὑμῶν</w:t>
+      </w:r>
+    </w:p>
+    <w:p>
+      <w:pPr/>
+      <w:r>
+        <w:rPr>
+          <w:lang w:val="fr_FR" w:bidi="fr_FR"/>
+        </w:rPr>
+      </w:r>
+      <w:r>
+        <w:rPr>
+          <w:b/>
+          <w:lang w:val="fr_FR" w:bidi="fr_FR"/>
+        </w:rPr>
         <w:t>« votre foi et de votre charité »</w:t>
       </w:r>
     </w:p>
@@ -28911,6 +29196,21 @@
           <w:b/>
           <w:lang w:val="fr_FR" w:bidi="fr_FR"/>
         </w:rPr>
+        <w:t>ἔχετε μνείαν ἡμῶν ἀγαθὴν πάντοτε</w:t>
+      </w:r>
+    </w:p>
+    <w:p>
+      <w:pPr/>
+      <w:r>
+        <w:rPr>
+          <w:lang w:val="fr_FR" w:bidi="fr_FR"/>
+        </w:rPr>
+      </w:r>
+      <w:r>
+        <w:rPr>
+          <w:b/>
+          <w:lang w:val="fr_FR" w:bidi="fr_FR"/>
+        </w:rPr>
         <w:t>« vous avez toujours de nous un bon souvenir »</w:t>
       </w:r>
     </w:p>
@@ -29007,6 +29307,21 @@
           <w:b/>
           <w:lang w:val="fr_FR" w:bidi="fr_FR"/>
         </w:rPr>
+        <w:t>ἐπιποθοῦντες</w:t>
+      </w:r>
+    </w:p>
+    <w:p>
+      <w:pPr/>
+      <w:r>
+        <w:rPr>
+          <w:lang w:val="fr_FR" w:bidi="fr_FR"/>
+        </w:rPr>
+      </w:r>
+      <w:r>
+        <w:rPr>
+          <w:b/>
+          <w:lang w:val="fr_FR" w:bidi="fr_FR"/>
+        </w:rPr>
         <w:t>« désirant »</w:t>
       </w:r>
     </w:p>
@@ -29103,6 +29418,21 @@
           <w:b/>
           <w:lang w:val="fr_FR" w:bidi="fr_FR"/>
         </w:rPr>
+        <w:t>καὶ ἡμεῖς ὑμᾶς</w:t>
+      </w:r>
+    </w:p>
+    <w:p>
+      <w:pPr/>
+      <w:r>
+        <w:rPr>
+          <w:lang w:val="fr_FR" w:bidi="fr_FR"/>
+        </w:rPr>
+      </w:r>
+      <w:r>
+        <w:rPr>
+          <w:b/>
+          <w:lang w:val="fr_FR" w:bidi="fr_FR"/>
+        </w:rPr>
         <w:t>« comme nous désirons aussi vous voir »</w:t>
       </w:r>
     </w:p>
@@ -29226,6 +29556,21 @@
           <w:b/>
           <w:lang w:val="fr_FR" w:bidi="fr_FR"/>
         </w:rPr>
+        <w:t>διὰ τοῦτο</w:t>
+      </w:r>
+    </w:p>
+    <w:p>
+      <w:pPr/>
+      <w:r>
+        <w:rPr>
+          <w:lang w:val="fr_FR" w:bidi="fr_FR"/>
+        </w:rPr>
+      </w:r>
+      <w:r>
+        <w:rPr>
+          <w:b/>
+          <w:lang w:val="fr_FR" w:bidi="fr_FR"/>
+        </w:rPr>
         <w:t>« En conséquence »</w:t>
       </w:r>
     </w:p>
@@ -29336,6 +29681,21 @@
           <w:b/>
           <w:lang w:val="fr_FR" w:bidi="fr_FR"/>
         </w:rPr>
+        <w:t>παρεκλήθημεν</w:t>
+      </w:r>
+    </w:p>
+    <w:p>
+      <w:pPr/>
+      <w:r>
+        <w:rPr>
+          <w:lang w:val="fr_FR" w:bidi="fr_FR"/>
+        </w:rPr>
+      </w:r>
+      <w:r>
+        <w:rPr>
+          <w:b/>
+          <w:lang w:val="fr_FR" w:bidi="fr_FR"/>
+        </w:rPr>
         <w:t>« nous avons été consolés »</w:t>
       </w:r>
     </w:p>
@@ -29411,6 +29771,21 @@
         <w:rPr>
           <w:lang w:val="fr_FR" w:bidi="fr_FR"/>
         </w:rPr>
+      </w:r>
+    </w:p>
+    <w:p>
+      <w:pPr/>
+      <w:r>
+        <w:rPr>
+          <w:lang w:val="fr_FR" w:bidi="fr_FR"/>
+        </w:rPr>
+      </w:r>
+      <w:r>
+        <w:rPr>
+          <w:b/>
+          <w:lang w:val="fr_FR" w:bidi="fr_FR"/>
+        </w:rPr>
+        <w:t>ἐφ’ ὑμῖν</w:t>
       </w:r>
     </w:p>
     <w:p>
@@ -29561,6 +29936,21 @@
           <w:b/>
           <w:lang w:val="fr_FR" w:bidi="fr_FR"/>
         </w:rPr>
+        <w:t>ἐπὶ πάσῃ τῇ ἀνάγκῃ καὶ θλίψει ἡμῶν</w:t>
+      </w:r>
+    </w:p>
+    <w:p>
+      <w:pPr/>
+      <w:r>
+        <w:rPr>
+          <w:lang w:val="fr_FR" w:bidi="fr_FR"/>
+        </w:rPr>
+      </w:r>
+      <w:r>
+        <w:rPr>
+          <w:b/>
+          <w:lang w:val="fr_FR" w:bidi="fr_FR"/>
+        </w:rPr>
         <w:t>« au milieu de toutes nos calamités et de nos tribulations »</w:t>
       </w:r>
     </w:p>
@@ -29676,6 +30066,21 @@
           <w:b/>
           <w:lang w:val="fr_FR" w:bidi="fr_FR"/>
         </w:rPr>
+        <w:t>ἐπὶ πάσῃ τῇ ἀνάγκῃ καὶ θλίψει ἡμῶν, διὰ τῆς ὑμῶν πίστεως</w:t>
+      </w:r>
+    </w:p>
+    <w:p>
+      <w:pPr/>
+      <w:r>
+        <w:rPr>
+          <w:lang w:val="fr_FR" w:bidi="fr_FR"/>
+        </w:rPr>
+      </w:r>
+      <w:r>
+        <w:rPr>
+          <w:b/>
+          <w:lang w:val="fr_FR" w:bidi="fr_FR"/>
+        </w:rPr>
         <w:t xml:space="preserve">« </w:t>
       </w:r>
       <w:r>
@@ -29825,6 +30230,21 @@
           <w:b/>
           <w:lang w:val="fr_FR" w:bidi="fr_FR"/>
         </w:rPr>
+        <w:t>ὅτι</w:t>
+      </w:r>
+    </w:p>
+    <w:p>
+      <w:pPr/>
+      <w:r>
+        <w:rPr>
+          <w:lang w:val="fr_FR" w:bidi="fr_FR"/>
+        </w:rPr>
+      </w:r>
+      <w:r>
+        <w:rPr>
+          <w:b/>
+          <w:lang w:val="fr_FR" w:bidi="fr_FR"/>
+        </w:rPr>
         <w:t>« Car »</w:t>
       </w:r>
     </w:p>
@@ -29940,6 +30360,21 @@
           <w:b/>
           <w:lang w:val="fr_FR" w:bidi="fr_FR"/>
         </w:rPr>
+        <w:t>νῦν ζῶμεν, ἐὰν ὑμεῖς στήκετε ἐν Κυρίῳ</w:t>
+      </w:r>
+    </w:p>
+    <w:p>
+      <w:pPr/>
+      <w:r>
+        <w:rPr>
+          <w:lang w:val="fr_FR" w:bidi="fr_FR"/>
+        </w:rPr>
+      </w:r>
+      <w:r>
+        <w:rPr>
+          <w:b/>
+          <w:lang w:val="fr_FR" w:bidi="fr_FR"/>
+        </w:rPr>
         <w:t>« maintenant nous vivons, puisque vous demeurez fermes dans le Seigneur »</w:t>
       </w:r>
     </w:p>
@@ -30049,6 +30484,21 @@
           <w:b/>
           <w:lang w:val="fr_FR" w:bidi="fr_FR"/>
         </w:rPr>
+        <w:t>ζῶμεν</w:t>
+      </w:r>
+    </w:p>
+    <w:p>
+      <w:pPr/>
+      <w:r>
+        <w:rPr>
+          <w:lang w:val="fr_FR" w:bidi="fr_FR"/>
+        </w:rPr>
+      </w:r>
+      <w:r>
+        <w:rPr>
+          <w:b/>
+          <w:lang w:val="fr_FR" w:bidi="fr_FR"/>
+        </w:rPr>
         <w:t>« nous vivons »</w:t>
       </w:r>
     </w:p>
@@ -30132,6 +30582,21 @@
           <w:b/>
           <w:lang w:val="fr_FR" w:bidi="fr_FR"/>
         </w:rPr>
+        <w:t>ἐὰν</w:t>
+      </w:r>
+    </w:p>
+    <w:p>
+      <w:pPr/>
+      <w:r>
+        <w:rPr>
+          <w:lang w:val="fr_FR" w:bidi="fr_FR"/>
+        </w:rPr>
+      </w:r>
+      <w:r>
+        <w:rPr>
+          <w:b/>
+          <w:lang w:val="fr_FR" w:bidi="fr_FR"/>
+        </w:rPr>
         <w:t>« puisque »</w:t>
       </w:r>
     </w:p>
@@ -30242,6 +30707,21 @@
           <w:b/>
           <w:lang w:val="fr_FR" w:bidi="fr_FR"/>
         </w:rPr>
+        <w:t>ὑμεῖς στήκετε ἐν Κυρίῳ</w:t>
+      </w:r>
+    </w:p>
+    <w:p>
+      <w:pPr/>
+      <w:r>
+        <w:rPr>
+          <w:lang w:val="fr_FR" w:bidi="fr_FR"/>
+        </w:rPr>
+      </w:r>
+      <w:r>
+        <w:rPr>
+          <w:b/>
+          <w:lang w:val="fr_FR" w:bidi="fr_FR"/>
+        </w:rPr>
         <w:t>« vous demeurez fermes dans le Seigneur »</w:t>
       </w:r>
     </w:p>
@@ -30325,6 +30805,21 @@
           <w:b/>
           <w:lang w:val="fr_FR" w:bidi="fr_FR"/>
         </w:rPr>
+        <w:t>ὑμεῖς στήκετε</w:t>
+      </w:r>
+    </w:p>
+    <w:p>
+      <w:pPr/>
+      <w:r>
+        <w:rPr>
+          <w:lang w:val="fr_FR" w:bidi="fr_FR"/>
+        </w:rPr>
+      </w:r>
+      <w:r>
+        <w:rPr>
+          <w:b/>
+          <w:lang w:val="fr_FR" w:bidi="fr_FR"/>
+        </w:rPr>
         <w:t>« puisque vous demeurez fermes »</w:t>
       </w:r>
     </w:p>
@@ -30434,6 +30929,21 @@
         <w:rPr>
           <w:lang w:val="fr_FR" w:bidi="fr_FR"/>
         </w:rPr>
+      </w:r>
+    </w:p>
+    <w:p>
+      <w:pPr/>
+      <w:r>
+        <w:rPr>
+          <w:lang w:val="fr_FR" w:bidi="fr_FR"/>
+        </w:rPr>
+      </w:r>
+      <w:r>
+        <w:rPr>
+          <w:b/>
+          <w:lang w:val="fr_FR" w:bidi="fr_FR"/>
+        </w:rPr>
+        <w:t>νῦν</w:t>
       </w:r>
     </w:p>
     <w:p>
@@ -30706,6 +31216,21 @@
           <w:b/>
           <w:lang w:val="fr_FR" w:bidi="fr_FR"/>
         </w:rPr>
+        <w:t>γὰρ</w:t>
+      </w:r>
+    </w:p>
+    <w:p>
+      <w:pPr/>
+      <w:r>
+        <w:rPr>
+          <w:lang w:val="fr_FR" w:bidi="fr_FR"/>
+        </w:rPr>
+      </w:r>
+      <w:r>
+        <w:rPr>
+          <w:b/>
+          <w:lang w:val="fr_FR" w:bidi="fr_FR"/>
+        </w:rPr>
         <w:t>« En effet »</w:t>
       </w:r>
     </w:p>
@@ -30789,6 +31314,21 @@
           <w:b/>
           <w:lang w:val="fr_FR" w:bidi="fr_FR"/>
         </w:rPr>
+        <w:t>δυνάμεθα &amp; χαίρομεν &amp; ἡμῶν</w:t>
+      </w:r>
+    </w:p>
+    <w:p>
+      <w:pPr/>
+      <w:r>
+        <w:rPr>
+          <w:lang w:val="fr_FR" w:bidi="fr_FR"/>
+        </w:rPr>
+      </w:r>
+      <w:r>
+        <w:rPr>
+          <w:b/>
+          <w:lang w:val="fr_FR" w:bidi="fr_FR"/>
+        </w:rPr>
         <w:t>« nous pouvons »</w:t>
       </w:r>
       <w:r>
@@ -30950,6 +31490,21 @@
           <w:b/>
           <w:lang w:val="fr_FR" w:bidi="fr_FR"/>
         </w:rPr>
+        <w:t>τίνα &amp; εὐχαριστίαν δυνάμεθα τῷ Θεῷ ἀνταποδοῦναι</w:t>
+      </w:r>
+    </w:p>
+    <w:p>
+      <w:pPr/>
+      <w:r>
+        <w:rPr>
+          <w:lang w:val="fr_FR" w:bidi="fr_FR"/>
+        </w:rPr>
+      </w:r>
+      <w:r>
+        <w:rPr>
+          <w:b/>
+          <w:lang w:val="fr_FR" w:bidi="fr_FR"/>
+        </w:rPr>
         <w:t>« Quelles actions de grâces, en effet, nous pouvons rendre à Dieu à votre sujet, pour toute la joie »</w:t>
       </w:r>
     </w:p>
@@ -31033,6 +31588,21 @@
           <w:b/>
           <w:lang w:val="fr_FR" w:bidi="fr_FR"/>
         </w:rPr>
+        <w:t>τῷ Θεῷ &amp; τοῦ Θεοῦ ἡμῶν</w:t>
+      </w:r>
+    </w:p>
+    <w:p>
+      <w:pPr/>
+      <w:r>
+        <w:rPr>
+          <w:lang w:val="fr_FR" w:bidi="fr_FR"/>
+        </w:rPr>
+      </w:r>
+      <w:r>
+        <w:rPr>
+          <w:b/>
+          <w:lang w:val="fr_FR" w:bidi="fr_FR"/>
+        </w:rPr>
         <w:t>« à Dieu »</w:t>
       </w:r>
       <w:r>
@@ -31155,6 +31725,21 @@
           <w:b/>
           <w:lang w:val="fr_FR" w:bidi="fr_FR"/>
         </w:rPr>
+        <w:t>ἐπὶ πάσῃ τῇ χαρᾷ ᾗ χαίρομεν</w:t>
+      </w:r>
+    </w:p>
+    <w:p>
+      <w:pPr/>
+      <w:r>
+        <w:rPr>
+          <w:lang w:val="fr_FR" w:bidi="fr_FR"/>
+        </w:rPr>
+      </w:r>
+      <w:r>
+        <w:rPr>
+          <w:b/>
+          <w:lang w:val="fr_FR" w:bidi="fr_FR"/>
+        </w:rPr>
         <w:t>« pour toute la joie que nous éprouvons »</w:t>
       </w:r>
     </w:p>
@@ -31251,6 +31836,21 @@
           <w:b/>
           <w:lang w:val="fr_FR" w:bidi="fr_FR"/>
         </w:rPr>
+        <w:t>ἐπὶ πάσῃ τῇ χαρᾷ ᾗ χαίρομεν</w:t>
+      </w:r>
+    </w:p>
+    <w:p>
+      <w:pPr/>
+      <w:r>
+        <w:rPr>
+          <w:lang w:val="fr_FR" w:bidi="fr_FR"/>
+        </w:rPr>
+      </w:r>
+      <w:r>
+        <w:rPr>
+          <w:b/>
+          <w:lang w:val="fr_FR" w:bidi="fr_FR"/>
+        </w:rPr>
         <w:t>« pour toute la joie que nous éprouvons à cause de vous »</w:t>
       </w:r>
     </w:p>
@@ -31348,6 +31948,21 @@
           <w:b/>
           <w:lang w:val="fr_FR" w:bidi="fr_FR"/>
         </w:rPr>
+        <w:t>ἔμπροσθεν τοῦ Θεοῦ ἡμῶν</w:t>
+      </w:r>
+    </w:p>
+    <w:p>
+      <w:pPr/>
+      <w:r>
+        <w:rPr>
+          <w:lang w:val="fr_FR" w:bidi="fr_FR"/>
+        </w:rPr>
+      </w:r>
+      <w:r>
+        <w:rPr>
+          <w:b/>
+          <w:lang w:val="fr_FR" w:bidi="fr_FR"/>
+        </w:rPr>
         <w:t>« devant notre Dieu »</w:t>
       </w:r>
     </w:p>
@@ -31438,6 +32053,21 @@
           <w:b/>
           <w:lang w:val="fr_FR" w:bidi="fr_FR"/>
         </w:rPr>
+        <w:t>τίνα γὰρ εὐχαριστίαν δυνάμεθα τῷ Θεῷ ἀνταποδοῦναι περὶ ὑμῶν, ἐπὶ πάσῃ τῇ χαρᾷ ᾗ χαίρομεν δι’ ὑμᾶς, ἔμπροσθεν τοῦ Θεοῦ ἡμῶν. νυκτὸς καὶ ἡμέρας, ὑπέρἐκπερισσοῦ δεόμενοι εἰς τὸ ἰδεῖν ὑμῶν τὸ πρόσωπον, καὶ καταρτίσαι τὰ ὑστερήματα τῆς πίστεως ὑμῶν</w:t>
+      </w:r>
+    </w:p>
+    <w:p>
+      <w:pPr/>
+      <w:r>
+        <w:rPr>
+          <w:lang w:val="fr_FR" w:bidi="fr_FR"/>
+        </w:rPr>
+      </w:r>
+      <w:r>
+        <w:rPr>
+          <w:b/>
+          <w:lang w:val="fr_FR" w:bidi="fr_FR"/>
+        </w:rPr>
         <w:t>« »</w:t>
       </w:r>
     </w:p>
@@ -31547,6 +32177,21 @@
           <w:b/>
           <w:lang w:val="fr_FR" w:bidi="fr_FR"/>
         </w:rPr>
+        <w:t>νυκτὸς καὶ ἡμέρας</w:t>
+      </w:r>
+    </w:p>
+    <w:p>
+      <w:pPr/>
+      <w:r>
+        <w:rPr>
+          <w:lang w:val="fr_FR" w:bidi="fr_FR"/>
+        </w:rPr>
+      </w:r>
+      <w:r>
+        <w:rPr>
+          <w:b/>
+          <w:lang w:val="fr_FR" w:bidi="fr_FR"/>
+        </w:rPr>
         <w:t>« nuit et jour »</w:t>
       </w:r>
     </w:p>
@@ -31669,6 +32314,21 @@
           <w:b/>
           <w:lang w:val="fr_FR" w:bidi="fr_FR"/>
         </w:rPr>
+        <w:t>ὑπέρἐκπερισσοῦ δεόμενοι</w:t>
+      </w:r>
+    </w:p>
+    <w:p>
+      <w:pPr/>
+      <w:r>
+        <w:rPr>
+          <w:lang w:val="fr_FR" w:bidi="fr_FR"/>
+        </w:rPr>
+      </w:r>
+      <w:r>
+        <w:rPr>
+          <w:b/>
+          <w:lang w:val="fr_FR" w:bidi="fr_FR"/>
+        </w:rPr>
         <w:t>« nous le prions avec une extrême ardeur »</w:t>
       </w:r>
     </w:p>
@@ -31778,6 +32438,21 @@
           <w:b/>
           <w:lang w:val="fr_FR" w:bidi="fr_FR"/>
         </w:rPr>
+        <w:t>εἰς τὸ ἰδεῖν ὑμῶν τὸ πρόσωπον</w:t>
+      </w:r>
+    </w:p>
+    <w:p>
+      <w:pPr/>
+      <w:r>
+        <w:rPr>
+          <w:lang w:val="fr_FR" w:bidi="fr_FR"/>
+        </w:rPr>
+      </w:r>
+      <w:r>
+        <w:rPr>
+          <w:b/>
+          <w:lang w:val="fr_FR" w:bidi="fr_FR"/>
+        </w:rPr>
         <w:t>« vous voir »</w:t>
       </w:r>
     </w:p>
@@ -31881,6 +32556,21 @@
           <w:b/>
           <w:lang w:val="fr_FR" w:bidi="fr_FR"/>
         </w:rPr>
+        <w:t>ὑμῶν τὸ πρόσωπον</w:t>
+      </w:r>
+    </w:p>
+    <w:p>
+      <w:pPr/>
+      <w:r>
+        <w:rPr>
+          <w:lang w:val="fr_FR" w:bidi="fr_FR"/>
+        </w:rPr>
+      </w:r>
+      <w:r>
+        <w:rPr>
+          <w:b/>
+          <w:lang w:val="fr_FR" w:bidi="fr_FR"/>
+        </w:rPr>
         <w:t>« vous voir »</w:t>
       </w:r>
     </w:p>
@@ -31978,6 +32668,21 @@
           <w:b/>
           <w:lang w:val="fr_FR" w:bidi="fr_FR"/>
         </w:rPr>
+        <w:t>καταρτίσαι τὰ ὑστερήματα τῆς πίστεως ὑμῶν</w:t>
+      </w:r>
+    </w:p>
+    <w:p>
+      <w:pPr/>
+      <w:r>
+        <w:rPr>
+          <w:lang w:val="fr_FR" w:bidi="fr_FR"/>
+        </w:rPr>
+      </w:r>
+      <w:r>
+        <w:rPr>
+          <w:b/>
+          <w:lang w:val="fr_FR" w:bidi="fr_FR"/>
+        </w:rPr>
         <w:t>« de compléter ce qui manque à votre foi »</w:t>
       </w:r>
     </w:p>
@@ -32074,6 +32779,21 @@
           <w:b/>
           <w:lang w:val="fr_FR" w:bidi="fr_FR"/>
         </w:rPr>
+        <w:t>τῆς πίστεως ὑμῶν</w:t>
+      </w:r>
+    </w:p>
+    <w:p>
+      <w:pPr/>
+      <w:r>
+        <w:rPr>
+          <w:lang w:val="fr_FR" w:bidi="fr_FR"/>
+        </w:rPr>
+      </w:r>
+      <w:r>
+        <w:rPr>
+          <w:b/>
+          <w:lang w:val="fr_FR" w:bidi="fr_FR"/>
+        </w:rPr>
         <w:t xml:space="preserve">« </w:t>
       </w:r>
       <w:r>
@@ -32183,6 +32903,21 @@
           <w:b/>
           <w:lang w:val="fr_FR" w:bidi="fr_FR"/>
         </w:rPr>
+        <w:t>δὲ</w:t>
+      </w:r>
+    </w:p>
+    <w:p>
+      <w:pPr/>
+      <w:r>
+        <w:rPr>
+          <w:lang w:val="fr_FR" w:bidi="fr_FR"/>
+        </w:rPr>
+      </w:r>
+      <w:r>
+        <w:rPr>
+          <w:b/>
+          <w:lang w:val="fr_FR" w:bidi="fr_FR"/>
+        </w:rPr>
         <w:t>« - Que »</w:t>
       </w:r>
     </w:p>
@@ -32272,6 +33007,21 @@
         <w:rPr>
           <w:lang w:val="fr_FR" w:bidi="fr_FR"/>
         </w:rPr>
+      </w:r>
+    </w:p>
+    <w:p>
+      <w:pPr/>
+      <w:r>
+        <w:rPr>
+          <w:lang w:val="fr_FR" w:bidi="fr_FR"/>
+        </w:rPr>
+      </w:r>
+      <w:r>
+        <w:rPr>
+          <w:b/>
+          <w:lang w:val="fr_FR" w:bidi="fr_FR"/>
+        </w:rPr>
+        <w:t>αὐτὸς &amp; ὁ Θεὸς καὶ Πατὴρ ἡμῶν, καὶ ὁ Κύριος ἡμῶν, Ἰησοῦς, κατευθύναι τὴν ὁδὸν ἡμῶν πρὸς ὑμᾶς</w:t>
       </w:r>
     </w:p>
     <w:p>
@@ -32440,6 +33190,21 @@
           <w:b/>
           <w:lang w:val="fr_FR" w:bidi="fr_FR"/>
         </w:rPr>
+        <w:t>ὁ Θεὸς καὶ Πατὴρ ἡμῶν</w:t>
+      </w:r>
+    </w:p>
+    <w:p>
+      <w:pPr/>
+      <w:r>
+        <w:rPr>
+          <w:lang w:val="fr_FR" w:bidi="fr_FR"/>
+        </w:rPr>
+      </w:r>
+      <w:r>
+        <w:rPr>
+          <w:b/>
+          <w:lang w:val="fr_FR" w:bidi="fr_FR"/>
+        </w:rPr>
         <w:t>« Dieu lui-même, notre Père »</w:t>
       </w:r>
     </w:p>
@@ -32575,6 +33340,21 @@
           <w:b/>
           <w:lang w:val="fr_FR" w:bidi="fr_FR"/>
         </w:rPr>
+        <w:t>αὐτὸς &amp; ὁ Θεὸς καὶ Πατὴρ ἡμῶν</w:t>
+      </w:r>
+    </w:p>
+    <w:p>
+      <w:pPr/>
+      <w:r>
+        <w:rPr>
+          <w:lang w:val="fr_FR" w:bidi="fr_FR"/>
+        </w:rPr>
+      </w:r>
+      <w:r>
+        <w:rPr>
+          <w:b/>
+          <w:lang w:val="fr_FR" w:bidi="fr_FR"/>
+        </w:rPr>
         <w:t>« notre Dieu et Père lui-même »</w:t>
       </w:r>
     </w:p>
@@ -32671,6 +33451,21 @@
           <w:b/>
           <w:lang w:val="fr_FR" w:bidi="fr_FR"/>
         </w:rPr>
+        <w:t>ἡμῶν &amp; ἡμῶν &amp; ἡμῶν</w:t>
+      </w:r>
+    </w:p>
+    <w:p>
+      <w:pPr/>
+      <w:r>
+        <w:rPr>
+          <w:lang w:val="fr_FR" w:bidi="fr_FR"/>
+        </w:rPr>
+      </w:r>
+      <w:r>
+        <w:rPr>
+          <w:b/>
+          <w:lang w:val="fr_FR" w:bidi="fr_FR"/>
+        </w:rPr>
         <w:t>« notre Père »</w:t>
       </w:r>
       <w:r>
@@ -32917,6 +33712,21 @@
           <w:b/>
           <w:lang w:val="fr_FR" w:bidi="fr_FR"/>
         </w:rPr>
+        <w:t>δὲ</w:t>
+      </w:r>
+    </w:p>
+    <w:p>
+      <w:pPr/>
+      <w:r>
+        <w:rPr>
+          <w:lang w:val="fr_FR" w:bidi="fr_FR"/>
+        </w:rPr>
+      </w:r>
+      <w:r>
+        <w:rPr>
+          <w:b/>
+          <w:lang w:val="fr_FR" w:bidi="fr_FR"/>
+        </w:rPr>
         <w:t>« - Que »</w:t>
       </w:r>
     </w:p>
@@ -33013,6 +33823,21 @@
           <w:b/>
           <w:lang w:val="fr_FR" w:bidi="fr_FR"/>
         </w:rPr>
+        <w:t>ὑμᾶς &amp; ὁ Κύριος πλεονάσαι καὶ περισσεύσαι</w:t>
+      </w:r>
+    </w:p>
+    <w:p>
+      <w:pPr/>
+      <w:r>
+        <w:rPr>
+          <w:lang w:val="fr_FR" w:bidi="fr_FR"/>
+        </w:rPr>
+      </w:r>
+      <w:r>
+        <w:rPr>
+          <w:b/>
+          <w:lang w:val="fr_FR" w:bidi="fr_FR"/>
+        </w:rPr>
         <w:t>« Que le Seigneur augmente de plus en plus »</w:t>
       </w:r>
     </w:p>
@@ -33110,6 +33935,21 @@
           <w:b/>
           <w:lang w:val="fr_FR" w:bidi="fr_FR"/>
         </w:rPr>
+        <w:t>τῇ ἀγάπῃ εἰς ἀλλήλους, καὶ εἰς πάντας, καθάπερ καὶ ἡμεῖς εἰς ὑμᾶς</w:t>
+      </w:r>
+    </w:p>
+    <w:p>
+      <w:pPr/>
+      <w:r>
+        <w:rPr>
+          <w:lang w:val="fr_FR" w:bidi="fr_FR"/>
+        </w:rPr>
+      </w:r>
+      <w:r>
+        <w:rPr>
+          <w:b/>
+          <w:lang w:val="fr_FR" w:bidi="fr_FR"/>
+        </w:rPr>
         <w:t>« cette charité que nous avons nous-mêmes pour vous »</w:t>
       </w:r>
     </w:p>
@@ -33206,6 +34046,21 @@
           <w:b/>
           <w:lang w:val="fr_FR" w:bidi="fr_FR"/>
         </w:rPr>
+        <w:t>εἰς πάντας</w:t>
+      </w:r>
+    </w:p>
+    <w:p>
+      <w:pPr/>
+      <w:r>
+        <w:rPr>
+          <w:lang w:val="fr_FR" w:bidi="fr_FR"/>
+        </w:rPr>
+      </w:r>
+      <w:r>
+        <w:rPr>
+          <w:b/>
+          <w:lang w:val="fr_FR" w:bidi="fr_FR"/>
+        </w:rPr>
         <w:t>« à l’égard de tous »</w:t>
       </w:r>
     </w:p>
@@ -33296,6 +34151,21 @@
           <w:b/>
           <w:lang w:val="fr_FR" w:bidi="fr_FR"/>
         </w:rPr>
+        <w:t>καὶ ἡμεῖς εἰς ὑμᾶς</w:t>
+      </w:r>
+    </w:p>
+    <w:p>
+      <w:pPr/>
+      <w:r>
+        <w:rPr>
+          <w:lang w:val="fr_FR" w:bidi="fr_FR"/>
+        </w:rPr>
+      </w:r>
+      <w:r>
+        <w:rPr>
+          <w:b/>
+          <w:lang w:val="fr_FR" w:bidi="fr_FR"/>
+        </w:rPr>
         <w:t>« que nous avons nous-mêmes pour vous »</w:t>
       </w:r>
     </w:p>
@@ -33489,6 +34359,21 @@
           <w:b/>
           <w:lang w:val="fr_FR" w:bidi="fr_FR"/>
         </w:rPr>
+        <w:t>εἰς τὸ στηρίξαι</w:t>
+      </w:r>
+    </w:p>
+    <w:p>
+      <w:pPr/>
+      <w:r>
+        <w:rPr>
+          <w:lang w:val="fr_FR" w:bidi="fr_FR"/>
+        </w:rPr>
+      </w:r>
+      <w:r>
+        <w:rPr>
+          <w:b/>
+          <w:lang w:val="fr_FR" w:bidi="fr_FR"/>
+        </w:rPr>
         <w:t>« afin d'affermir »</w:t>
       </w:r>
     </w:p>
@@ -33585,6 +34470,21 @@
           <w:b/>
           <w:lang w:val="fr_FR" w:bidi="fr_FR"/>
         </w:rPr>
+        <w:t>εἰς τὸ στηρίξαι ὑμῶν τὰς καρδίας</w:t>
+      </w:r>
+    </w:p>
+    <w:p>
+      <w:pPr/>
+      <w:r>
+        <w:rPr>
+          <w:lang w:val="fr_FR" w:bidi="fr_FR"/>
+        </w:rPr>
+      </w:r>
+      <w:r>
+        <w:rPr>
+          <w:b/>
+          <w:lang w:val="fr_FR" w:bidi="fr_FR"/>
+        </w:rPr>
         <w:t>« afin d’affermir vos cœurs »</w:t>
       </w:r>
     </w:p>
@@ -33668,6 +34568,21 @@
           <w:b/>
           <w:lang w:val="fr_FR" w:bidi="fr_FR"/>
         </w:rPr>
+        <w:t>ὑμῶν τὰς καρδίας, ἀμέμπτους</w:t>
+      </w:r>
+    </w:p>
+    <w:p>
+      <w:pPr/>
+      <w:r>
+        <w:rPr>
+          <w:lang w:val="fr_FR" w:bidi="fr_FR"/>
+        </w:rPr>
+      </w:r>
+      <w:r>
+        <w:rPr>
+          <w:b/>
+          <w:lang w:val="fr_FR" w:bidi="fr_FR"/>
+        </w:rPr>
         <w:t>« vos cœurs pour qu’ils soient irréprochables »</w:t>
       </w:r>
     </w:p>
@@ -33784,6 +34699,21 @@
           <w:b/>
           <w:lang w:val="fr_FR" w:bidi="fr_FR"/>
         </w:rPr>
+        <w:t>ἐν ἁγιωσύνῃ</w:t>
+      </w:r>
+    </w:p>
+    <w:p>
+      <w:pPr/>
+      <w:r>
+        <w:rPr>
+          <w:lang w:val="fr_FR" w:bidi="fr_FR"/>
+        </w:rPr>
+      </w:r>
+      <w:r>
+        <w:rPr>
+          <w:b/>
+          <w:lang w:val="fr_FR" w:bidi="fr_FR"/>
+        </w:rPr>
         <w:t>« dans la sainteté »</w:t>
       </w:r>
     </w:p>
@@ -33886,6 +34816,21 @@
           <w:b/>
           <w:lang w:val="fr_FR" w:bidi="fr_FR"/>
         </w:rPr>
+        <w:t>ἔμπροσθεν τοῦ Θεοῦ καὶ Πατρὸς ἡμῶν</w:t>
+      </w:r>
+    </w:p>
+    <w:p>
+      <w:pPr/>
+      <w:r>
+        <w:rPr>
+          <w:lang w:val="fr_FR" w:bidi="fr_FR"/>
+        </w:rPr>
+      </w:r>
+      <w:r>
+        <w:rPr>
+          <w:b/>
+          <w:lang w:val="fr_FR" w:bidi="fr_FR"/>
+        </w:rPr>
         <w:t>« devant Dieu notre Père »</w:t>
       </w:r>
     </w:p>
@@ -33982,6 +34927,21 @@
           <w:b/>
           <w:lang w:val="fr_FR" w:bidi="fr_FR"/>
         </w:rPr>
+        <w:t>τοῦ Θεοῦ καὶ Πατρὸς ἡμῶν</w:t>
+      </w:r>
+    </w:p>
+    <w:p>
+      <w:pPr/>
+      <w:r>
+        <w:rPr>
+          <w:lang w:val="fr_FR" w:bidi="fr_FR"/>
+        </w:rPr>
+      </w:r>
+      <w:r>
+        <w:rPr>
+          <w:b/>
+          <w:lang w:val="fr_FR" w:bidi="fr_FR"/>
+        </w:rPr>
         <w:t>« Dieu notre Père »</w:t>
       </w:r>
     </w:p>
@@ -34097,6 +35057,21 @@
           <w:b/>
           <w:lang w:val="fr_FR" w:bidi="fr_FR"/>
         </w:rPr>
+        <w:t>ἡμῶν</w:t>
+      </w:r>
+    </w:p>
+    <w:p>
+      <w:pPr/>
+      <w:r>
+        <w:rPr>
+          <w:lang w:val="fr_FR" w:bidi="fr_FR"/>
+        </w:rPr>
+      </w:r>
+      <w:r>
+        <w:rPr>
+          <w:b/>
+          <w:lang w:val="fr_FR" w:bidi="fr_FR"/>
+        </w:rPr>
         <w:t>« notre Père »</w:t>
       </w:r>
       <w:r>
@@ -34219,6 +35194,21 @@
           <w:b/>
           <w:lang w:val="fr_FR" w:bidi="fr_FR"/>
         </w:rPr>
+        <w:t>ἐν τῇ παρουσίᾳ τοῦ Κυρίου ἡμῶν, Ἰησοῦ</w:t>
+      </w:r>
+    </w:p>
+    <w:p>
+      <w:pPr/>
+      <w:r>
+        <w:rPr>
+          <w:lang w:val="fr_FR" w:bidi="fr_FR"/>
+        </w:rPr>
+      </w:r>
+      <w:r>
+        <w:rPr>
+          <w:b/>
+          <w:lang w:val="fr_FR" w:bidi="fr_FR"/>
+        </w:rPr>
         <w:t>« lors de l’avènement de notre Seigneur Jésus »</w:t>
       </w:r>
     </w:p>
@@ -34295,6 +35285,21 @@
         <w:rPr>
           <w:lang w:val="fr_FR" w:bidi="fr_FR"/>
         </w:rPr>
+      </w:r>
+    </w:p>
+    <w:p>
+      <w:pPr/>
+      <w:r>
+        <w:rPr>
+          <w:lang w:val="fr_FR" w:bidi="fr_FR"/>
+        </w:rPr>
+      </w:r>
+      <w:r>
+        <w:rPr>
+          <w:b/>
+          <w:lang w:val="fr_FR" w:bidi="fr_FR"/>
+        </w:rPr>
+        <w:t>μετὰ πάντων τῶν ἁγίων αὐτοῦ</w:t>
       </w:r>
     </w:p>
     <w:p>
@@ -34559,6 +35564,21 @@
           <w:b/>
           <w:lang w:val="fr_FR" w:bidi="fr_FR"/>
         </w:rPr>
+        <w:t>οὖν</w:t>
+      </w:r>
+    </w:p>
+    <w:p>
+      <w:pPr/>
+      <w:r>
+        <w:rPr>
+          <w:lang w:val="fr_FR" w:bidi="fr_FR"/>
+        </w:rPr>
+      </w:r>
+      <w:r>
+        <w:rPr>
+          <w:b/>
+          <w:lang w:val="fr_FR" w:bidi="fr_FR"/>
+        </w:rPr>
         <w:t>« Au reste »</w:t>
       </w:r>
     </w:p>
@@ -34676,6 +35696,21 @@
           <w:b/>
           <w:lang w:val="fr_FR" w:bidi="fr_FR"/>
         </w:rPr>
+        <w:t>λοιπὸν</w:t>
+      </w:r>
+    </w:p>
+    <w:p>
+      <w:pPr/>
+      <w:r>
+        <w:rPr>
+          <w:lang w:val="fr_FR" w:bidi="fr_FR"/>
+        </w:rPr>
+      </w:r>
+      <w:r>
+        <w:rPr>
+          <w:b/>
+          <w:lang w:val="fr_FR" w:bidi="fr_FR"/>
+        </w:rPr>
         <w:t>« Au reste »</w:t>
       </w:r>
     </w:p>
@@ -34772,6 +35807,21 @@
           <w:b/>
           <w:lang w:val="fr_FR" w:bidi="fr_FR"/>
         </w:rPr>
+        <w:t>ἐρωτῶμεν ὑμᾶς καὶ παρακαλοῦμεν</w:t>
+      </w:r>
+    </w:p>
+    <w:p>
+      <w:pPr/>
+      <w:r>
+        <w:rPr>
+          <w:lang w:val="fr_FR" w:bidi="fr_FR"/>
+        </w:rPr>
+      </w:r>
+      <w:r>
+        <w:rPr>
+          <w:b/>
+          <w:lang w:val="fr_FR" w:bidi="fr_FR"/>
+        </w:rPr>
         <w:t>« nous vous prions et nous vous conjurons »</w:t>
       </w:r>
     </w:p>
@@ -34894,6 +35944,21 @@
           <w:b/>
           <w:lang w:val="fr_FR" w:bidi="fr_FR"/>
         </w:rPr>
+        <w:t>ἐν Κυρίῳ Ἰησοῦ</w:t>
+      </w:r>
+    </w:p>
+    <w:p>
+      <w:pPr/>
+      <w:r>
+        <w:rPr>
+          <w:lang w:val="fr_FR" w:bidi="fr_FR"/>
+        </w:rPr>
+      </w:r>
+      <w:r>
+        <w:rPr>
+          <w:b/>
+          <w:lang w:val="fr_FR" w:bidi="fr_FR"/>
+        </w:rPr>
         <w:t>« au nom du Seigneur Jésus »</w:t>
       </w:r>
     </w:p>
@@ -35030,6 +36095,21 @@
           <w:b/>
           <w:lang w:val="fr_FR" w:bidi="fr_FR"/>
         </w:rPr>
+        <w:t>περιπατεῖν &amp; περιπατεῖτε</w:t>
+      </w:r>
+    </w:p>
+    <w:p>
+      <w:pPr/>
+      <w:r>
+        <w:rPr>
+          <w:lang w:val="fr_FR" w:bidi="fr_FR"/>
+        </w:rPr>
+      </w:r>
+      <w:r>
+        <w:rPr>
+          <w:b/>
+          <w:lang w:val="fr_FR" w:bidi="fr_FR"/>
+        </w:rPr>
         <w:t>« vous conduire »</w:t>
       </w:r>
       <w:r>
@@ -35197,6 +36277,21 @@
           <w:b/>
           <w:lang w:val="fr_FR" w:bidi="fr_FR"/>
         </w:rPr>
+        <w:t>περιπατεῖν καὶ ἀρέσκειν Θεῷ</w:t>
+      </w:r>
+    </w:p>
+    <w:p>
+      <w:pPr/>
+      <w:r>
+        <w:rPr>
+          <w:lang w:val="fr_FR" w:bidi="fr_FR"/>
+        </w:rPr>
+      </w:r>
+      <w:r>
+        <w:rPr>
+          <w:b/>
+          <w:lang w:val="fr_FR" w:bidi="fr_FR"/>
+        </w:rPr>
         <w:t>« vous conduire et plaire à Dieu »</w:t>
       </w:r>
     </w:p>
@@ -35293,6 +36388,21 @@
           <w:b/>
           <w:lang w:val="fr_FR" w:bidi="fr_FR"/>
         </w:rPr>
+        <w:t>ἵνα</w:t>
+      </w:r>
+    </w:p>
+    <w:p>
+      <w:pPr/>
+      <w:r>
+        <w:rPr>
+          <w:lang w:val="fr_FR" w:bidi="fr_FR"/>
+        </w:rPr>
+      </w:r>
+      <w:r>
+        <w:rPr>
+          <w:b/>
+          <w:lang w:val="fr_FR" w:bidi="fr_FR"/>
+        </w:rPr>
         <w:t>« de marcher à cet égard de progrès en progrès »</w:t>
       </w:r>
     </w:p>
@@ -35396,6 +36506,21 @@
           <w:b/>
           <w:lang w:val="fr_FR" w:bidi="fr_FR"/>
         </w:rPr>
+        <w:t>περισσεύητε μᾶλλον</w:t>
+      </w:r>
+    </w:p>
+    <w:p>
+      <w:pPr/>
+      <w:r>
+        <w:rPr>
+          <w:lang w:val="fr_FR" w:bidi="fr_FR"/>
+        </w:rPr>
+      </w:r>
+      <w:r>
+        <w:rPr>
+          <w:b/>
+          <w:lang w:val="fr_FR" w:bidi="fr_FR"/>
+        </w:rPr>
         <w:t>« de marcher à cet égard de progrès en progrès »</w:t>
       </w:r>
     </w:p>
@@ -35506,6 +36631,21 @@
           <w:b/>
           <w:lang w:val="fr_FR" w:bidi="fr_FR"/>
         </w:rPr>
+        <w:t>γὰρ</w:t>
+      </w:r>
+    </w:p>
+    <w:p>
+      <w:pPr/>
+      <w:r>
+        <w:rPr>
+          <w:lang w:val="fr_FR" w:bidi="fr_FR"/>
+        </w:rPr>
+      </w:r>
+      <w:r>
+        <w:rPr>
+          <w:b/>
+          <w:lang w:val="fr_FR" w:bidi="fr_FR"/>
+        </w:rPr>
         <w:t>« en effet »</w:t>
       </w:r>
     </w:p>
@@ -35614,6 +36754,21 @@
           <w:b/>
           <w:lang w:val="fr_FR" w:bidi="fr_FR"/>
         </w:rPr>
+        <w:t>ἐδώκαμεν ὑμῖν</w:t>
+      </w:r>
+    </w:p>
+    <w:p>
+      <w:pPr/>
+      <w:r>
+        <w:rPr>
+          <w:lang w:val="fr_FR" w:bidi="fr_FR"/>
+        </w:rPr>
+      </w:r>
+      <w:r>
+        <w:rPr>
+          <w:b/>
+          <w:lang w:val="fr_FR" w:bidi="fr_FR"/>
+        </w:rPr>
         <w:t>« nous vous avons donnés »</w:t>
       </w:r>
     </w:p>
@@ -35709,6 +36864,21 @@
           <w:b/>
           <w:lang w:val="fr_FR" w:bidi="fr_FR"/>
         </w:rPr>
+        <w:t>διὰ τοῦ Κυρίου Ἰησοῦ</w:t>
+      </w:r>
+    </w:p>
+    <w:p>
+      <w:pPr/>
+      <w:r>
+        <w:rPr>
+          <w:lang w:val="fr_FR" w:bidi="fr_FR"/>
+        </w:rPr>
+      </w:r>
+      <w:r>
+        <w:rPr>
+          <w:b/>
+          <w:lang w:val="fr_FR" w:bidi="fr_FR"/>
+        </w:rPr>
         <w:t>« de la part du Seigneur Jésus »</w:t>
       </w:r>
     </w:p>
@@ -35805,6 +36975,21 @@
           <w:b/>
           <w:lang w:val="fr_FR" w:bidi="fr_FR"/>
         </w:rPr>
+        <w:t>γάρ</w:t>
+      </w:r>
+    </w:p>
+    <w:p>
+      <w:pPr/>
+      <w:r>
+        <w:rPr>
+          <w:lang w:val="fr_FR" w:bidi="fr_FR"/>
+        </w:rPr>
+      </w:r>
+      <w:r>
+        <w:rPr>
+          <w:b/>
+          <w:lang w:val="fr_FR" w:bidi="fr_FR"/>
+        </w:rPr>
         <w:t>« - Ce que »</w:t>
       </w:r>
     </w:p>
@@ -35947,6 +37132,21 @@
           <w:b/>
           <w:lang w:val="fr_FR" w:bidi="fr_FR"/>
         </w:rPr>
+        <w:t>τοῦτο &amp; ἐστιν θέλημα τοῦ Θεοῦ, ὁ ἁγιασμὸς ὑμῶν</w:t>
+      </w:r>
+    </w:p>
+    <w:p>
+      <w:pPr/>
+      <w:r>
+        <w:rPr>
+          <w:lang w:val="fr_FR" w:bidi="fr_FR"/>
+        </w:rPr>
+      </w:r>
+      <w:r>
+        <w:rPr>
+          <w:b/>
+          <w:lang w:val="fr_FR" w:bidi="fr_FR"/>
+        </w:rPr>
         <w:t>« Ce que Dieu veut, c’est votre sanctification »</w:t>
       </w:r>
     </w:p>
@@ -36043,6 +37243,21 @@
           <w:b/>
           <w:lang w:val="fr_FR" w:bidi="fr_FR"/>
         </w:rPr>
+        <w:t>θέλημα τοῦ Θεοῦ, ὁ ἁγιασμὸς ὑμῶν</w:t>
+      </w:r>
+    </w:p>
+    <w:p>
+      <w:pPr/>
+      <w:r>
+        <w:rPr>
+          <w:lang w:val="fr_FR" w:bidi="fr_FR"/>
+        </w:rPr>
+      </w:r>
+      <w:r>
+        <w:rPr>
+          <w:b/>
+          <w:lang w:val="fr_FR" w:bidi="fr_FR"/>
+        </w:rPr>
         <w:t>« Ce que Dieu veut, c’est votre sanctification »</w:t>
       </w:r>
     </w:p>
@@ -36153,6 +37368,21 @@
           <w:b/>
           <w:lang w:val="fr_FR" w:bidi="fr_FR"/>
         </w:rPr>
+        <w:t>ὁ ἁγιασμὸς ὑμῶν, ἀπέχεσθαι ὑμᾶς</w:t>
+      </w:r>
+    </w:p>
+    <w:p>
+      <w:pPr/>
+      <w:r>
+        <w:rPr>
+          <w:lang w:val="fr_FR" w:bidi="fr_FR"/>
+        </w:rPr>
+      </w:r>
+      <w:r>
+        <w:rPr>
+          <w:b/>
+          <w:lang w:val="fr_FR" w:bidi="fr_FR"/>
+        </w:rPr>
         <w:t>« votre sanctification ; c’est que vous vous absteniez »</w:t>
       </w:r>
     </w:p>
@@ -36267,6 +37497,21 @@
           <w:b/>
           <w:lang w:val="fr_FR" w:bidi="fr_FR"/>
         </w:rPr>
+        <w:t>ἀπέχεσθαι ὑμᾶς ἀπὸ</w:t>
+      </w:r>
+    </w:p>
+    <w:p>
+      <w:pPr/>
+      <w:r>
+        <w:rPr>
+          <w:lang w:val="fr_FR" w:bidi="fr_FR"/>
+        </w:rPr>
+      </w:r>
+      <w:r>
+        <w:rPr>
+          <w:b/>
+          <w:lang w:val="fr_FR" w:bidi="fr_FR"/>
+        </w:rPr>
         <w:t>« c’est que vous vous absteniez de »</w:t>
       </w:r>
     </w:p>
@@ -36330,6 +37575,21 @@
           <w:b/>
           <w:lang w:val="fr_FR" w:bidi="fr_FR"/>
         </w:rPr>
+        <w:t>τῆς πορνείας</w:t>
+      </w:r>
+    </w:p>
+    <w:p>
+      <w:pPr/>
+      <w:r>
+        <w:rPr>
+          <w:lang w:val="fr_FR" w:bidi="fr_FR"/>
+        </w:rPr>
+      </w:r>
+      <w:r>
+        <w:rPr>
+          <w:b/>
+          <w:lang w:val="fr_FR" w:bidi="fr_FR"/>
+        </w:rPr>
         <w:t>« c'est que vous vous absteniez de l’impudicité »</w:t>
       </w:r>
     </w:p>
@@ -36890,6 +38150,21 @@
         <w:rPr>
           <w:lang w:val="fr_FR" w:bidi="fr_FR"/>
         </w:rPr>
+      </w:r>
+    </w:p>
+    <w:p>
+      <w:pPr/>
+      <w:r>
+        <w:rPr>
+          <w:lang w:val="fr_FR" w:bidi="fr_FR"/>
+        </w:rPr>
+      </w:r>
+      <w:r>
+        <w:rPr>
+          <w:b/>
+          <w:lang w:val="fr_FR" w:bidi="fr_FR"/>
+        </w:rPr>
+        <w:t>εἰδέναι ἕκαστον ὑμῶν</w:t>
       </w:r>
     </w:p>
     <w:p>
@@ -37064,6 +38339,21 @@
           <w:b/>
           <w:lang w:val="fr_FR" w:bidi="fr_FR"/>
         </w:rPr>
+        <w:t>εἰδέναι ἕκαστον ὑμῶν &amp; κτᾶσθαι</w:t>
+      </w:r>
+    </w:p>
+    <w:p>
+      <w:pPr/>
+      <w:r>
+        <w:rPr>
+          <w:lang w:val="fr_FR" w:bidi="fr_FR"/>
+        </w:rPr>
+      </w:r>
+      <w:r>
+        <w:rPr>
+          <w:b/>
+          <w:lang w:val="fr_FR" w:bidi="fr_FR"/>
+        </w:rPr>
         <w:t>« que chacun de vous sache posséder »</w:t>
       </w:r>
     </w:p>
@@ -37160,6 +38450,21 @@
           <w:b/>
           <w:lang w:val="fr_FR" w:bidi="fr_FR"/>
         </w:rPr>
+        <w:t>ἐν ἁγιασμῷ καὶ τιμῇ</w:t>
+      </w:r>
+    </w:p>
+    <w:p>
+      <w:pPr/>
+      <w:r>
+        <w:rPr>
+          <w:lang w:val="fr_FR" w:bidi="fr_FR"/>
+        </w:rPr>
+      </w:r>
+      <w:r>
+        <w:rPr>
+          <w:b/>
+          <w:lang w:val="fr_FR" w:bidi="fr_FR"/>
+        </w:rPr>
         <w:t>« dans la sainteté et l’honnêteté »</w:t>
       </w:r>
     </w:p>
@@ -37398,6 +38703,21 @@
           <w:b/>
           <w:lang w:val="fr_FR" w:bidi="fr_FR"/>
         </w:rPr>
+        <w:t>μὴ ἐν πάθει ἐπιθυμίας</w:t>
+      </w:r>
+    </w:p>
+    <w:p>
+      <w:pPr/>
+      <w:r>
+        <w:rPr>
+          <w:lang w:val="fr_FR" w:bidi="fr_FR"/>
+        </w:rPr>
+      </w:r>
+      <w:r>
+        <w:rPr>
+          <w:b/>
+          <w:lang w:val="fr_FR" w:bidi="fr_FR"/>
+        </w:rPr>
         <w:t>« sans vous livrer à une convoitise passionnée »</w:t>
       </w:r>
     </w:p>
@@ -37507,6 +38827,21 @@
           <w:b/>
           <w:lang w:val="fr_FR" w:bidi="fr_FR"/>
         </w:rPr>
+        <w:t>μὴ ἐν πάθει ἐπιθυμίας</w:t>
+      </w:r>
+    </w:p>
+    <w:p>
+      <w:pPr/>
+      <w:r>
+        <w:rPr>
+          <w:lang w:val="fr_FR" w:bidi="fr_FR"/>
+        </w:rPr>
+      </w:r>
+      <w:r>
+        <w:rPr>
+          <w:b/>
+          <w:lang w:val="fr_FR" w:bidi="fr_FR"/>
+        </w:rPr>
         <w:t>« sans vous livrer à une convoitise passionnée »</w:t>
       </w:r>
     </w:p>
@@ -37643,6 +38978,21 @@
           <w:b/>
           <w:lang w:val="fr_FR" w:bidi="fr_FR"/>
         </w:rPr>
+        <w:t>πάθει ἐπιθυμίας</w:t>
+      </w:r>
+    </w:p>
+    <w:p>
+      <w:pPr/>
+      <w:r>
+        <w:rPr>
+          <w:lang w:val="fr_FR" w:bidi="fr_FR"/>
+        </w:rPr>
+      </w:r>
+      <w:r>
+        <w:rPr>
+          <w:b/>
+          <w:lang w:val="fr_FR" w:bidi="fr_FR"/>
+        </w:rPr>
         <w:t>« une convoitise passionnée »</w:t>
       </w:r>
     </w:p>
@@ -37779,6 +39129,21 @@
           <w:b/>
           <w:lang w:val="fr_FR" w:bidi="fr_FR"/>
         </w:rPr>
+        <w:t>καθάπερ καὶ τὰ ἔθνη τὰ μὴ εἰδότα τὸν Θεόν</w:t>
+      </w:r>
+    </w:p>
+    <w:p>
+      <w:pPr/>
+      <w:r>
+        <w:rPr>
+          <w:lang w:val="fr_FR" w:bidi="fr_FR"/>
+        </w:rPr>
+      </w:r>
+      <w:r>
+        <w:rPr>
+          <w:b/>
+          <w:lang w:val="fr_FR" w:bidi="fr_FR"/>
+        </w:rPr>
         <w:t>« sans vous livrer à une convoitise passionnée, comme font les païens qui ne connaissent pas Dieu »</w:t>
       </w:r>
     </w:p>
@@ -37936,6 +39301,21 @@
           <w:b/>
           <w:lang w:val="fr_FR" w:bidi="fr_FR"/>
         </w:rPr>
+        <w:t>τὰ ἔθνη τὰ μὴ εἰδότα τὸν Θεόν</w:t>
+      </w:r>
+    </w:p>
+    <w:p>
+      <w:pPr/>
+      <w:r>
+        <w:rPr>
+          <w:lang w:val="fr_FR" w:bidi="fr_FR"/>
+        </w:rPr>
+      </w:r>
+      <w:r>
+        <w:rPr>
+          <w:b/>
+          <w:lang w:val="fr_FR" w:bidi="fr_FR"/>
+        </w:rPr>
         <w:t>« les païens qui ne connaissent pas Dieu »</w:t>
       </w:r>
     </w:p>
@@ -38071,6 +39451,21 @@
           <w:b/>
           <w:lang w:val="fr_FR" w:bidi="fr_FR"/>
         </w:rPr>
+        <w:t>τὰ μὴ εἰδότα τὸν Θεόν</w:t>
+      </w:r>
+    </w:p>
+    <w:p>
+      <w:pPr/>
+      <w:r>
+        <w:rPr>
+          <w:lang w:val="fr_FR" w:bidi="fr_FR"/>
+        </w:rPr>
+      </w:r>
+      <w:r>
+        <w:rPr>
+          <w:b/>
+          <w:lang w:val="fr_FR" w:bidi="fr_FR"/>
+        </w:rPr>
         <w:t>« qui ne connaissent pas Dieu »</w:t>
       </w:r>
     </w:p>
@@ -38249,6 +39644,21 @@
         <w:rPr>
           <w:lang w:val="fr_FR" w:bidi="fr_FR"/>
         </w:rPr>
+      </w:r>
+    </w:p>
+    <w:p>
+      <w:pPr/>
+      <w:r>
+        <w:rPr>
+          <w:lang w:val="fr_FR" w:bidi="fr_FR"/>
+        </w:rPr>
+      </w:r>
+      <w:r>
+        <w:rPr>
+          <w:b/>
+          <w:lang w:val="fr_FR" w:bidi="fr_FR"/>
+        </w:rPr>
+        <w:t>τὸ μὴ ὑπερβαίνειν</w:t>
       </w:r>
     </w:p>
     <w:p>
@@ -38474,6 +39884,21 @@
           <w:b/>
           <w:lang w:val="fr_FR" w:bidi="fr_FR"/>
         </w:rPr>
+        <w:t>ὑπερβαίνειν καὶ πλεονεκτεῖν</w:t>
+      </w:r>
+    </w:p>
+    <w:p>
+      <w:pPr/>
+      <w:r>
+        <w:rPr>
+          <w:lang w:val="fr_FR" w:bidi="fr_FR"/>
+        </w:rPr>
+      </w:r>
+      <w:r>
+        <w:rPr>
+          <w:b/>
+          <w:lang w:val="fr_FR" w:bidi="fr_FR"/>
+        </w:rPr>
         <w:t>« n’use envers son frère de fraude et de cupidité »</w:t>
       </w:r>
     </w:p>
@@ -38597,6 +40022,21 @@
           <w:b/>
           <w:lang w:val="fr_FR" w:bidi="fr_FR"/>
         </w:rPr>
+        <w:t>τὸν ἀδελφὸν αὐτοῦ</w:t>
+      </w:r>
+    </w:p>
+    <w:p>
+      <w:pPr/>
+      <w:r>
+        <w:rPr>
+          <w:lang w:val="fr_FR" w:bidi="fr_FR"/>
+        </w:rPr>
+      </w:r>
+      <w:r>
+        <w:rPr>
+          <w:b/>
+          <w:lang w:val="fr_FR" w:bidi="fr_FR"/>
+        </w:rPr>
         <w:t>« son frère »</w:t>
       </w:r>
     </w:p>
@@ -38693,6 +40133,21 @@
           <w:b/>
           <w:lang w:val="fr_FR" w:bidi="fr_FR"/>
         </w:rPr>
+        <w:t>τὸν ἀδελφὸν αὐτοῦ</w:t>
+      </w:r>
+    </w:p>
+    <w:p>
+      <w:pPr/>
+      <w:r>
+        <w:rPr>
+          <w:lang w:val="fr_FR" w:bidi="fr_FR"/>
+        </w:rPr>
+      </w:r>
+      <w:r>
+        <w:rPr>
+          <w:b/>
+          <w:lang w:val="fr_FR" w:bidi="fr_FR"/>
+        </w:rPr>
         <w:t>« son frère »</w:t>
       </w:r>
     </w:p>
@@ -38810,6 +40265,21 @@
           <w:b/>
           <w:lang w:val="fr_FR" w:bidi="fr_FR"/>
         </w:rPr>
+        <w:t>ἐν τῷ πράγματι</w:t>
+      </w:r>
+    </w:p>
+    <w:p>
+      <w:pPr/>
+      <w:r>
+        <w:rPr>
+          <w:lang w:val="fr_FR" w:bidi="fr_FR"/>
+        </w:rPr>
+      </w:r>
+      <w:r>
+        <w:rPr>
+          <w:b/>
+          <w:lang w:val="fr_FR" w:bidi="fr_FR"/>
+        </w:rPr>
         <w:t>« dans les affaires »</w:t>
       </w:r>
     </w:p>
@@ -38893,6 +40363,21 @@
           <w:b/>
           <w:lang w:val="fr_FR" w:bidi="fr_FR"/>
         </w:rPr>
+        <w:t>διότι</w:t>
+      </w:r>
+    </w:p>
+    <w:p>
+      <w:pPr/>
+      <w:r>
+        <w:rPr>
+          <w:lang w:val="fr_FR" w:bidi="fr_FR"/>
+        </w:rPr>
+      </w:r>
+      <w:r>
+        <w:rPr>
+          <w:b/>
+          <w:lang w:val="fr_FR" w:bidi="fr_FR"/>
+        </w:rPr>
         <w:t>« parce que »</w:t>
       </w:r>
     </w:p>
@@ -38989,6 +40474,21 @@
           <w:b/>
           <w:lang w:val="fr_FR" w:bidi="fr_FR"/>
         </w:rPr>
+        <w:t>πάντων τούτων</w:t>
+      </w:r>
+    </w:p>
+    <w:p>
+      <w:pPr/>
+      <w:r>
+        <w:rPr>
+          <w:lang w:val="fr_FR" w:bidi="fr_FR"/>
+        </w:rPr>
+      </w:r>
+      <w:r>
+        <w:rPr>
+          <w:b/>
+          <w:lang w:val="fr_FR" w:bidi="fr_FR"/>
+        </w:rPr>
         <w:t>« toutes ces choses »</w:t>
       </w:r>
     </w:p>
@@ -39079,6 +40579,21 @@
           <w:b/>
           <w:lang w:val="fr_FR" w:bidi="fr_FR"/>
         </w:rPr>
+        <w:t>καθὼς καὶ προείπαμεν ὑμῖν καὶ διεμαρτυράμεθα</w:t>
+      </w:r>
+    </w:p>
+    <w:p>
+      <w:pPr/>
+      <w:r>
+        <w:rPr>
+          <w:lang w:val="fr_FR" w:bidi="fr_FR"/>
+        </w:rPr>
+      </w:r>
+      <w:r>
+        <w:rPr>
+          <w:b/>
+          <w:lang w:val="fr_FR" w:bidi="fr_FR"/>
+        </w:rPr>
         <w:t>« comme nous vous l’avons déjà dit et attesté »</w:t>
       </w:r>
     </w:p>
@@ -39162,6 +40677,21 @@
           <w:b/>
           <w:lang w:val="fr_FR" w:bidi="fr_FR"/>
         </w:rPr>
+        <w:t>καὶ προείπαμεν ὑμῖν καὶ διεμαρτυράμεθα</w:t>
+      </w:r>
+    </w:p>
+    <w:p>
+      <w:pPr/>
+      <w:r>
+        <w:rPr>
+          <w:lang w:val="fr_FR" w:bidi="fr_FR"/>
+        </w:rPr>
+      </w:r>
+      <w:r>
+        <w:rPr>
+          <w:b/>
+          <w:lang w:val="fr_FR" w:bidi="fr_FR"/>
+        </w:rPr>
         <w:t>« nous vous l’avons déjà dit et attesté »</w:t>
       </w:r>
     </w:p>
@@ -39271,6 +40801,21 @@
           <w:b/>
           <w:lang w:val="fr_FR" w:bidi="fr_FR"/>
         </w:rPr>
+        <w:t>γὰρ</w:t>
+      </w:r>
+    </w:p>
+    <w:p>
+      <w:pPr/>
+      <w:r>
+        <w:rPr>
+          <w:lang w:val="fr_FR" w:bidi="fr_FR"/>
+        </w:rPr>
+      </w:r>
+      <w:r>
+        <w:rPr>
+          <w:b/>
+          <w:lang w:val="fr_FR" w:bidi="fr_FR"/>
+        </w:rPr>
         <w:t>« Car »</w:t>
       </w:r>
     </w:p>
@@ -39379,6 +40924,21 @@
           <w:b/>
           <w:lang w:val="fr_FR" w:bidi="fr_FR"/>
         </w:rPr>
+        <w:t>ἡμᾶς</w:t>
+      </w:r>
+    </w:p>
+    <w:p>
+      <w:pPr/>
+      <w:r>
+        <w:rPr>
+          <w:lang w:val="fr_FR" w:bidi="fr_FR"/>
+        </w:rPr>
+      </w:r>
+      <w:r>
+        <w:rPr>
+          <w:b/>
+          <w:lang w:val="fr_FR" w:bidi="fr_FR"/>
+        </w:rPr>
         <w:t>« nous »</w:t>
       </w:r>
     </w:p>
@@ -39488,6 +41048,21 @@
           <w:b/>
           <w:lang w:val="fr_FR" w:bidi="fr_FR"/>
         </w:rPr>
+        <w:t>ἐπὶ ἀκαθαρσίᾳ, ἀλλ’ ἐν ἁγιασμῷ</w:t>
+      </w:r>
+    </w:p>
+    <w:p>
+      <w:pPr/>
+      <w:r>
+        <w:rPr>
+          <w:lang w:val="fr_FR" w:bidi="fr_FR"/>
+        </w:rPr>
+      </w:r>
+      <w:r>
+        <w:rPr>
+          <w:b/>
+          <w:lang w:val="fr_FR" w:bidi="fr_FR"/>
+        </w:rPr>
         <w:t>« à l’impureté, mais à la sanctification »</w:t>
       </w:r>
     </w:p>
@@ -39589,6 +41164,21 @@
         <w:rPr>
           <w:lang w:val="fr_FR" w:bidi="fr_FR"/>
         </w:rPr>
+      </w:r>
+    </w:p>
+    <w:p>
+      <w:pPr/>
+      <w:r>
+        <w:rPr>
+          <w:lang w:val="fr_FR" w:bidi="fr_FR"/>
+        </w:rPr>
+      </w:r>
+      <w:r>
+        <w:rPr>
+          <w:b/>
+          <w:lang w:val="fr_FR" w:bidi="fr_FR"/>
+        </w:rPr>
+        <w:t>ἀλλ’ ἐν ἁγιασμῷ</w:t>
       </w:r>
     </w:p>
     <w:p>
@@ -39866,6 +41456,21 @@
           <w:b/>
           <w:lang w:val="fr_FR" w:bidi="fr_FR"/>
         </w:rPr>
+        <w:t>τοιγαροῦν</w:t>
+      </w:r>
+    </w:p>
+    <w:p>
+      <w:pPr/>
+      <w:r>
+        <w:rPr>
+          <w:lang w:val="fr_FR" w:bidi="fr_FR"/>
+        </w:rPr>
+      </w:r>
+      <w:r>
+        <w:rPr>
+          <w:b/>
+          <w:lang w:val="fr_FR" w:bidi="fr_FR"/>
+        </w:rPr>
         <w:t>« donc »</w:t>
       </w:r>
     </w:p>
@@ -39987,6 +41592,21 @@
           <w:b/>
           <w:lang w:val="fr_FR" w:bidi="fr_FR"/>
         </w:rPr>
+        <w:t>οὐκ ἄνθρωπον ἀθετεῖ, ἀλλὰ τὸν Θεὸν, τὸν διδόντα</w:t>
+      </w:r>
+    </w:p>
+    <w:p>
+      <w:pPr/>
+      <w:r>
+        <w:rPr>
+          <w:lang w:val="fr_FR" w:bidi="fr_FR"/>
+        </w:rPr>
+      </w:r>
+      <w:r>
+        <w:rPr>
+          <w:b/>
+          <w:lang w:val="fr_FR" w:bidi="fr_FR"/>
+        </w:rPr>
         <w:t>« ne rejette pas un homme, mais Dieu, qui vous a aussi donné »</w:t>
       </w:r>
     </w:p>
@@ -40070,6 +41690,21 @@
           <w:b/>
           <w:lang w:val="fr_FR" w:bidi="fr_FR"/>
         </w:rPr>
+        <w:t>ἄνθρωπον</w:t>
+      </w:r>
+    </w:p>
+    <w:p>
+      <w:pPr/>
+      <w:r>
+        <w:rPr>
+          <w:lang w:val="fr_FR" w:bidi="fr_FR"/>
+        </w:rPr>
+      </w:r>
+      <w:r>
+        <w:rPr>
+          <w:b/>
+          <w:lang w:val="fr_FR" w:bidi="fr_FR"/>
+        </w:rPr>
         <w:t>« homme »</w:t>
       </w:r>
     </w:p>
@@ -40166,6 +41801,21 @@
           <w:b/>
           <w:lang w:val="fr_FR" w:bidi="fr_FR"/>
         </w:rPr>
+        <w:t>τὸν διδόντα</w:t>
+      </w:r>
+    </w:p>
+    <w:p>
+      <w:pPr/>
+      <w:r>
+        <w:rPr>
+          <w:lang w:val="fr_FR" w:bidi="fr_FR"/>
+        </w:rPr>
+      </w:r>
+      <w:r>
+        <w:rPr>
+          <w:b/>
+          <w:lang w:val="fr_FR" w:bidi="fr_FR"/>
+        </w:rPr>
         <w:t>« qui vous a aussi donné »</w:t>
       </w:r>
     </w:p>
@@ -40262,6 +41912,21 @@
           <w:b/>
           <w:lang w:val="fr_FR" w:bidi="fr_FR"/>
         </w:rPr>
+        <w:t>τὸν διδόντα</w:t>
+      </w:r>
+    </w:p>
+    <w:p>
+      <w:pPr/>
+      <w:r>
+        <w:rPr>
+          <w:lang w:val="fr_FR" w:bidi="fr_FR"/>
+        </w:rPr>
+      </w:r>
+      <w:r>
+        <w:rPr>
+          <w:b/>
+          <w:lang w:val="fr_FR" w:bidi="fr_FR"/>
+        </w:rPr>
         <w:t>« qui vous a aussi donné »</w:t>
       </w:r>
     </w:p>
@@ -40358,6 +42023,21 @@
           <w:b/>
           <w:lang w:val="fr_FR" w:bidi="fr_FR"/>
         </w:rPr>
+        <w:t>ὑμᾶς</w:t>
+      </w:r>
+    </w:p>
+    <w:p>
+      <w:pPr/>
+      <w:r>
+        <w:rPr>
+          <w:lang w:val="fr_FR" w:bidi="fr_FR"/>
+        </w:rPr>
+      </w:r>
+      <w:r>
+        <w:rPr>
+          <w:b/>
+          <w:lang w:val="fr_FR" w:bidi="fr_FR"/>
+        </w:rPr>
         <w:t>« vous »</w:t>
       </w:r>
     </w:p>
@@ -40589,6 +42269,21 @@
           <w:b/>
           <w:lang w:val="fr_FR" w:bidi="fr_FR"/>
         </w:rPr>
+        <w:t>δὲ</w:t>
+      </w:r>
+    </w:p>
+    <w:p>
+      <w:pPr/>
+      <w:r>
+        <w:rPr>
+          <w:lang w:val="fr_FR" w:bidi="fr_FR"/>
+        </w:rPr>
+      </w:r>
+      <w:r>
+        <w:rPr>
+          <w:b/>
+          <w:lang w:val="fr_FR" w:bidi="fr_FR"/>
+        </w:rPr>
         <w:t>« Pour ce qui est »</w:t>
       </w:r>
     </w:p>
@@ -40712,6 +42407,21 @@
           <w:b/>
           <w:lang w:val="fr_FR" w:bidi="fr_FR"/>
         </w:rPr>
+        <w:t>τῆς φιλαδελφίας</w:t>
+      </w:r>
+    </w:p>
+    <w:p>
+      <w:pPr/>
+      <w:r>
+        <w:rPr>
+          <w:lang w:val="fr_FR" w:bidi="fr_FR"/>
+        </w:rPr>
+      </w:r>
+      <w:r>
+        <w:rPr>
+          <w:b/>
+          <w:lang w:val="fr_FR" w:bidi="fr_FR"/>
+        </w:rPr>
         <w:t>« l’amour fraternel »</w:t>
       </w:r>
     </w:p>
@@ -40853,6 +42563,21 @@
           <w:b/>
           <w:lang w:val="fr_FR" w:bidi="fr_FR"/>
         </w:rPr>
+        <w:t>τῆς φιλαδελφίας</w:t>
+      </w:r>
+    </w:p>
+    <w:p>
+      <w:pPr/>
+      <w:r>
+        <w:rPr>
+          <w:lang w:val="fr_FR" w:bidi="fr_FR"/>
+        </w:rPr>
+      </w:r>
+      <w:r>
+        <w:rPr>
+          <w:b/>
+          <w:lang w:val="fr_FR" w:bidi="fr_FR"/>
+        </w:rPr>
         <w:t>« l’amour fraternel »</w:t>
       </w:r>
     </w:p>
@@ -40962,6 +42687,21 @@
           <w:b/>
           <w:lang w:val="fr_FR" w:bidi="fr_FR"/>
         </w:rPr>
+        <w:t>οὐ χρείαν ἔχετε γράφειν ὑμῖν, αὐτοὶ γὰρ ὑμεῖς θεοδίδακτοί ἐστε, εἰς τὸ ἀγαπᾶν ἀλλήλους</w:t>
+      </w:r>
+    </w:p>
+    <w:p>
+      <w:pPr/>
+      <w:r>
+        <w:rPr>
+          <w:lang w:val="fr_FR" w:bidi="fr_FR"/>
+        </w:rPr>
+      </w:r>
+      <w:r>
+        <w:rPr>
+          <w:b/>
+          <w:lang w:val="fr_FR" w:bidi="fr_FR"/>
+        </w:rPr>
         <w:t>« vous n’avez pas besoin qu’on vous en écrive ; car vous avez vous-mêmes appris de Dieu à vous aimer les uns les autres »</w:t>
       </w:r>
     </w:p>
@@ -41057,6 +42797,21 @@
           <w:b/>
           <w:lang w:val="fr_FR" w:bidi="fr_FR"/>
         </w:rPr>
+        <w:t>ἔχετε</w:t>
+      </w:r>
+    </w:p>
+    <w:p>
+      <w:pPr/>
+      <w:r>
+        <w:rPr>
+          <w:lang w:val="fr_FR" w:bidi="fr_FR"/>
+        </w:rPr>
+      </w:r>
+      <w:r>
+        <w:rPr>
+          <w:b/>
+          <w:lang w:val="fr_FR" w:bidi="fr_FR"/>
+        </w:rPr>
         <w:t>« vous avez »</w:t>
       </w:r>
     </w:p>
@@ -41181,6 +42936,21 @@
           <w:b/>
           <w:lang w:val="fr_FR" w:bidi="fr_FR"/>
         </w:rPr>
+        <w:t>γὰρ</w:t>
+      </w:r>
+    </w:p>
+    <w:p>
+      <w:pPr/>
+      <w:r>
+        <w:rPr>
+          <w:lang w:val="fr_FR" w:bidi="fr_FR"/>
+        </w:rPr>
+      </w:r>
+      <w:r>
+        <w:rPr>
+          <w:b/>
+          <w:lang w:val="fr_FR" w:bidi="fr_FR"/>
+        </w:rPr>
         <w:t>« car »</w:t>
       </w:r>
     </w:p>
@@ -41277,6 +43047,21 @@
           <w:b/>
           <w:lang w:val="fr_FR" w:bidi="fr_FR"/>
         </w:rPr>
+        <w:t>αὐτοὶ &amp; ὑμεῖς θεοδίδακτοί ἐστε</w:t>
+      </w:r>
+    </w:p>
+    <w:p>
+      <w:pPr/>
+      <w:r>
+        <w:rPr>
+          <w:lang w:val="fr_FR" w:bidi="fr_FR"/>
+        </w:rPr>
+      </w:r>
+      <w:r>
+        <w:rPr>
+          <w:b/>
+          <w:lang w:val="fr_FR" w:bidi="fr_FR"/>
+        </w:rPr>
         <w:t>« vous avez vous-mêmes appris de Dieu »</w:t>
       </w:r>
     </w:p>
@@ -41360,6 +43145,21 @@
           <w:b/>
           <w:lang w:val="fr_FR" w:bidi="fr_FR"/>
         </w:rPr>
+        <w:t>αὐτοὶ &amp; ὑμεῖς &amp; ἐστε</w:t>
+      </w:r>
+    </w:p>
+    <w:p>
+      <w:pPr/>
+      <w:r>
+        <w:rPr>
+          <w:lang w:val="fr_FR" w:bidi="fr_FR"/>
+        </w:rPr>
+      </w:r>
+      <w:r>
+        <w:rPr>
+          <w:b/>
+          <w:lang w:val="fr_FR" w:bidi="fr_FR"/>
+        </w:rPr>
         <w:t>« vous avez vous-mêmes »</w:t>
       </w:r>
     </w:p>
@@ -41565,6 +43365,21 @@
           <w:b/>
           <w:lang w:val="fr_FR" w:bidi="fr_FR"/>
         </w:rPr>
+        <w:t>καὶ γὰρ ποιεῖτε</w:t>
+      </w:r>
+    </w:p>
+    <w:p>
+      <w:pPr/>
+      <w:r>
+        <w:rPr>
+          <w:lang w:val="fr_FR" w:bidi="fr_FR"/>
+        </w:rPr>
+      </w:r>
+      <w:r>
+        <w:rPr>
+          <w:b/>
+          <w:lang w:val="fr_FR" w:bidi="fr_FR"/>
+        </w:rPr>
         <w:t>« et c’est aussi ce que vous faites »</w:t>
       </w:r>
     </w:p>
@@ -41732,6 +43547,21 @@
           <w:b/>
           <w:lang w:val="fr_FR" w:bidi="fr_FR"/>
         </w:rPr>
+        <w:t>ποιεῖτε αὐτὸ</w:t>
+      </w:r>
+    </w:p>
+    <w:p>
+      <w:pPr/>
+      <w:r>
+        <w:rPr>
+          <w:lang w:val="fr_FR" w:bidi="fr_FR"/>
+        </w:rPr>
+      </w:r>
+      <w:r>
+        <w:rPr>
+          <w:b/>
+          <w:lang w:val="fr_FR" w:bidi="fr_FR"/>
+        </w:rPr>
         <w:t>« ce que vous faites »</w:t>
       </w:r>
     </w:p>
@@ -41853,6 +43683,21 @@
           <w:b/>
           <w:lang w:val="fr_FR" w:bidi="fr_FR"/>
         </w:rPr>
+        <w:t>δὲ</w:t>
+      </w:r>
+    </w:p>
+    <w:p>
+      <w:pPr/>
+      <w:r>
+        <w:rPr>
+          <w:lang w:val="fr_FR" w:bidi="fr_FR"/>
+        </w:rPr>
+      </w:r>
+      <w:r>
+        <w:rPr>
+          <w:b/>
+          <w:lang w:val="fr_FR" w:bidi="fr_FR"/>
+        </w:rPr>
         <w:t>« Mais »</w:t>
       </w:r>
     </w:p>
@@ -41962,6 +43807,21 @@
           <w:b/>
           <w:lang w:val="fr_FR" w:bidi="fr_FR"/>
         </w:rPr>
+        <w:t>περισσεύειν μᾶλλον</w:t>
+      </w:r>
+    </w:p>
+    <w:p>
+      <w:pPr/>
+      <w:r>
+        <w:rPr>
+          <w:lang w:val="fr_FR" w:bidi="fr_FR"/>
+        </w:rPr>
+      </w:r>
+      <w:r>
+        <w:rPr>
+          <w:b/>
+          <w:lang w:val="fr_FR" w:bidi="fr_FR"/>
+        </w:rPr>
         <w:t>« à abonder toujours plus dans cet amour »</w:t>
       </w:r>
     </w:p>
@@ -42084,6 +43944,21 @@
           <w:b/>
           <w:lang w:val="fr_FR" w:bidi="fr_FR"/>
         </w:rPr>
+        <w:t>ἡσυχάζειν</w:t>
+      </w:r>
+    </w:p>
+    <w:p>
+      <w:pPr/>
+      <w:r>
+        <w:rPr>
+          <w:lang w:val="fr_FR" w:bidi="fr_FR"/>
+        </w:rPr>
+      </w:r>
+      <w:r>
+        <w:rPr>
+          <w:b/>
+          <w:lang w:val="fr_FR" w:bidi="fr_FR"/>
+        </w:rPr>
         <w:t>« à vivre tranquilles »</w:t>
       </w:r>
     </w:p>
@@ -42174,6 +44049,21 @@
           <w:b/>
           <w:lang w:val="fr_FR" w:bidi="fr_FR"/>
         </w:rPr>
+        <w:t>πράσσειν τὰ ἴδια</w:t>
+      </w:r>
+    </w:p>
+    <w:p>
+      <w:pPr/>
+      <w:r>
+        <w:rPr>
+          <w:lang w:val="fr_FR" w:bidi="fr_FR"/>
+        </w:rPr>
+      </w:r>
+      <w:r>
+        <w:rPr>
+          <w:b/>
+          <w:lang w:val="fr_FR" w:bidi="fr_FR"/>
+        </w:rPr>
         <w:t>« à vous occuper de vos propres affaires »</w:t>
       </w:r>
     </w:p>
@@ -42270,6 +44160,21 @@
           <w:b/>
           <w:lang w:val="fr_FR" w:bidi="fr_FR"/>
         </w:rPr>
+        <w:t>ἐργάζεσθαι ταῖς ἰδίαις χερσὶν ὑμῶν</w:t>
+      </w:r>
+    </w:p>
+    <w:p>
+      <w:pPr/>
+      <w:r>
+        <w:rPr>
+          <w:lang w:val="fr_FR" w:bidi="fr_FR"/>
+        </w:rPr>
+      </w:r>
+      <w:r>
+        <w:rPr>
+          <w:b/>
+          <w:lang w:val="fr_FR" w:bidi="fr_FR"/>
+        </w:rPr>
         <w:t>« à travailler de vos mains »</w:t>
       </w:r>
     </w:p>
@@ -42425,6 +44330,21 @@
           <w:b/>
           <w:lang w:val="fr_FR" w:bidi="fr_FR"/>
         </w:rPr>
+        <w:t>καθὼς ὑμῖν παρηγγείλαμεν</w:t>
+      </w:r>
+    </w:p>
+    <w:p>
+      <w:pPr/>
+      <w:r>
+        <w:rPr>
+          <w:lang w:val="fr_FR" w:bidi="fr_FR"/>
+        </w:rPr>
+      </w:r>
+      <w:r>
+        <w:rPr>
+          <w:b/>
+          <w:lang w:val="fr_FR" w:bidi="fr_FR"/>
+        </w:rPr>
         <w:t>« comme nous vous l'avons recommandé »</w:t>
       </w:r>
     </w:p>
@@ -42534,6 +44454,21 @@
           <w:b/>
           <w:lang w:val="fr_FR" w:bidi="fr_FR"/>
         </w:rPr>
+        <w:t>ἵνα</w:t>
+      </w:r>
+    </w:p>
+    <w:p>
+      <w:pPr/>
+      <w:r>
+        <w:rPr>
+          <w:lang w:val="fr_FR" w:bidi="fr_FR"/>
+        </w:rPr>
+      </w:r>
+      <w:r>
+        <w:rPr>
+          <w:b/>
+          <w:lang w:val="fr_FR" w:bidi="fr_FR"/>
+        </w:rPr>
         <w:t>« en sorte que »</w:t>
       </w:r>
     </w:p>
@@ -42668,6 +44603,21 @@
           <w:b/>
           <w:lang w:val="fr_FR" w:bidi="fr_FR"/>
         </w:rPr>
+        <w:t>περιπατῆτε</w:t>
+      </w:r>
+    </w:p>
+    <w:p>
+      <w:pPr/>
+      <w:r>
+        <w:rPr>
+          <w:lang w:val="fr_FR" w:bidi="fr_FR"/>
+        </w:rPr>
+      </w:r>
+      <w:r>
+        <w:rPr>
+          <w:b/>
+          <w:lang w:val="fr_FR" w:bidi="fr_FR"/>
+        </w:rPr>
         <w:t>« vous vous conduisiez »</w:t>
       </w:r>
     </w:p>
@@ -42765,6 +44715,21 @@
           <w:b/>
           <w:lang w:val="fr_FR" w:bidi="fr_FR"/>
         </w:rPr>
+        <w:t>τοὺς ἔξω</w:t>
+      </w:r>
+    </w:p>
+    <w:p>
+      <w:pPr/>
+      <w:r>
+        <w:rPr>
+          <w:lang w:val="fr_FR" w:bidi="fr_FR"/>
+        </w:rPr>
+      </w:r>
+      <w:r>
+        <w:rPr>
+          <w:b/>
+          <w:lang w:val="fr_FR" w:bidi="fr_FR"/>
+        </w:rPr>
         <w:t>« ceux du dehors »</w:t>
       </w:r>
     </w:p>
@@ -42861,6 +44826,21 @@
           <w:b/>
           <w:lang w:val="fr_FR" w:bidi="fr_FR"/>
         </w:rPr>
+        <w:t>μηδενὸς</w:t>
+      </w:r>
+    </w:p>
+    <w:p>
+      <w:pPr/>
+      <w:r>
+        <w:rPr>
+          <w:lang w:val="fr_FR" w:bidi="fr_FR"/>
+        </w:rPr>
+      </w:r>
+      <w:r>
+        <w:rPr>
+          <w:b/>
+          <w:lang w:val="fr_FR" w:bidi="fr_FR"/>
+        </w:rPr>
         <w:t>« de personne »</w:t>
       </w:r>
     </w:p>
@@ -43066,6 +45046,21 @@
           <w:b/>
           <w:lang w:val="fr_FR" w:bidi="fr_FR"/>
         </w:rPr>
+        <w:t>δὲ</w:t>
+      </w:r>
+    </w:p>
+    <w:p>
+      <w:pPr/>
+      <w:r>
+        <w:rPr>
+          <w:lang w:val="fr_FR" w:bidi="fr_FR"/>
+        </w:rPr>
+      </w:r>
+      <w:r>
+        <w:rPr>
+          <w:b/>
+          <w:lang w:val="fr_FR" w:bidi="fr_FR"/>
+        </w:rPr>
         <w:t>« - Nous »</w:t>
       </w:r>
     </w:p>
@@ -43149,6 +45144,21 @@
           <w:b/>
           <w:lang w:val="fr_FR" w:bidi="fr_FR"/>
         </w:rPr>
+        <w:t>οὐ θέλομεν &amp; ὑμᾶς ἀγνοεῖν</w:t>
+      </w:r>
+    </w:p>
+    <w:p>
+      <w:pPr/>
+      <w:r>
+        <w:rPr>
+          <w:lang w:val="fr_FR" w:bidi="fr_FR"/>
+        </w:rPr>
+      </w:r>
+      <w:r>
+        <w:rPr>
+          <w:b/>
+          <w:lang w:val="fr_FR" w:bidi="fr_FR"/>
+        </w:rPr>
         <w:t>« Nous ne voulons pas, frères, que vous soyez dans l’ignorance »</w:t>
       </w:r>
     </w:p>
@@ -43239,6 +45249,21 @@
           <w:b/>
           <w:lang w:val="fr_FR" w:bidi="fr_FR"/>
         </w:rPr>
+        <w:t>τῶν κοιμωμένων</w:t>
+      </w:r>
+    </w:p>
+    <w:p>
+      <w:pPr/>
+      <w:r>
+        <w:rPr>
+          <w:lang w:val="fr_FR" w:bidi="fr_FR"/>
+        </w:rPr>
+      </w:r>
+      <w:r>
+        <w:rPr>
+          <w:b/>
+          <w:lang w:val="fr_FR" w:bidi="fr_FR"/>
+        </w:rPr>
         <w:t>« ceux qui dorment »</w:t>
       </w:r>
     </w:p>
@@ -43335,6 +45360,21 @@
           <w:b/>
           <w:lang w:val="fr_FR" w:bidi="fr_FR"/>
         </w:rPr>
+        <w:t>ἵνα</w:t>
+      </w:r>
+    </w:p>
+    <w:p>
+      <w:pPr/>
+      <w:r>
+        <w:rPr>
+          <w:lang w:val="fr_FR" w:bidi="fr_FR"/>
+        </w:rPr>
+      </w:r>
+      <w:r>
+        <w:rPr>
+          <w:b/>
+          <w:lang w:val="fr_FR" w:bidi="fr_FR"/>
+        </w:rPr>
         <w:t>« afin que »</w:t>
       </w:r>
     </w:p>
@@ -43425,6 +45465,21 @@
           <w:b/>
           <w:lang w:val="fr_FR" w:bidi="fr_FR"/>
         </w:rPr>
+        <w:t>οἱ λοιποὶ, οἱ μὴ ἔχοντες ἐλπίδα</w:t>
+      </w:r>
+    </w:p>
+    <w:p>
+      <w:pPr/>
+      <w:r>
+        <w:rPr>
+          <w:lang w:val="fr_FR" w:bidi="fr_FR"/>
+        </w:rPr>
+      </w:r>
+      <w:r>
+        <w:rPr>
+          <w:b/>
+          <w:lang w:val="fr_FR" w:bidi="fr_FR"/>
+        </w:rPr>
         <w:t>« les autres qui n’ont point d’espérance »</w:t>
       </w:r>
     </w:p>
@@ -43547,6 +45602,21 @@
           <w:b/>
           <w:lang w:val="fr_FR" w:bidi="fr_FR"/>
         </w:rPr>
+        <w:t>οἱ λοιποὶ, οἱ μὴ ἔχοντες ἐλπίδα</w:t>
+      </w:r>
+    </w:p>
+    <w:p>
+      <w:pPr/>
+      <w:r>
+        <w:rPr>
+          <w:lang w:val="fr_FR" w:bidi="fr_FR"/>
+        </w:rPr>
+      </w:r>
+      <w:r>
+        <w:rPr>
+          <w:b/>
+          <w:lang w:val="fr_FR" w:bidi="fr_FR"/>
+        </w:rPr>
         <w:t>« les autres qui n’ont point d’espérance »</w:t>
       </w:r>
     </w:p>
@@ -43643,6 +45713,21 @@
           <w:b/>
           <w:lang w:val="fr_FR" w:bidi="fr_FR"/>
         </w:rPr>
+        <w:t>οἱ λοιποὶ</w:t>
+      </w:r>
+    </w:p>
+    <w:p>
+      <w:pPr/>
+      <w:r>
+        <w:rPr>
+          <w:lang w:val="fr_FR" w:bidi="fr_FR"/>
+        </w:rPr>
+      </w:r>
+      <w:r>
+        <w:rPr>
+          <w:b/>
+          <w:lang w:val="fr_FR" w:bidi="fr_FR"/>
+        </w:rPr>
         <w:t>« les autres »</w:t>
       </w:r>
     </w:p>
@@ -43752,6 +45837,21 @@
           <w:b/>
           <w:lang w:val="fr_FR" w:bidi="fr_FR"/>
         </w:rPr>
+        <w:t>ἐλπίδα</w:t>
+      </w:r>
+    </w:p>
+    <w:p>
+      <w:pPr/>
+      <w:r>
+        <w:rPr>
+          <w:lang w:val="fr_FR" w:bidi="fr_FR"/>
+        </w:rPr>
+      </w:r>
+      <w:r>
+        <w:rPr>
+          <w:b/>
+          <w:lang w:val="fr_FR" w:bidi="fr_FR"/>
+        </w:rPr>
         <w:t>« d'espérance »</w:t>
       </w:r>
     </w:p>
@@ -43859,6 +45959,21 @@
         <w:rPr>
           <w:lang w:val="fr_FR" w:bidi="fr_FR"/>
         </w:rPr>
+      </w:r>
+    </w:p>
+    <w:p>
+      <w:pPr/>
+      <w:r>
+        <w:rPr>
+          <w:lang w:val="fr_FR" w:bidi="fr_FR"/>
+        </w:rPr>
+      </w:r>
+      <w:r>
+        <w:rPr>
+          <w:b/>
+          <w:lang w:val="fr_FR" w:bidi="fr_FR"/>
+        </w:rPr>
+        <w:t>οἱ μὴ ἔχοντες ἐλπίδα</w:t>
       </w:r>
     </w:p>
     <w:p>
@@ -44470,6 +46585,21 @@
           <w:b/>
           <w:lang w:val="fr_FR" w:bidi="fr_FR"/>
         </w:rPr>
+        <w:t>γὰρ</w:t>
+      </w:r>
+    </w:p>
+    <w:p>
+      <w:pPr/>
+      <w:r>
+        <w:rPr>
+          <w:lang w:val="fr_FR" w:bidi="fr_FR"/>
+        </w:rPr>
+      </w:r>
+      <w:r>
+        <w:rPr>
+          <w:b/>
+          <w:lang w:val="fr_FR" w:bidi="fr_FR"/>
+        </w:rPr>
         <w:t>« Car »</w:t>
       </w:r>
     </w:p>
@@ -44566,6 +46696,21 @@
           <w:b/>
           <w:lang w:val="fr_FR" w:bidi="fr_FR"/>
         </w:rPr>
+        <w:t>ὁ Θεὸς τοὺς κοιμηθέντας διὰ τοῦ Ἰησοῦ ἄξει σὺν αὐτῷ</w:t>
+      </w:r>
+    </w:p>
+    <w:p>
+      <w:pPr/>
+      <w:r>
+        <w:rPr>
+          <w:lang w:val="fr_FR" w:bidi="fr_FR"/>
+        </w:rPr>
+      </w:r>
+      <w:r>
+        <w:rPr>
+          <w:b/>
+          <w:lang w:val="fr_FR" w:bidi="fr_FR"/>
+        </w:rPr>
         <w:t>« Dieu ramènera par Jésus et avec lui ceux qui sont morts »</w:t>
       </w:r>
     </w:p>
@@ -44767,6 +46912,21 @@
           <w:b/>
           <w:lang w:val="fr_FR" w:bidi="fr_FR"/>
         </w:rPr>
+        <w:t>αὐτῷ</w:t>
+      </w:r>
+    </w:p>
+    <w:p>
+      <w:pPr/>
+      <w:r>
+        <w:rPr>
+          <w:lang w:val="fr_FR" w:bidi="fr_FR"/>
+        </w:rPr>
+      </w:r>
+      <w:r>
+        <w:rPr>
+          <w:b/>
+          <w:lang w:val="fr_FR" w:bidi="fr_FR"/>
+        </w:rPr>
         <w:t>« lui »</w:t>
       </w:r>
     </w:p>
@@ -44876,6 +47036,21 @@
           <w:b/>
           <w:lang w:val="fr_FR" w:bidi="fr_FR"/>
         </w:rPr>
+        <w:t>εἰ</w:t>
+      </w:r>
+    </w:p>
+    <w:p>
+      <w:pPr/>
+      <w:r>
+        <w:rPr>
+          <w:lang w:val="fr_FR" w:bidi="fr_FR"/>
+        </w:rPr>
+      </w:r>
+      <w:r>
+        <w:rPr>
+          <w:b/>
+          <w:lang w:val="fr_FR" w:bidi="fr_FR"/>
+        </w:rPr>
         <w:t>« si »</w:t>
       </w:r>
     </w:p>
@@ -44972,6 +47147,21 @@
           <w:b/>
           <w:lang w:val="fr_FR" w:bidi="fr_FR"/>
         </w:rPr>
+        <w:t>πιστεύομεν</w:t>
+      </w:r>
+    </w:p>
+    <w:p>
+      <w:pPr/>
+      <w:r>
+        <w:rPr>
+          <w:lang w:val="fr_FR" w:bidi="fr_FR"/>
+        </w:rPr>
+      </w:r>
+      <w:r>
+        <w:rPr>
+          <w:b/>
+          <w:lang w:val="fr_FR" w:bidi="fr_FR"/>
+        </w:rPr>
         <w:t>« nous croyons »</w:t>
       </w:r>
     </w:p>
@@ -45081,6 +47271,21 @@
           <w:b/>
           <w:lang w:val="fr_FR" w:bidi="fr_FR"/>
         </w:rPr>
+        <w:t>ἀνέστη</w:t>
+      </w:r>
+    </w:p>
+    <w:p>
+      <w:pPr/>
+      <w:r>
+        <w:rPr>
+          <w:lang w:val="fr_FR" w:bidi="fr_FR"/>
+        </w:rPr>
+      </w:r>
+      <w:r>
+        <w:rPr>
+          <w:b/>
+          <w:lang w:val="fr_FR" w:bidi="fr_FR"/>
+        </w:rPr>
         <w:t>« ressuscité »</w:t>
       </w:r>
     </w:p>
@@ -45204,6 +47409,21 @@
           <w:b/>
           <w:lang w:val="fr_FR" w:bidi="fr_FR"/>
         </w:rPr>
+        <w:t>οὕτως καὶ ὁ Θεὸς</w:t>
+      </w:r>
+    </w:p>
+    <w:p>
+      <w:pPr/>
+      <w:r>
+        <w:rPr>
+          <w:lang w:val="fr_FR" w:bidi="fr_FR"/>
+        </w:rPr>
+      </w:r>
+      <w:r>
+        <w:rPr>
+          <w:b/>
+          <w:lang w:val="fr_FR" w:bidi="fr_FR"/>
+        </w:rPr>
         <w:t>« croyons aussi que Dieu »</w:t>
       </w:r>
     </w:p>
@@ -45348,6 +47568,21 @@
         <w:rPr>
           <w:lang w:val="fr_FR" w:bidi="fr_FR"/>
         </w:rPr>
+      </w:r>
+    </w:p>
+    <w:p>
+      <w:pPr/>
+      <w:r>
+        <w:rPr>
+          <w:lang w:val="fr_FR" w:bidi="fr_FR"/>
+        </w:rPr>
+      </w:r>
+      <w:r>
+        <w:rPr>
+          <w:b/>
+          <w:lang w:val="fr_FR" w:bidi="fr_FR"/>
+        </w:rPr>
+        <w:t>οὕτως καὶ ὁ Θεὸς</w:t>
       </w:r>
     </w:p>
     <w:p>
@@ -45527,6 +47762,21 @@
           <w:b/>
           <w:lang w:val="fr_FR" w:bidi="fr_FR"/>
         </w:rPr>
+        <w:t>τοὺς κοιμηθέντας</w:t>
+      </w:r>
+    </w:p>
+    <w:p>
+      <w:pPr/>
+      <w:r>
+        <w:rPr>
+          <w:lang w:val="fr_FR" w:bidi="fr_FR"/>
+        </w:rPr>
+      </w:r>
+      <w:r>
+        <w:rPr>
+          <w:b/>
+          <w:lang w:val="fr_FR" w:bidi="fr_FR"/>
+        </w:rPr>
         <w:t>« ceux qui sont morts »</w:t>
       </w:r>
     </w:p>
@@ -45757,6 +48007,21 @@
           <w:b/>
           <w:lang w:val="fr_FR" w:bidi="fr_FR"/>
         </w:rPr>
+        <w:t>γὰρ</w:t>
+      </w:r>
+    </w:p>
+    <w:p>
+      <w:pPr/>
+      <w:r>
+        <w:rPr>
+          <w:lang w:val="fr_FR" w:bidi="fr_FR"/>
+        </w:rPr>
+      </w:r>
+      <w:r>
+        <w:rPr>
+          <w:b/>
+          <w:lang w:val="fr_FR" w:bidi="fr_FR"/>
+        </w:rPr>
         <w:t>« Voici, en effet »</w:t>
       </w:r>
     </w:p>
@@ -45847,6 +48112,21 @@
           <w:b/>
           <w:lang w:val="fr_FR" w:bidi="fr_FR"/>
         </w:rPr>
+        <w:t>τοὺς κοιμηθέντας</w:t>
+      </w:r>
+    </w:p>
+    <w:p>
+      <w:pPr/>
+      <w:r>
+        <w:rPr>
+          <w:lang w:val="fr_FR" w:bidi="fr_FR"/>
+        </w:rPr>
+      </w:r>
+      <w:r>
+        <w:rPr>
+          <w:b/>
+          <w:lang w:val="fr_FR" w:bidi="fr_FR"/>
+        </w:rPr>
         <w:t>« ceux qui sont morts »</w:t>
       </w:r>
     </w:p>
@@ -45995,6 +48275,21 @@
           <w:b/>
           <w:lang w:val="fr_FR" w:bidi="fr_FR"/>
         </w:rPr>
+        <w:t>τοῦτο &amp; ὑμῖν λέγομεν ἐν λόγῳ Κυρίου, ὅτι</w:t>
+      </w:r>
+    </w:p>
+    <w:p>
+      <w:pPr/>
+      <w:r>
+        <w:rPr>
+          <w:lang w:val="fr_FR" w:bidi="fr_FR"/>
+        </w:rPr>
+      </w:r>
+      <w:r>
+        <w:rPr>
+          <w:b/>
+          <w:lang w:val="fr_FR" w:bidi="fr_FR"/>
+        </w:rPr>
         <w:t>« en effet, ce que nous vous déclarons d’après la parole du Seigneur »</w:t>
       </w:r>
     </w:p>
@@ -46091,6 +48386,21 @@
           <w:b/>
           <w:lang w:val="fr_FR" w:bidi="fr_FR"/>
         </w:rPr>
+        <w:t>λέγομεν &amp; ἡμεῖς οἱ ζῶντες</w:t>
+      </w:r>
+    </w:p>
+    <w:p>
+      <w:pPr/>
+      <w:r>
+        <w:rPr>
+          <w:lang w:val="fr_FR" w:bidi="fr_FR"/>
+        </w:rPr>
+      </w:r>
+      <w:r>
+        <w:rPr>
+          <w:b/>
+          <w:lang w:val="fr_FR" w:bidi="fr_FR"/>
+        </w:rPr>
         <w:t>« nous vous déclarons »</w:t>
       </w:r>
       <w:r>
@@ -46265,6 +48575,21 @@
           <w:b/>
           <w:lang w:val="fr_FR" w:bidi="fr_FR"/>
         </w:rPr>
+        <w:t>λόγῳ</w:t>
+      </w:r>
+    </w:p>
+    <w:p>
+      <w:pPr/>
+      <w:r>
+        <w:rPr>
+          <w:lang w:val="fr_FR" w:bidi="fr_FR"/>
+        </w:rPr>
+      </w:r>
+      <w:r>
+        <w:rPr>
+          <w:b/>
+          <w:lang w:val="fr_FR" w:bidi="fr_FR"/>
+        </w:rPr>
         <w:t>« la parole »</w:t>
       </w:r>
     </w:p>
@@ -46361,6 +48686,21 @@
           <w:b/>
           <w:lang w:val="fr_FR" w:bidi="fr_FR"/>
         </w:rPr>
+        <w:t>λόγῳ Κυρίου</w:t>
+      </w:r>
+    </w:p>
+    <w:p>
+      <w:pPr/>
+      <w:r>
+        <w:rPr>
+          <w:lang w:val="fr_FR" w:bidi="fr_FR"/>
+        </w:rPr>
+      </w:r>
+      <w:r>
+        <w:rPr>
+          <w:b/>
+          <w:lang w:val="fr_FR" w:bidi="fr_FR"/>
+        </w:rPr>
         <w:t>« la parole du Seigneur »</w:t>
       </w:r>
     </w:p>
@@ -46470,6 +48810,21 @@
           <w:b/>
           <w:lang w:val="fr_FR" w:bidi="fr_FR"/>
         </w:rPr>
+        <w:t>ἡμεῖς οἱ ζῶντες, οἱ περιλειπόμενοι</w:t>
+      </w:r>
+    </w:p>
+    <w:p>
+      <w:pPr/>
+      <w:r>
+        <w:rPr>
+          <w:lang w:val="fr_FR" w:bidi="fr_FR"/>
+        </w:rPr>
+      </w:r>
+      <w:r>
+        <w:rPr>
+          <w:b/>
+          <w:lang w:val="fr_FR" w:bidi="fr_FR"/>
+        </w:rPr>
         <w:t>« nous les vivants, restés »</w:t>
       </w:r>
     </w:p>
@@ -46592,6 +48947,21 @@
           <w:b/>
           <w:lang w:val="fr_FR" w:bidi="fr_FR"/>
         </w:rPr>
+        <w:t>εἰς τὴν παρουσίαν τοῦ Κυρίου</w:t>
+      </w:r>
+    </w:p>
+    <w:p>
+      <w:pPr/>
+      <w:r>
+        <w:rPr>
+          <w:lang w:val="fr_FR" w:bidi="fr_FR"/>
+        </w:rPr>
+      </w:r>
+      <w:r>
+        <w:rPr>
+          <w:b/>
+          <w:lang w:val="fr_FR" w:bidi="fr_FR"/>
+        </w:rPr>
         <w:t>« l’avènement du Seigneur »</w:t>
       </w:r>
     </w:p>
@@ -46694,6 +49064,21 @@
           <w:b/>
           <w:lang w:val="fr_FR" w:bidi="fr_FR"/>
         </w:rPr>
+        <w:t>οὐ μὴ φθάσωμεν</w:t>
+      </w:r>
+    </w:p>
+    <w:p>
+      <w:pPr/>
+      <w:r>
+        <w:rPr>
+          <w:lang w:val="fr_FR" w:bidi="fr_FR"/>
+        </w:rPr>
+      </w:r>
+      <w:r>
+        <w:rPr>
+          <w:b/>
+          <w:lang w:val="fr_FR" w:bidi="fr_FR"/>
+        </w:rPr>
         <w:t>« ne devancerons pas »</w:t>
       </w:r>
     </w:p>
@@ -46789,6 +49174,21 @@
         <w:rPr>
           <w:lang w:val="fr_FR" w:bidi="fr_FR"/>
         </w:rPr>
+      </w:r>
+    </w:p>
+    <w:p>
+      <w:pPr/>
+      <w:r>
+        <w:rPr>
+          <w:lang w:val="fr_FR" w:bidi="fr_FR"/>
+        </w:rPr>
+      </w:r>
+      <w:r>
+        <w:rPr>
+          <w:b/>
+          <w:lang w:val="fr_FR" w:bidi="fr_FR"/>
+        </w:rPr>
+        <w:t>οὐ μὴ φθάσωμεν</w:t>
       </w:r>
     </w:p>
     <w:p>
@@ -47250,6 +49650,21 @@
           <w:b/>
           <w:lang w:val="fr_FR" w:bidi="fr_FR"/>
         </w:rPr>
+        <w:t>ὅτι</w:t>
+      </w:r>
+    </w:p>
+    <w:p>
+      <w:pPr/>
+      <w:r>
+        <w:rPr>
+          <w:lang w:val="fr_FR" w:bidi="fr_FR"/>
+        </w:rPr>
+      </w:r>
+      <w:r>
+        <w:rPr>
+          <w:b/>
+          <w:lang w:val="fr_FR" w:bidi="fr_FR"/>
+        </w:rPr>
         <w:t>« Car »</w:t>
       </w:r>
     </w:p>
@@ -47364,6 +49779,21 @@
           <w:b/>
           <w:lang w:val="fr_FR" w:bidi="fr_FR"/>
         </w:rPr>
+        <w:t>πρῶτον</w:t>
+      </w:r>
+    </w:p>
+    <w:p>
+      <w:pPr/>
+      <w:r>
+        <w:rPr>
+          <w:lang w:val="fr_FR" w:bidi="fr_FR"/>
+        </w:rPr>
+      </w:r>
+      <w:r>
+        <w:rPr>
+          <w:b/>
+          <w:lang w:val="fr_FR" w:bidi="fr_FR"/>
+        </w:rPr>
         <w:t>« premièrement »</w:t>
       </w:r>
     </w:p>
@@ -47460,6 +49890,21 @@
           <w:b/>
           <w:lang w:val="fr_FR" w:bidi="fr_FR"/>
         </w:rPr>
+        <w:t>αὐτὸς ὁ Κύριος</w:t>
+      </w:r>
+    </w:p>
+    <w:p>
+      <w:pPr/>
+      <w:r>
+        <w:rPr>
+          <w:lang w:val="fr_FR" w:bidi="fr_FR"/>
+        </w:rPr>
+      </w:r>
+      <w:r>
+        <w:rPr>
+          <w:b/>
+          <w:lang w:val="fr_FR" w:bidi="fr_FR"/>
+        </w:rPr>
         <w:t>« le Seigneur lui-même »</w:t>
       </w:r>
     </w:p>
@@ -47569,6 +50014,21 @@
           <w:b/>
           <w:lang w:val="fr_FR" w:bidi="fr_FR"/>
         </w:rPr>
+        <w:t>ἐν κελεύσματι</w:t>
+      </w:r>
+    </w:p>
+    <w:p>
+      <w:pPr/>
+      <w:r>
+        <w:rPr>
+          <w:lang w:val="fr_FR" w:bidi="fr_FR"/>
+        </w:rPr>
+      </w:r>
+      <w:r>
+        <w:rPr>
+          <w:b/>
+          <w:lang w:val="fr_FR" w:bidi="fr_FR"/>
+        </w:rPr>
         <w:t>« à un signal donné »</w:t>
       </w:r>
     </w:p>
@@ -47678,6 +50138,21 @@
           <w:b/>
           <w:lang w:val="fr_FR" w:bidi="fr_FR"/>
         </w:rPr>
+        <w:t>σάλπιγγι Θεοῦ</w:t>
+      </w:r>
+    </w:p>
+    <w:p>
+      <w:pPr/>
+      <w:r>
+        <w:rPr>
+          <w:lang w:val="fr_FR" w:bidi="fr_FR"/>
+        </w:rPr>
+      </w:r>
+      <w:r>
+        <w:rPr>
+          <w:b/>
+          <w:lang w:val="fr_FR" w:bidi="fr_FR"/>
+        </w:rPr>
         <w:t>« la trompette de Dieu »</w:t>
       </w:r>
     </w:p>
@@ -47826,6 +50301,21 @@
           <w:b/>
           <w:lang w:val="fr_FR" w:bidi="fr_FR"/>
         </w:rPr>
+        <w:t>καὶ</w:t>
+      </w:r>
+    </w:p>
+    <w:p>
+      <w:pPr/>
+      <w:r>
+        <w:rPr>
+          <w:lang w:val="fr_FR" w:bidi="fr_FR"/>
+        </w:rPr>
+      </w:r>
+      <w:r>
+        <w:rPr>
+          <w:b/>
+          <w:lang w:val="fr_FR" w:bidi="fr_FR"/>
+        </w:rPr>
         <w:t>« et »</w:t>
       </w:r>
     </w:p>
@@ -47922,6 +50412,21 @@
           <w:b/>
           <w:lang w:val="fr_FR" w:bidi="fr_FR"/>
         </w:rPr>
+        <w:t>οἱ νεκροὶ</w:t>
+      </w:r>
+    </w:p>
+    <w:p>
+      <w:pPr/>
+      <w:r>
+        <w:rPr>
+          <w:lang w:val="fr_FR" w:bidi="fr_FR"/>
+        </w:rPr>
+      </w:r>
+      <w:r>
+        <w:rPr>
+          <w:b/>
+          <w:lang w:val="fr_FR" w:bidi="fr_FR"/>
+        </w:rPr>
         <w:t>« les morts »</w:t>
       </w:r>
     </w:p>
@@ -48018,6 +50523,21 @@
           <w:b/>
           <w:lang w:val="fr_FR" w:bidi="fr_FR"/>
         </w:rPr>
+        <w:t>ἐν Χριστῷ</w:t>
+      </w:r>
+    </w:p>
+    <w:p>
+      <w:pPr/>
+      <w:r>
+        <w:rPr>
+          <w:lang w:val="fr_FR" w:bidi="fr_FR"/>
+        </w:rPr>
+      </w:r>
+      <w:r>
+        <w:rPr>
+          <w:b/>
+          <w:lang w:val="fr_FR" w:bidi="fr_FR"/>
+        </w:rPr>
         <w:t>« en Christ »</w:t>
       </w:r>
     </w:p>
@@ -48101,6 +50621,21 @@
           <w:b/>
           <w:lang w:val="fr_FR" w:bidi="fr_FR"/>
         </w:rPr>
+        <w:t>ἀναστήσονται</w:t>
+      </w:r>
+    </w:p>
+    <w:p>
+      <w:pPr/>
+      <w:r>
+        <w:rPr>
+          <w:lang w:val="fr_FR" w:bidi="fr_FR"/>
+        </w:rPr>
+      </w:r>
+      <w:r>
+        <w:rPr>
+          <w:b/>
+          <w:lang w:val="fr_FR" w:bidi="fr_FR"/>
+        </w:rPr>
         <w:t>« ressusciteront »</w:t>
       </w:r>
     </w:p>
@@ -48294,6 +50829,21 @@
           <w:b/>
           <w:lang w:val="fr_FR" w:bidi="fr_FR"/>
         </w:rPr>
+        <w:t>ἔπειτα</w:t>
+      </w:r>
+    </w:p>
+    <w:p>
+      <w:pPr/>
+      <w:r>
+        <w:rPr>
+          <w:lang w:val="fr_FR" w:bidi="fr_FR"/>
+        </w:rPr>
+      </w:r>
+      <w:r>
+        <w:rPr>
+          <w:b/>
+          <w:lang w:val="fr_FR" w:bidi="fr_FR"/>
+        </w:rPr>
         <w:t>« Ensuite »</w:t>
       </w:r>
     </w:p>
@@ -48390,6 +50940,21 @@
           <w:b/>
           <w:lang w:val="fr_FR" w:bidi="fr_FR"/>
         </w:rPr>
+        <w:t>ἡμεῖς οἱ ζῶντες, οἱ περιλειπόμενοι ἅμα σὺν αὐτοῖς, ἁρπαγησόμεθα</w:t>
+      </w:r>
+    </w:p>
+    <w:p>
+      <w:pPr/>
+      <w:r>
+        <w:rPr>
+          <w:lang w:val="fr_FR" w:bidi="fr_FR"/>
+        </w:rPr>
+      </w:r>
+      <w:r>
+        <w:rPr>
+          <w:b/>
+          <w:lang w:val="fr_FR" w:bidi="fr_FR"/>
+        </w:rPr>
         <w:t>« nous les vivants, qui serons restés, nous serons tous ensemble enlevés avec eux »</w:t>
       </w:r>
     </w:p>
@@ -48511,6 +51076,21 @@
           <w:b/>
           <w:lang w:val="fr_FR" w:bidi="fr_FR"/>
         </w:rPr>
+        <w:t>ἡμεῖς &amp; πάντοτε &amp; ἐσόμεθα</w:t>
+      </w:r>
+    </w:p>
+    <w:p>
+      <w:pPr/>
+      <w:r>
+        <w:rPr>
+          <w:lang w:val="fr_FR" w:bidi="fr_FR"/>
+        </w:rPr>
+      </w:r>
+      <w:r>
+        <w:rPr>
+          <w:b/>
+          <w:lang w:val="fr_FR" w:bidi="fr_FR"/>
+        </w:rPr>
         <w:t>« nous »</w:t>
       </w:r>
       <w:r>
@@ -48698,6 +51278,21 @@
           <w:b/>
           <w:lang w:val="fr_FR" w:bidi="fr_FR"/>
         </w:rPr>
+        <w:t>ἡμεῖς οἱ ζῶντες, οἱ περιλειπόμενοι</w:t>
+      </w:r>
+    </w:p>
+    <w:p>
+      <w:pPr/>
+      <w:r>
+        <w:rPr>
+          <w:lang w:val="fr_FR" w:bidi="fr_FR"/>
+        </w:rPr>
+      </w:r>
+      <w:r>
+        <w:rPr>
+          <w:b/>
+          <w:lang w:val="fr_FR" w:bidi="fr_FR"/>
+        </w:rPr>
         <w:t>« nous les vivants, qui serons restés »</w:t>
       </w:r>
     </w:p>
@@ -48839,6 +51434,21 @@
           <w:b/>
           <w:lang w:val="fr_FR" w:bidi="fr_FR"/>
         </w:rPr>
+        <w:t>αὐτοῖς</w:t>
+      </w:r>
+    </w:p>
+    <w:p>
+      <w:pPr/>
+      <w:r>
+        <w:rPr>
+          <w:lang w:val="fr_FR" w:bidi="fr_FR"/>
+        </w:rPr>
+      </w:r>
+      <w:r>
+        <w:rPr>
+          <w:b/>
+          <w:lang w:val="fr_FR" w:bidi="fr_FR"/>
+        </w:rPr>
         <w:t>« eux »</w:t>
       </w:r>
     </w:p>
@@ -48935,6 +51545,21 @@
           <w:b/>
           <w:lang w:val="fr_FR" w:bidi="fr_FR"/>
         </w:rPr>
+        <w:t>ἐν νεφέλαις</w:t>
+      </w:r>
+    </w:p>
+    <w:p>
+      <w:pPr/>
+      <w:r>
+        <w:rPr>
+          <w:lang w:val="fr_FR" w:bidi="fr_FR"/>
+        </w:rPr>
+      </w:r>
+      <w:r>
+        <w:rPr>
+          <w:b/>
+          <w:lang w:val="fr_FR" w:bidi="fr_FR"/>
+        </w:rPr>
         <w:t>« sur des nuées »</w:t>
       </w:r>
     </w:p>
@@ -49102,6 +51727,21 @@
           <w:b/>
           <w:lang w:val="fr_FR" w:bidi="fr_FR"/>
         </w:rPr>
+        <w:t>εἰς ἀπάντησιν τοῦ Κυρίου εἰς ἀέρα</w:t>
+      </w:r>
+    </w:p>
+    <w:p>
+      <w:pPr/>
+      <w:r>
+        <w:rPr>
+          <w:lang w:val="fr_FR" w:bidi="fr_FR"/>
+        </w:rPr>
+      </w:r>
+      <w:r>
+        <w:rPr>
+          <w:b/>
+          <w:lang w:val="fr_FR" w:bidi="fr_FR"/>
+        </w:rPr>
         <w:t>« à la rencontre du Seigneur dans les airs »</w:t>
       </w:r>
     </w:p>
@@ -49198,6 +51838,21 @@
           <w:b/>
           <w:lang w:val="fr_FR" w:bidi="fr_FR"/>
         </w:rPr>
+        <w:t>εἰς ἀέρα</w:t>
+      </w:r>
+    </w:p>
+    <w:p>
+      <w:pPr/>
+      <w:r>
+        <w:rPr>
+          <w:lang w:val="fr_FR" w:bidi="fr_FR"/>
+        </w:rPr>
+      </w:r>
+      <w:r>
+        <w:rPr>
+          <w:b/>
+          <w:lang w:val="fr_FR" w:bidi="fr_FR"/>
+        </w:rPr>
         <w:t>« dans les airs »</w:t>
       </w:r>
     </w:p>
@@ -49294,6 +51949,21 @@
           <w:b/>
           <w:lang w:val="fr_FR" w:bidi="fr_FR"/>
         </w:rPr>
+        <w:t>οὕτως</w:t>
+      </w:r>
+    </w:p>
+    <w:p>
+      <w:pPr/>
+      <w:r>
+        <w:rPr>
+          <w:lang w:val="fr_FR" w:bidi="fr_FR"/>
+        </w:rPr>
+      </w:r>
+      <w:r>
+        <w:rPr>
+          <w:b/>
+          <w:lang w:val="fr_FR" w:bidi="fr_FR"/>
+        </w:rPr>
         <w:t>« et ainsi »</w:t>
       </w:r>
     </w:p>
@@ -49532,6 +52202,21 @@
           <w:b/>
           <w:lang w:val="fr_FR" w:bidi="fr_FR"/>
         </w:rPr>
+        <w:t>ὥστε</w:t>
+      </w:r>
+    </w:p>
+    <w:p>
+      <w:pPr/>
+      <w:r>
+        <w:rPr>
+          <w:lang w:val="fr_FR" w:bidi="fr_FR"/>
+        </w:rPr>
+      </w:r>
+      <w:r>
+        <w:rPr>
+          <w:b/>
+          <w:lang w:val="fr_FR" w:bidi="fr_FR"/>
+        </w:rPr>
         <w:t>« donc »</w:t>
       </w:r>
     </w:p>
@@ -49628,6 +52313,21 @@
           <w:b/>
           <w:lang w:val="fr_FR" w:bidi="fr_FR"/>
         </w:rPr>
+        <w:t>ἐν τοῖς λόγοις τούτοις</w:t>
+      </w:r>
+    </w:p>
+    <w:p>
+      <w:pPr/>
+      <w:r>
+        <w:rPr>
+          <w:lang w:val="fr_FR" w:bidi="fr_FR"/>
+        </w:rPr>
+      </w:r>
+      <w:r>
+        <w:rPr>
+          <w:b/>
+          <w:lang w:val="fr_FR" w:bidi="fr_FR"/>
+        </w:rPr>
         <w:t>« par ces paroles »</w:t>
       </w:r>
     </w:p>
@@ -50016,6 +52716,21 @@
           <w:b/>
           <w:lang w:val="fr_FR" w:bidi="fr_FR"/>
         </w:rPr>
+        <w:t>δὲ</w:t>
+      </w:r>
+    </w:p>
+    <w:p>
+      <w:pPr/>
+      <w:r>
+        <w:rPr>
+          <w:lang w:val="fr_FR" w:bidi="fr_FR"/>
+        </w:rPr>
+      </w:r>
+      <w:r>
+        <w:rPr>
+          <w:b/>
+          <w:lang w:val="fr_FR" w:bidi="fr_FR"/>
+        </w:rPr>
         <w:t>« - Pour ce qui est »</w:t>
       </w:r>
     </w:p>
@@ -50145,6 +52860,21 @@
           <w:b/>
           <w:lang w:val="fr_FR" w:bidi="fr_FR"/>
         </w:rPr>
+        <w:t>τῶν χρόνων καὶ τῶν καιρῶν</w:t>
+      </w:r>
+    </w:p>
+    <w:p>
+      <w:pPr/>
+      <w:r>
+        <w:rPr>
+          <w:lang w:val="fr_FR" w:bidi="fr_FR"/>
+        </w:rPr>
+      </w:r>
+      <w:r>
+        <w:rPr>
+          <w:b/>
+          <w:lang w:val="fr_FR" w:bidi="fr_FR"/>
+        </w:rPr>
         <w:t>« des temps et des moments »</w:t>
       </w:r>
     </w:p>
@@ -50241,6 +52971,21 @@
           <w:b/>
           <w:lang w:val="fr_FR" w:bidi="fr_FR"/>
         </w:rPr>
+        <w:t>ὑμῖν γράφεσθαι</w:t>
+      </w:r>
+    </w:p>
+    <w:p>
+      <w:pPr/>
+      <w:r>
+        <w:rPr>
+          <w:lang w:val="fr_FR" w:bidi="fr_FR"/>
+        </w:rPr>
+      </w:r>
+      <w:r>
+        <w:rPr>
+          <w:b/>
+          <w:lang w:val="fr_FR" w:bidi="fr_FR"/>
+        </w:rPr>
         <w:t>« vous n’avez pas besoin, frères, qu’on vous en écrive »</w:t>
       </w:r>
     </w:p>
@@ -50559,6 +53304,21 @@
           <w:b/>
           <w:lang w:val="fr_FR" w:bidi="fr_FR"/>
         </w:rPr>
+        <w:t>γὰρ</w:t>
+      </w:r>
+    </w:p>
+    <w:p>
+      <w:pPr/>
+      <w:r>
+        <w:rPr>
+          <w:lang w:val="fr_FR" w:bidi="fr_FR"/>
+        </w:rPr>
+      </w:r>
+      <w:r>
+        <w:rPr>
+          <w:b/>
+          <w:lang w:val="fr_FR" w:bidi="fr_FR"/>
+        </w:rPr>
         <w:t>« Car »</w:t>
       </w:r>
     </w:p>
@@ -50655,6 +53415,21 @@
           <w:b/>
           <w:lang w:val="fr_FR" w:bidi="fr_FR"/>
         </w:rPr>
+        <w:t>ὡς κλέπτης ἐν νυκτὶ οὕτως ἔρχεται</w:t>
+      </w:r>
+    </w:p>
+    <w:p>
+      <w:pPr/>
+      <w:r>
+        <w:rPr>
+          <w:lang w:val="fr_FR" w:bidi="fr_FR"/>
+        </w:rPr>
+      </w:r>
+      <w:r>
+        <w:rPr>
+          <w:b/>
+          <w:lang w:val="fr_FR" w:bidi="fr_FR"/>
+        </w:rPr>
         <w:t>« viendra comme un voleur dans la nuit »</w:t>
       </w:r>
     </w:p>
@@ -50778,6 +53553,21 @@
           <w:b/>
           <w:lang w:val="fr_FR" w:bidi="fr_FR"/>
         </w:rPr>
+        <w:t>ὡς &amp; οὕτως</w:t>
+      </w:r>
+    </w:p>
+    <w:p>
+      <w:pPr/>
+      <w:r>
+        <w:rPr>
+          <w:lang w:val="fr_FR" w:bidi="fr_FR"/>
+        </w:rPr>
+      </w:r>
+      <w:r>
+        <w:rPr>
+          <w:b/>
+          <w:lang w:val="fr_FR" w:bidi="fr_FR"/>
+        </w:rPr>
         <w:t>« comme un voleur dans la nuit »</w:t>
       </w:r>
     </w:p>
@@ -51390,6 +54180,21 @@
           <w:b/>
           <w:lang w:val="fr_FR" w:bidi="fr_FR"/>
         </w:rPr>
+        <w:t>λέγωσιν, εἰρήνη καὶ ἀσφάλεια, τότε</w:t>
+      </w:r>
+    </w:p>
+    <w:p>
+      <w:pPr/>
+      <w:r>
+        <w:rPr>
+          <w:lang w:val="fr_FR" w:bidi="fr_FR"/>
+        </w:rPr>
+      </w:r>
+      <w:r>
+        <w:rPr>
+          <w:b/>
+          <w:lang w:val="fr_FR" w:bidi="fr_FR"/>
+        </w:rPr>
         <w:t>« les hommes diront : Paix et sûreté ! »</w:t>
       </w:r>
     </w:p>
@@ -51473,6 +54278,21 @@
           <w:b/>
           <w:lang w:val="fr_FR" w:bidi="fr_FR"/>
         </w:rPr>
+        <w:t>εἰρήνη καὶ ἀσφάλεια</w:t>
+      </w:r>
+    </w:p>
+    <w:p>
+      <w:pPr/>
+      <w:r>
+        <w:rPr>
+          <w:lang w:val="fr_FR" w:bidi="fr_FR"/>
+        </w:rPr>
+      </w:r>
+      <w:r>
+        <w:rPr>
+          <w:b/>
+          <w:lang w:val="fr_FR" w:bidi="fr_FR"/>
+        </w:rPr>
         <w:t>« Paix et sûreté »</w:t>
       </w:r>
     </w:p>
@@ -51588,6 +54408,21 @@
           <w:b/>
           <w:lang w:val="fr_FR" w:bidi="fr_FR"/>
         </w:rPr>
+        <w:t>τῇ ἐν γαστρὶ ἐχούσῃ</w:t>
+      </w:r>
+    </w:p>
+    <w:p>
+      <w:pPr/>
+      <w:r>
+        <w:rPr>
+          <w:lang w:val="fr_FR" w:bidi="fr_FR"/>
+        </w:rPr>
+      </w:r>
+      <w:r>
+        <w:rPr>
+          <w:b/>
+          <w:lang w:val="fr_FR" w:bidi="fr_FR"/>
+        </w:rPr>
         <w:t>« la femme enceinte »</w:t>
       </w:r>
     </w:p>
@@ -51685,6 +54520,21 @@
           <w:b/>
           <w:lang w:val="fr_FR" w:bidi="fr_FR"/>
         </w:rPr>
+        <w:t>ὅταν λέγωσιν, εἰρήνη καὶ ἀσφάλεια, τότε αἰφνίδιος &amp; ὄλεθρος</w:t>
+      </w:r>
+    </w:p>
+    <w:p>
+      <w:pPr/>
+      <w:r>
+        <w:rPr>
+          <w:lang w:val="fr_FR" w:bidi="fr_FR"/>
+        </w:rPr>
+      </w:r>
+      <w:r>
+        <w:rPr>
+          <w:b/>
+          <w:lang w:val="fr_FR" w:bidi="fr_FR"/>
+        </w:rPr>
         <w:t>« Quand les hommes diront : Paix et sûreté ! Alors une ruine soudaine »</w:t>
       </w:r>
     </w:p>
@@ -51807,6 +54657,21 @@
           <w:b/>
           <w:lang w:val="fr_FR" w:bidi="fr_FR"/>
         </w:rPr>
+        <w:t>λέγωσιν &amp; αὐτοῖς &amp; οὐ μὴ ἐκφύγωσιν</w:t>
+      </w:r>
+    </w:p>
+    <w:p>
+      <w:pPr/>
+      <w:r>
+        <w:rPr>
+          <w:lang w:val="fr_FR" w:bidi="fr_FR"/>
+        </w:rPr>
+      </w:r>
+      <w:r>
+        <w:rPr>
+          <w:b/>
+          <w:lang w:val="fr_FR" w:bidi="fr_FR"/>
+        </w:rPr>
         <w:t>« les hommes diront »</w:t>
       </w:r>
       <w:r>
@@ -52013,6 +54878,21 @@
           <w:b/>
           <w:lang w:val="fr_FR" w:bidi="fr_FR"/>
         </w:rPr>
+        <w:t>ὥσπερ ἡ ὠδὶν τῇ ἐν γαστρὶ ἐχούσῃ; καὶ οὐ μὴ ἐκφύγωσιν</w:t>
+      </w:r>
+    </w:p>
+    <w:p>
+      <w:pPr/>
+      <w:r>
+        <w:rPr>
+          <w:lang w:val="fr_FR" w:bidi="fr_FR"/>
+        </w:rPr>
+      </w:r>
+      <w:r>
+        <w:rPr>
+          <w:b/>
+          <w:lang w:val="fr_FR" w:bidi="fr_FR"/>
+        </w:rPr>
         <w:t>« comme les douleurs de l’enfantement surprennent la femme enceinte, et ils n’échapperont point »</w:t>
       </w:r>
     </w:p>
@@ -52524,6 +55404,21 @@
           <w:b/>
           <w:lang w:val="fr_FR" w:bidi="fr_FR"/>
         </w:rPr>
+        <w:t>ὑμεῖς δέ, ἀδελφοί &amp; ἐστὲ</w:t>
+      </w:r>
+    </w:p>
+    <w:p>
+      <w:pPr/>
+      <w:r>
+        <w:rPr>
+          <w:lang w:val="fr_FR" w:bidi="fr_FR"/>
+        </w:rPr>
+      </w:r>
+      <w:r>
+        <w:rPr>
+          <w:b/>
+          <w:lang w:val="fr_FR" w:bidi="fr_FR"/>
+        </w:rPr>
         <w:t>« Mais vous, frères, vous n'êtes »</w:t>
       </w:r>
     </w:p>
@@ -52620,6 +55515,21 @@
           <w:b/>
           <w:lang w:val="fr_FR" w:bidi="fr_FR"/>
         </w:rPr>
+        <w:t>οὐκ ἐστὲ ἐν σκότει</w:t>
+      </w:r>
+    </w:p>
+    <w:p>
+      <w:pPr/>
+      <w:r>
+        <w:rPr>
+          <w:lang w:val="fr_FR" w:bidi="fr_FR"/>
+        </w:rPr>
+      </w:r>
+      <w:r>
+        <w:rPr>
+          <w:b/>
+          <w:lang w:val="fr_FR" w:bidi="fr_FR"/>
+        </w:rPr>
         <w:t>« pas dans les ténèbres »</w:t>
       </w:r>
     </w:p>
@@ -52742,6 +55652,21 @@
           <w:b/>
           <w:lang w:val="fr_FR" w:bidi="fr_FR"/>
         </w:rPr>
+        <w:t>ἐν σκότει</w:t>
+      </w:r>
+    </w:p>
+    <w:p>
+      <w:pPr/>
+      <w:r>
+        <w:rPr>
+          <w:lang w:val="fr_FR" w:bidi="fr_FR"/>
+        </w:rPr>
+      </w:r>
+      <w:r>
+        <w:rPr>
+          <w:b/>
+          <w:lang w:val="fr_FR" w:bidi="fr_FR"/>
+        </w:rPr>
         <w:t>« dans les ténèbres »</w:t>
       </w:r>
     </w:p>
@@ -52844,6 +55769,21 @@
           <w:b/>
           <w:lang w:val="fr_FR" w:bidi="fr_FR"/>
         </w:rPr>
+        <w:t>καταλάβῃ</w:t>
+      </w:r>
+    </w:p>
+    <w:p>
+      <w:pPr/>
+      <w:r>
+        <w:rPr>
+          <w:lang w:val="fr_FR" w:bidi="fr_FR"/>
+        </w:rPr>
+      </w:r>
+      <w:r>
+        <w:rPr>
+          <w:b/>
+          <w:lang w:val="fr_FR" w:bidi="fr_FR"/>
+        </w:rPr>
         <w:t>« pour que ce jour vous surprenne »</w:t>
       </w:r>
     </w:p>
@@ -52940,6 +55880,21 @@
           <w:b/>
           <w:lang w:val="fr_FR" w:bidi="fr_FR"/>
         </w:rPr>
+        <w:t>ἡ ἡμέρα</w:t>
+      </w:r>
+    </w:p>
+    <w:p>
+      <w:pPr/>
+      <w:r>
+        <w:rPr>
+          <w:lang w:val="fr_FR" w:bidi="fr_FR"/>
+        </w:rPr>
+      </w:r>
+      <w:r>
+        <w:rPr>
+          <w:b/>
+          <w:lang w:val="fr_FR" w:bidi="fr_FR"/>
+        </w:rPr>
         <w:t>« ce jour »</w:t>
       </w:r>
     </w:p>
@@ -53049,6 +56004,21 @@
           <w:b/>
           <w:lang w:val="fr_FR" w:bidi="fr_FR"/>
         </w:rPr>
+        <w:t>ὡς κλέπτας</w:t>
+      </w:r>
+    </w:p>
+    <w:p>
+      <w:pPr/>
+      <w:r>
+        <w:rPr>
+          <w:lang w:val="fr_FR" w:bidi="fr_FR"/>
+        </w:rPr>
+      </w:r>
+      <w:r>
+        <w:rPr>
+          <w:b/>
+          <w:lang w:val="fr_FR" w:bidi="fr_FR"/>
+        </w:rPr>
         <w:t>« comme un voleur »</w:t>
       </w:r>
     </w:p>
@@ -53132,6 +56102,21 @@
           <w:b/>
           <w:lang w:val="fr_FR" w:bidi="fr_FR"/>
         </w:rPr>
+        <w:t>γὰρ</w:t>
+      </w:r>
+    </w:p>
+    <w:p>
+      <w:pPr/>
+      <w:r>
+        <w:rPr>
+          <w:lang w:val="fr_FR" w:bidi="fr_FR"/>
+        </w:rPr>
+      </w:r>
+      <w:r>
+        <w:rPr>
+          <w:b/>
+          <w:lang w:val="fr_FR" w:bidi="fr_FR"/>
+        </w:rPr>
         <w:t>« - vous êtes tous »</w:t>
       </w:r>
     </w:p>
@@ -53239,6 +56224,21 @@
           <w:b/>
           <w:lang w:val="fr_FR" w:bidi="fr_FR"/>
         </w:rPr>
+        <w:t>πάντες &amp; ὑμεῖς υἱοὶ φωτός ἐστε, καὶ υἱοὶ ἡμέρας. οὐκ ἐσμὲν νυκτὸς οὐδὲ σκότους</w:t>
+      </w:r>
+    </w:p>
+    <w:p>
+      <w:pPr/>
+      <w:r>
+        <w:rPr>
+          <w:lang w:val="fr_FR" w:bidi="fr_FR"/>
+        </w:rPr>
+      </w:r>
+      <w:r>
+        <w:rPr>
+          <w:b/>
+          <w:lang w:val="fr_FR" w:bidi="fr_FR"/>
+        </w:rPr>
         <w:t xml:space="preserve"> « lumière » - « jour »</w:t>
       </w:r>
     </w:p>
@@ -53374,6 +56374,21 @@
           <w:b/>
           <w:lang w:val="fr_FR" w:bidi="fr_FR"/>
         </w:rPr>
+        <w:t>πάντες &amp; ὑμεῖς υἱοὶ φωτός ἐστε, καὶ υἱοὶ ἡμέρας</w:t>
+      </w:r>
+    </w:p>
+    <w:p>
+      <w:pPr/>
+      <w:r>
+        <w:rPr>
+          <w:lang w:val="fr_FR" w:bidi="fr_FR"/>
+        </w:rPr>
+      </w:r>
+      <w:r>
+        <w:rPr>
+          <w:b/>
+          <w:lang w:val="fr_FR" w:bidi="fr_FR"/>
+        </w:rPr>
         <w:t>« vous êtes tous des enfants de la lumière et des enfants du jour »</w:t>
       </w:r>
     </w:p>
@@ -53510,6 +56525,21 @@
           <w:b/>
           <w:lang w:val="fr_FR" w:bidi="fr_FR"/>
         </w:rPr>
+        <w:t>πάντες &amp; ὑμεῖς υἱοὶ φωτός ἐστε, καὶ υἱοὶ ἡμέρας</w:t>
+      </w:r>
+    </w:p>
+    <w:p>
+      <w:pPr/>
+      <w:r>
+        <w:rPr>
+          <w:lang w:val="fr_FR" w:bidi="fr_FR"/>
+        </w:rPr>
+      </w:r>
+      <w:r>
+        <w:rPr>
+          <w:b/>
+          <w:lang w:val="fr_FR" w:bidi="fr_FR"/>
+        </w:rPr>
         <w:t>« Vous êtes tous fils de la lumière et fils du jour »</w:t>
       </w:r>
     </w:p>
@@ -53607,6 +56637,21 @@
           <w:b/>
           <w:lang w:val="fr_FR" w:bidi="fr_FR"/>
         </w:rPr>
+        <w:t>υἱοὶ φωτός &amp; καὶ υἱοὶ ἡμέρας</w:t>
+      </w:r>
+    </w:p>
+    <w:p>
+      <w:pPr/>
+      <w:r>
+        <w:rPr>
+          <w:lang w:val="fr_FR" w:bidi="fr_FR"/>
+        </w:rPr>
+      </w:r>
+      <w:r>
+        <w:rPr>
+          <w:b/>
+          <w:lang w:val="fr_FR" w:bidi="fr_FR"/>
+        </w:rPr>
         <w:t>« des enfants de la lumière et des enfants du jour »</w:t>
       </w:r>
     </w:p>
@@ -53717,6 +56762,21 @@
           <w:b/>
           <w:lang w:val="fr_FR" w:bidi="fr_FR"/>
         </w:rPr>
+        <w:t>οὐκ ἐσμὲν νυκτὸς οὐδὲ σκότους</w:t>
+      </w:r>
+    </w:p>
+    <w:p>
+      <w:pPr/>
+      <w:r>
+        <w:rPr>
+          <w:lang w:val="fr_FR" w:bidi="fr_FR"/>
+        </w:rPr>
+      </w:r>
+      <w:r>
+        <w:rPr>
+          <w:b/>
+          <w:lang w:val="fr_FR" w:bidi="fr_FR"/>
+        </w:rPr>
         <w:t>« Nous ne sommes point de la nuit ni des ténèbres. »</w:t>
       </w:r>
     </w:p>
@@ -53839,6 +56899,21 @@
           <w:b/>
           <w:lang w:val="fr_FR" w:bidi="fr_FR"/>
         </w:rPr>
+        <w:t>οὐκ ἐσμὲν νυκτὸς οὐδὲ σκότους</w:t>
+      </w:r>
+    </w:p>
+    <w:p>
+      <w:pPr/>
+      <w:r>
+        <w:rPr>
+          <w:lang w:val="fr_FR" w:bidi="fr_FR"/>
+        </w:rPr>
+      </w:r>
+      <w:r>
+        <w:rPr>
+          <w:b/>
+          <w:lang w:val="fr_FR" w:bidi="fr_FR"/>
+        </w:rPr>
         <w:t>« Nous ne sommes point de la nuit ni des ténèbres »</w:t>
       </w:r>
     </w:p>
@@ -53922,6 +56997,21 @@
           <w:b/>
           <w:lang w:val="fr_FR" w:bidi="fr_FR"/>
         </w:rPr>
+        <w:t>ἐσμὲν</w:t>
+      </w:r>
+    </w:p>
+    <w:p>
+      <w:pPr/>
+      <w:r>
+        <w:rPr>
+          <w:lang w:val="fr_FR" w:bidi="fr_FR"/>
+        </w:rPr>
+      </w:r>
+      <w:r>
+        <w:rPr>
+          <w:b/>
+          <w:lang w:val="fr_FR" w:bidi="fr_FR"/>
+        </w:rPr>
         <w:t>« Nous ne sommes »</w:t>
       </w:r>
     </w:p>
@@ -54018,6 +57108,21 @@
           <w:b/>
           <w:lang w:val="fr_FR" w:bidi="fr_FR"/>
         </w:rPr>
+        <w:t>σκότους</w:t>
+      </w:r>
+    </w:p>
+    <w:p>
+      <w:pPr/>
+      <w:r>
+        <w:rPr>
+          <w:lang w:val="fr_FR" w:bidi="fr_FR"/>
+        </w:rPr>
+      </w:r>
+      <w:r>
+        <w:rPr>
+          <w:b/>
+          <w:lang w:val="fr_FR" w:bidi="fr_FR"/>
+        </w:rPr>
         <w:t>« des ténèbres »</w:t>
       </w:r>
     </w:p>
@@ -54229,6 +57334,21 @@
           <w:b/>
           <w:lang w:val="fr_FR" w:bidi="fr_FR"/>
         </w:rPr>
+        <w:t>ἄρα οὖν</w:t>
+      </w:r>
+    </w:p>
+    <w:p>
+      <w:pPr/>
+      <w:r>
+        <w:rPr>
+          <w:lang w:val="fr_FR" w:bidi="fr_FR"/>
+        </w:rPr>
+      </w:r>
+      <w:r>
+        <w:rPr>
+          <w:b/>
+          <w:lang w:val="fr_FR" w:bidi="fr_FR"/>
+        </w:rPr>
         <w:t>« donc »</w:t>
       </w:r>
     </w:p>
@@ -54325,6 +57445,21 @@
           <w:b/>
           <w:lang w:val="fr_FR" w:bidi="fr_FR"/>
         </w:rPr>
+        <w:t>μὴ καθεύδωμεν &amp; γρηγορῶμεν</w:t>
+      </w:r>
+    </w:p>
+    <w:p>
+      <w:pPr/>
+      <w:r>
+        <w:rPr>
+          <w:lang w:val="fr_FR" w:bidi="fr_FR"/>
+        </w:rPr>
+      </w:r>
+      <w:r>
+        <w:rPr>
+          <w:b/>
+          <w:lang w:val="fr_FR" w:bidi="fr_FR"/>
+        </w:rPr>
         <w:t>« Ne dormons donc point »</w:t>
       </w:r>
       <w:r>
@@ -54447,6 +57582,21 @@
           <w:b/>
           <w:lang w:val="fr_FR" w:bidi="fr_FR"/>
         </w:rPr>
+        <w:t>μὴ καθεύδωμεν</w:t>
+      </w:r>
+    </w:p>
+    <w:p>
+      <w:pPr/>
+      <w:r>
+        <w:rPr>
+          <w:lang w:val="fr_FR" w:bidi="fr_FR"/>
+        </w:rPr>
+      </w:r>
+      <w:r>
+        <w:rPr>
+          <w:b/>
+          <w:lang w:val="fr_FR" w:bidi="fr_FR"/>
+        </w:rPr>
         <w:t>« Ne dormons point »</w:t>
       </w:r>
     </w:p>
@@ -54530,6 +57680,21 @@
           <w:b/>
           <w:lang w:val="fr_FR" w:bidi="fr_FR"/>
         </w:rPr>
+        <w:t>οἱ λοιποί</w:t>
+      </w:r>
+    </w:p>
+    <w:p>
+      <w:pPr/>
+      <w:r>
+        <w:rPr>
+          <w:lang w:val="fr_FR" w:bidi="fr_FR"/>
+        </w:rPr>
+      </w:r>
+      <w:r>
+        <w:rPr>
+          <w:b/>
+          <w:lang w:val="fr_FR" w:bidi="fr_FR"/>
+        </w:rPr>
         <w:t>« les autres »</w:t>
       </w:r>
     </w:p>
@@ -54666,6 +57831,21 @@
           <w:b/>
           <w:lang w:val="fr_FR" w:bidi="fr_FR"/>
         </w:rPr>
+        <w:t>οἱ λοιποί</w:t>
+      </w:r>
+    </w:p>
+    <w:p>
+      <w:pPr/>
+      <w:r>
+        <w:rPr>
+          <w:lang w:val="fr_FR" w:bidi="fr_FR"/>
+        </w:rPr>
+      </w:r>
+      <w:r>
+        <w:rPr>
+          <w:b/>
+          <w:lang w:val="fr_FR" w:bidi="fr_FR"/>
+        </w:rPr>
         <w:t>« les autres »</w:t>
       </w:r>
     </w:p>
@@ -54749,6 +57929,21 @@
           <w:b/>
           <w:lang w:val="fr_FR" w:bidi="fr_FR"/>
         </w:rPr>
+        <w:t>γρηγορῶμεν καὶ νήφωμεν</w:t>
+      </w:r>
+    </w:p>
+    <w:p>
+      <w:pPr/>
+      <w:r>
+        <w:rPr>
+          <w:lang w:val="fr_FR" w:bidi="fr_FR"/>
+        </w:rPr>
+      </w:r>
+      <w:r>
+        <w:rPr>
+          <w:b/>
+          <w:lang w:val="fr_FR" w:bidi="fr_FR"/>
+        </w:rPr>
         <w:t>« veillons et soyons sobres »</w:t>
       </w:r>
     </w:p>
@@ -54941,6 +58136,21 @@
           <w:b/>
           <w:lang w:val="fr_FR" w:bidi="fr_FR"/>
         </w:rPr>
+        <w:t>γὰρ</w:t>
+      </w:r>
+    </w:p>
+    <w:p>
+      <w:pPr/>
+      <w:r>
+        <w:rPr>
+          <w:lang w:val="fr_FR" w:bidi="fr_FR"/>
+        </w:rPr>
+      </w:r>
+      <w:r>
+        <w:rPr>
+          <w:b/>
+          <w:lang w:val="fr_FR" w:bidi="fr_FR"/>
+        </w:rPr>
         <w:t>« Car »</w:t>
       </w:r>
     </w:p>
@@ -55056,6 +58266,21 @@
           <w:b/>
           <w:lang w:val="fr_FR" w:bidi="fr_FR"/>
         </w:rPr>
+        <w:t>οἱ &amp; καθεύδοντες, νυκτὸς καθεύδουσιν; καὶ οἱ μεθυσκόμενοι, νυκτὸς μεθύουσιν</w:t>
+      </w:r>
+    </w:p>
+    <w:p>
+      <w:pPr/>
+      <w:r>
+        <w:rPr>
+          <w:lang w:val="fr_FR" w:bidi="fr_FR"/>
+        </w:rPr>
+      </w:r>
+      <w:r>
+        <w:rPr>
+          <w:b/>
+          <w:lang w:val="fr_FR" w:bidi="fr_FR"/>
+        </w:rPr>
         <w:t>« ceux qui dorment dorment la nuit, et ceux qui s’enivrent s’enivrent la nuit »</w:t>
       </w:r>
     </w:p>
@@ -55152,6 +58377,21 @@
           <w:b/>
           <w:lang w:val="fr_FR" w:bidi="fr_FR"/>
         </w:rPr>
+        <w:t>οἱ &amp; καθεύδοντες, νυκτὸς καθεύδουσιν; καὶ οἱ μεθυσκόμενοι, νυκτὸς μεθύουσιν</w:t>
+      </w:r>
+    </w:p>
+    <w:p>
+      <w:pPr/>
+      <w:r>
+        <w:rPr>
+          <w:lang w:val="fr_FR" w:bidi="fr_FR"/>
+        </w:rPr>
+      </w:r>
+      <w:r>
+        <w:rPr>
+          <w:b/>
+          <w:lang w:val="fr_FR" w:bidi="fr_FR"/>
+        </w:rPr>
         <w:t>« ceux qui dorment dorment la nuit, et ceux qui s’enivrent s’enivrent la nuit »</w:t>
       </w:r>
     </w:p>
@@ -55317,6 +58557,21 @@
           <w:b/>
           <w:lang w:val="fr_FR" w:bidi="fr_FR"/>
         </w:rPr>
+        <w:t>δὲ</w:t>
+      </w:r>
+    </w:p>
+    <w:p>
+      <w:pPr/>
+      <w:r>
+        <w:rPr>
+          <w:lang w:val="fr_FR" w:bidi="fr_FR"/>
+        </w:rPr>
+      </w:r>
+      <w:r>
+        <w:rPr>
+          <w:b/>
+          <w:lang w:val="fr_FR" w:bidi="fr_FR"/>
+        </w:rPr>
         <w:t>« Mais »</w:t>
       </w:r>
     </w:p>
@@ -55425,6 +58680,21 @@
           <w:b/>
           <w:lang w:val="fr_FR" w:bidi="fr_FR"/>
         </w:rPr>
+        <w:t>ἐλπίδα σωτηρίας</w:t>
+      </w:r>
+    </w:p>
+    <w:p>
+      <w:pPr/>
+      <w:r>
+        <w:rPr>
+          <w:lang w:val="fr_FR" w:bidi="fr_FR"/>
+        </w:rPr>
+      </w:r>
+      <w:r>
+        <w:rPr>
+          <w:b/>
+          <w:lang w:val="fr_FR" w:bidi="fr_FR"/>
+        </w:rPr>
         <w:t>« l’espérance du salut »</w:t>
       </w:r>
     </w:p>
@@ -55586,6 +58856,21 @@
           <w:b/>
           <w:lang w:val="fr_FR" w:bidi="fr_FR"/>
         </w:rPr>
+        <w:t>ἡμεῖς</w:t>
+      </w:r>
+    </w:p>
+    <w:p>
+      <w:pPr/>
+      <w:r>
+        <w:rPr>
+          <w:lang w:val="fr_FR" w:bidi="fr_FR"/>
+        </w:rPr>
+      </w:r>
+      <w:r>
+        <w:rPr>
+          <w:b/>
+          <w:lang w:val="fr_FR" w:bidi="fr_FR"/>
+        </w:rPr>
         <w:t>« nous »</w:t>
       </w:r>
     </w:p>
@@ -55682,6 +58967,21 @@
           <w:b/>
           <w:lang w:val="fr_FR" w:bidi="fr_FR"/>
         </w:rPr>
+        <w:t>ἡμέρας ὄντες</w:t>
+      </w:r>
+    </w:p>
+    <w:p>
+      <w:pPr/>
+      <w:r>
+        <w:rPr>
+          <w:lang w:val="fr_FR" w:bidi="fr_FR"/>
+        </w:rPr>
+      </w:r>
+      <w:r>
+        <w:rPr>
+          <w:b/>
+          <w:lang w:val="fr_FR" w:bidi="fr_FR"/>
+        </w:rPr>
         <w:t>« Mais nous qui sommes du jour »</w:t>
       </w:r>
     </w:p>
@@ -55778,6 +59078,21 @@
           <w:b/>
           <w:lang w:val="fr_FR" w:bidi="fr_FR"/>
         </w:rPr>
+        <w:t>ἡμέρας</w:t>
+      </w:r>
+    </w:p>
+    <w:p>
+      <w:pPr/>
+      <w:r>
+        <w:rPr>
+          <w:lang w:val="fr_FR" w:bidi="fr_FR"/>
+        </w:rPr>
+      </w:r>
+      <w:r>
+        <w:rPr>
+          <w:b/>
+          <w:lang w:val="fr_FR" w:bidi="fr_FR"/>
+        </w:rPr>
         <w:t>« du jour »</w:t>
       </w:r>
     </w:p>
@@ -55886,6 +59201,21 @@
           <w:b/>
           <w:lang w:val="fr_FR" w:bidi="fr_FR"/>
         </w:rPr>
+        <w:t>ἡμεῖς δὲ ἡμέρας ὄντες, νήφωμεν</w:t>
+      </w:r>
+    </w:p>
+    <w:p>
+      <w:pPr/>
+      <w:r>
+        <w:rPr>
+          <w:lang w:val="fr_FR" w:bidi="fr_FR"/>
+        </w:rPr>
+      </w:r>
+      <w:r>
+        <w:rPr>
+          <w:b/>
+          <w:lang w:val="fr_FR" w:bidi="fr_FR"/>
+        </w:rPr>
         <w:t>« Mais nous qui sommes du jour, soyons sobres »</w:t>
       </w:r>
     </w:p>
@@ -55981,6 +59311,21 @@
           <w:b/>
           <w:lang w:val="fr_FR" w:bidi="fr_FR"/>
         </w:rPr>
+        <w:t>ἐνδυσάμενοι θώρακα πίστεως καὶ ἀγάπης, καὶ περικεφαλαίαν, ἐλπίδα σωτηρίας</w:t>
+      </w:r>
+    </w:p>
+    <w:p>
+      <w:pPr/>
+      <w:r>
+        <w:rPr>
+          <w:lang w:val="fr_FR" w:bidi="fr_FR"/>
+        </w:rPr>
+      </w:r>
+      <w:r>
+        <w:rPr>
+          <w:b/>
+          <w:lang w:val="fr_FR" w:bidi="fr_FR"/>
+        </w:rPr>
         <w:t>« ayant revêtu la cuirasse de la foi et de la charité, et ayant pour casque l’espérance du salut »</w:t>
       </w:r>
     </w:p>
@@ -56143,6 +59488,21 @@
           <w:b/>
           <w:lang w:val="fr_FR" w:bidi="fr_FR"/>
         </w:rPr>
+        <w:t>θώρακα πίστεως καὶ ἀγάπης, καὶ περικεφαλαίαν, ἐλπίδα σωτηρίας</w:t>
+      </w:r>
+    </w:p>
+    <w:p>
+      <w:pPr/>
+      <w:r>
+        <w:rPr>
+          <w:lang w:val="fr_FR" w:bidi="fr_FR"/>
+        </w:rPr>
+      </w:r>
+      <w:r>
+        <w:rPr>
+          <w:b/>
+          <w:lang w:val="fr_FR" w:bidi="fr_FR"/>
+        </w:rPr>
         <w:t>« la cuirasse de la foi et de la charité, et ayant pour casque l’espérance du salut »</w:t>
       </w:r>
     </w:p>
@@ -56265,6 +59625,21 @@
           <w:b/>
           <w:lang w:val="fr_FR" w:bidi="fr_FR"/>
         </w:rPr>
+        <w:t>θώρακα πίστεως καὶ ἀγάπης</w:t>
+      </w:r>
+    </w:p>
+    <w:p>
+      <w:pPr/>
+      <w:r>
+        <w:rPr>
+          <w:lang w:val="fr_FR" w:bidi="fr_FR"/>
+        </w:rPr>
+      </w:r>
+      <w:r>
+        <w:rPr>
+          <w:b/>
+          <w:lang w:val="fr_FR" w:bidi="fr_FR"/>
+        </w:rPr>
         <w:t>« la cuirasse de la foi et de la charité »</w:t>
       </w:r>
     </w:p>
@@ -56465,6 +59840,21 @@
           <w:b/>
           <w:lang w:val="fr_FR" w:bidi="fr_FR"/>
         </w:rPr>
+        <w:t>περικεφαλαίαν</w:t>
+      </w:r>
+    </w:p>
+    <w:p>
+      <w:pPr/>
+      <w:r>
+        <w:rPr>
+          <w:lang w:val="fr_FR" w:bidi="fr_FR"/>
+        </w:rPr>
+      </w:r>
+      <w:r>
+        <w:rPr>
+          <w:b/>
+          <w:lang w:val="fr_FR" w:bidi="fr_FR"/>
+        </w:rPr>
         <w:t>« la cuirasse » « un casque »</w:t>
       </w:r>
     </w:p>
@@ -56683,6 +60073,21 @@
           <w:b/>
           <w:lang w:val="fr_FR" w:bidi="fr_FR"/>
         </w:rPr>
+        <w:t>ὅτι</w:t>
+      </w:r>
+    </w:p>
+    <w:p>
+      <w:pPr/>
+      <w:r>
+        <w:rPr>
+          <w:lang w:val="fr_FR" w:bidi="fr_FR"/>
+        </w:rPr>
+      </w:r>
+      <w:r>
+        <w:rPr>
+          <w:b/>
+          <w:lang w:val="fr_FR" w:bidi="fr_FR"/>
+        </w:rPr>
         <w:t>« Car »</w:t>
       </w:r>
     </w:p>
@@ -56791,6 +60196,21 @@
           <w:b/>
           <w:lang w:val="fr_FR" w:bidi="fr_FR"/>
         </w:rPr>
+        <w:t>ἡμᾶς &amp; ἡμῶν</w:t>
+      </w:r>
+    </w:p>
+    <w:p>
+      <w:pPr/>
+      <w:r>
+        <w:rPr>
+          <w:lang w:val="fr_FR" w:bidi="fr_FR"/>
+        </w:rPr>
+      </w:r>
+      <w:r>
+        <w:rPr>
+          <w:b/>
+          <w:lang w:val="fr_FR" w:bidi="fr_FR"/>
+        </w:rPr>
         <w:t>« nous »</w:t>
       </w:r>
       <w:r>
@@ -56913,6 +60333,21 @@
           <w:b/>
           <w:lang w:val="fr_FR" w:bidi="fr_FR"/>
         </w:rPr>
+        <w:t>εἰς ὀργὴν</w:t>
+      </w:r>
+    </w:p>
+    <w:p>
+      <w:pPr/>
+      <w:r>
+        <w:rPr>
+          <w:lang w:val="fr_FR" w:bidi="fr_FR"/>
+        </w:rPr>
+      </w:r>
+      <w:r>
+        <w:rPr>
+          <w:b/>
+          <w:lang w:val="fr_FR" w:bidi="fr_FR"/>
+        </w:rPr>
         <w:t>« à la colère »</w:t>
       </w:r>
     </w:p>
@@ -57022,6 +60457,21 @@
           <w:b/>
           <w:lang w:val="fr_FR" w:bidi="fr_FR"/>
         </w:rPr>
+        <w:t>εἰς ὀργὴν</w:t>
+      </w:r>
+    </w:p>
+    <w:p>
+      <w:pPr/>
+      <w:r>
+        <w:rPr>
+          <w:lang w:val="fr_FR" w:bidi="fr_FR"/>
+        </w:rPr>
+      </w:r>
+      <w:r>
+        <w:rPr>
+          <w:b/>
+          <w:lang w:val="fr_FR" w:bidi="fr_FR"/>
+        </w:rPr>
         <w:t>« à la colère »</w:t>
       </w:r>
     </w:p>
@@ -57124,6 +60574,21 @@
           <w:b/>
           <w:lang w:val="fr_FR" w:bidi="fr_FR"/>
         </w:rPr>
+        <w:t>ἀλλὰ εἰς</w:t>
+      </w:r>
+    </w:p>
+    <w:p>
+      <w:pPr/>
+      <w:r>
+        <w:rPr>
+          <w:lang w:val="fr_FR" w:bidi="fr_FR"/>
+        </w:rPr>
+      </w:r>
+      <w:r>
+        <w:rPr>
+          <w:b/>
+          <w:lang w:val="fr_FR" w:bidi="fr_FR"/>
+        </w:rPr>
         <w:t>« mais à »</w:t>
       </w:r>
     </w:p>
@@ -57207,6 +60672,21 @@
           <w:b/>
           <w:lang w:val="fr_FR" w:bidi="fr_FR"/>
         </w:rPr>
+        <w:t>εἰς περιποίησιν σωτηρίας</w:t>
+      </w:r>
+    </w:p>
+    <w:p>
+      <w:pPr/>
+      <w:r>
+        <w:rPr>
+          <w:lang w:val="fr_FR" w:bidi="fr_FR"/>
+        </w:rPr>
+      </w:r>
+      <w:r>
+        <w:rPr>
+          <w:b/>
+          <w:lang w:val="fr_FR" w:bidi="fr_FR"/>
+        </w:rPr>
         <w:t>« à l’acquisition du salut »</w:t>
       </w:r>
     </w:p>
@@ -57342,6 +60822,21 @@
           <w:b/>
           <w:lang w:val="fr_FR" w:bidi="fr_FR"/>
         </w:rPr>
+        <w:t>εἰς περιποίησιν σωτηρίας</w:t>
+      </w:r>
+    </w:p>
+    <w:p>
+      <w:pPr/>
+      <w:r>
+        <w:rPr>
+          <w:lang w:val="fr_FR" w:bidi="fr_FR"/>
+        </w:rPr>
+      </w:r>
+      <w:r>
+        <w:rPr>
+          <w:b/>
+          <w:lang w:val="fr_FR" w:bidi="fr_FR"/>
+        </w:rPr>
         <w:t>« à l’acquisition du salut »</w:t>
       </w:r>
     </w:p>
@@ -57540,6 +61035,21 @@
           <w:b/>
           <w:lang w:val="fr_FR" w:bidi="fr_FR"/>
         </w:rPr>
+        <w:t>τοῦ ἀποθανόντος περὶ ἡμῶν</w:t>
+      </w:r>
+    </w:p>
+    <w:p>
+      <w:pPr/>
+      <w:r>
+        <w:rPr>
+          <w:lang w:val="fr_FR" w:bidi="fr_FR"/>
+        </w:rPr>
+      </w:r>
+      <w:r>
+        <w:rPr>
+          <w:b/>
+          <w:lang w:val="fr_FR" w:bidi="fr_FR"/>
+        </w:rPr>
         <w:t>« qui est mort pour nous »</w:t>
       </w:r>
     </w:p>
@@ -57636,6 +61146,21 @@
           <w:b/>
           <w:lang w:val="fr_FR" w:bidi="fr_FR"/>
         </w:rPr>
+        <w:t>ἡμῶν &amp; γρηγορῶμεν &amp; ζήσωμεν</w:t>
+      </w:r>
+    </w:p>
+    <w:p>
+      <w:pPr/>
+      <w:r>
+        <w:rPr>
+          <w:lang w:val="fr_FR" w:bidi="fr_FR"/>
+        </w:rPr>
+      </w:r>
+      <w:r>
+        <w:rPr>
+          <w:b/>
+          <w:lang w:val="fr_FR" w:bidi="fr_FR"/>
+        </w:rPr>
         <w:t>« pour nous »</w:t>
       </w:r>
       <w:r>
@@ -57764,6 +61289,21 @@
           <w:b/>
           <w:lang w:val="fr_FR" w:bidi="fr_FR"/>
         </w:rPr>
+        <w:t>περὶ ἡμῶν</w:t>
+      </w:r>
+    </w:p>
+    <w:p>
+      <w:pPr/>
+      <w:r>
+        <w:rPr>
+          <w:lang w:val="fr_FR" w:bidi="fr_FR"/>
+        </w:rPr>
+      </w:r>
+      <w:r>
+        <w:rPr>
+          <w:b/>
+          <w:lang w:val="fr_FR" w:bidi="fr_FR"/>
+        </w:rPr>
         <w:t>« pour nous »</w:t>
       </w:r>
     </w:p>
@@ -57873,6 +61413,21 @@
           <w:b/>
           <w:lang w:val="fr_FR" w:bidi="fr_FR"/>
         </w:rPr>
+        <w:t>ἵνα</w:t>
+      </w:r>
+    </w:p>
+    <w:p>
+      <w:pPr/>
+      <w:r>
+        <w:rPr>
+          <w:lang w:val="fr_FR" w:bidi="fr_FR"/>
+        </w:rPr>
+      </w:r>
+      <w:r>
+        <w:rPr>
+          <w:b/>
+          <w:lang w:val="fr_FR" w:bidi="fr_FR"/>
+        </w:rPr>
         <w:t>« afin que »</w:t>
       </w:r>
     </w:p>
@@ -57976,6 +61531,21 @@
           <w:b/>
           <w:lang w:val="fr_FR" w:bidi="fr_FR"/>
         </w:rPr>
+        <w:t>εἴτε γρηγορῶμεν εἴτε καθεύδωμεν</w:t>
+      </w:r>
+    </w:p>
+    <w:p>
+      <w:pPr/>
+      <w:r>
+        <w:rPr>
+          <w:lang w:val="fr_FR" w:bidi="fr_FR"/>
+        </w:rPr>
+      </w:r>
+      <w:r>
+        <w:rPr>
+          <w:b/>
+          <w:lang w:val="fr_FR" w:bidi="fr_FR"/>
+        </w:rPr>
         <w:t>« que nous veillions ou que nous dormions »</w:t>
       </w:r>
     </w:p>
@@ -58209,6 +61779,21 @@
           <w:b/>
           <w:lang w:val="fr_FR" w:bidi="fr_FR"/>
         </w:rPr>
+        <w:t>διὸ</w:t>
+      </w:r>
+    </w:p>
+    <w:p>
+      <w:pPr/>
+      <w:r>
+        <w:rPr>
+          <w:lang w:val="fr_FR" w:bidi="fr_FR"/>
+        </w:rPr>
+      </w:r>
+      <w:r>
+        <w:rPr>
+          <w:b/>
+          <w:lang w:val="fr_FR" w:bidi="fr_FR"/>
+        </w:rPr>
         <w:t>« C’est pourquoi »</w:t>
       </w:r>
     </w:p>
@@ -58299,6 +61884,21 @@
           <w:b/>
           <w:lang w:val="fr_FR" w:bidi="fr_FR"/>
         </w:rPr>
+        <w:t>παρακαλεῖτε ἀλλήλους, καὶ οἰκοδομεῖτε εἷς τὸν ἕνα</w:t>
+      </w:r>
+    </w:p>
+    <w:p>
+      <w:pPr/>
+      <w:r>
+        <w:rPr>
+          <w:lang w:val="fr_FR" w:bidi="fr_FR"/>
+        </w:rPr>
+      </w:r>
+      <w:r>
+        <w:rPr>
+          <w:b/>
+          <w:lang w:val="fr_FR" w:bidi="fr_FR"/>
+        </w:rPr>
         <w:t>« exhortez-vous réciproquement, et édifiez-vous les uns les autres »</w:t>
       </w:r>
     </w:p>
@@ -58388,6 +61988,21 @@
           <w:b/>
           <w:lang w:val="fr_FR" w:bidi="fr_FR"/>
         </w:rPr>
+        <w:t>εἷς τὸν ἕνα</w:t>
+      </w:r>
+    </w:p>
+    <w:p>
+      <w:pPr/>
+      <w:r>
+        <w:rPr>
+          <w:lang w:val="fr_FR" w:bidi="fr_FR"/>
+        </w:rPr>
+      </w:r>
+      <w:r>
+        <w:rPr>
+          <w:b/>
+          <w:lang w:val="fr_FR" w:bidi="fr_FR"/>
+        </w:rPr>
         <w:t>« les uns les autres »</w:t>
       </w:r>
     </w:p>
@@ -58485,6 +62100,21 @@
           <w:b/>
           <w:lang w:val="fr_FR" w:bidi="fr_FR"/>
         </w:rPr>
+        <w:t>καθὼς καὶ ποιεῖτε</w:t>
+      </w:r>
+    </w:p>
+    <w:p>
+      <w:pPr/>
+      <w:r>
+        <w:rPr>
+          <w:lang w:val="fr_FR" w:bidi="fr_FR"/>
+        </w:rPr>
+      </w:r>
+      <w:r>
+        <w:rPr>
+          <w:b/>
+          <w:lang w:val="fr_FR" w:bidi="fr_FR"/>
+        </w:rPr>
         <w:t>« comme en réalité vous le faites »</w:t>
       </w:r>
     </w:p>
@@ -58670,6 +62300,21 @@
           <w:b/>
           <w:lang w:val="fr_FR" w:bidi="fr_FR"/>
         </w:rPr>
+        <w:t>δὲ</w:t>
+      </w:r>
+    </w:p>
+    <w:p>
+      <w:pPr/>
+      <w:r>
+        <w:rPr>
+          <w:lang w:val="fr_FR" w:bidi="fr_FR"/>
+        </w:rPr>
+      </w:r>
+      <w:r>
+        <w:rPr>
+          <w:b/>
+          <w:lang w:val="fr_FR" w:bidi="fr_FR"/>
+        </w:rPr>
         <w:t>« - Nous vous prions »</w:t>
       </w:r>
     </w:p>
@@ -58753,6 +62398,21 @@
           <w:b/>
           <w:lang w:val="fr_FR" w:bidi="fr_FR"/>
         </w:rPr>
+        <w:t>τοὺς κοπιῶντας ἐν ὑμῖν, καὶ προϊσταμένους ὑμῶν ἐν Κυρίῳ, καὶ νουθετοῦντας ὑμᾶς</w:t>
+      </w:r>
+    </w:p>
+    <w:p>
+      <w:pPr/>
+      <w:r>
+        <w:rPr>
+          <w:lang w:val="fr_FR" w:bidi="fr_FR"/>
+        </w:rPr>
+      </w:r>
+      <w:r>
+        <w:rPr>
+          <w:b/>
+          <w:lang w:val="fr_FR" w:bidi="fr_FR"/>
+        </w:rPr>
         <w:t>« ceux qui travaillent parmi vous, qui vous dirigent dans le Seigneur, et qui vous exhortent »</w:t>
       </w:r>
     </w:p>
@@ -58836,6 +62496,21 @@
           <w:b/>
           <w:lang w:val="fr_FR" w:bidi="fr_FR"/>
         </w:rPr>
+        <w:t>τοὺς κοπιῶντας ἐν ὑμῖν, καὶ προϊσταμένους ὑμῶν ἐν Κυρίῳ, καὶ νουθετοῦντας ὑμᾶς</w:t>
+      </w:r>
+    </w:p>
+    <w:p>
+      <w:pPr/>
+      <w:r>
+        <w:rPr>
+          <w:lang w:val="fr_FR" w:bidi="fr_FR"/>
+        </w:rPr>
+      </w:r>
+      <w:r>
+        <w:rPr>
+          <w:b/>
+          <w:lang w:val="fr_FR" w:bidi="fr_FR"/>
+        </w:rPr>
         <w:t>« ceux qui travaillent parmi vous, qui vous dirigent dans le Seigneur, et qui vous exhortent »</w:t>
       </w:r>
     </w:p>
@@ -58919,6 +62594,21 @@
           <w:b/>
           <w:lang w:val="fr_FR" w:bidi="fr_FR"/>
         </w:rPr>
+        <w:t>ἐν Κυρίῳ</w:t>
+      </w:r>
+    </w:p>
+    <w:p>
+      <w:pPr/>
+      <w:r>
+        <w:rPr>
+          <w:lang w:val="fr_FR" w:bidi="fr_FR"/>
+        </w:rPr>
+      </w:r>
+      <w:r>
+        <w:rPr>
+          <w:b/>
+          <w:lang w:val="fr_FR" w:bidi="fr_FR"/>
+        </w:rPr>
         <w:t>« dans le Seigneur »</w:t>
       </w:r>
     </w:p>
@@ -59124,6 +62814,21 @@
           <w:b/>
           <w:lang w:val="fr_FR" w:bidi="fr_FR"/>
         </w:rPr>
+        <w:t>καὶ ἡγεῖσθαι αὐτοὺς ὑπέρἐκπερισσοῦ ἐν ἀγάπῃ, διὰ τὸ ἔργον αὐτῶν</w:t>
+      </w:r>
+    </w:p>
+    <w:p>
+      <w:pPr/>
+      <w:r>
+        <w:rPr>
+          <w:lang w:val="fr_FR" w:bidi="fr_FR"/>
+        </w:rPr>
+      </w:r>
+      <w:r>
+        <w:rPr>
+          <w:b/>
+          <w:lang w:val="fr_FR" w:bidi="fr_FR"/>
+        </w:rPr>
         <w:t>« Ayez pour eux beaucoup d’affection, à cause de leur œuvre. »</w:t>
       </w:r>
     </w:p>
@@ -59213,6 +62918,21 @@
           <w:b/>
           <w:lang w:val="fr_FR" w:bidi="fr_FR"/>
         </w:rPr>
+        <w:t>ἡγεῖσθαι αὐτοὺς ὑπέρἐκπερισσοῦ ἐν ἀγάπῃ</w:t>
+      </w:r>
+    </w:p>
+    <w:p>
+      <w:pPr/>
+      <w:r>
+        <w:rPr>
+          <w:lang w:val="fr_FR" w:bidi="fr_FR"/>
+        </w:rPr>
+      </w:r>
+      <w:r>
+        <w:rPr>
+          <w:b/>
+          <w:lang w:val="fr_FR" w:bidi="fr_FR"/>
+        </w:rPr>
         <w:t>« Ayez pour eux beaucoup d’affection »</w:t>
       </w:r>
     </w:p>
@@ -59350,6 +63070,21 @@
           <w:b/>
           <w:lang w:val="fr_FR" w:bidi="fr_FR"/>
         </w:rPr>
+        <w:t>ἡγεῖσθαι αὐτοὺς ὑπέρἐκπερισσοῦ</w:t>
+      </w:r>
+    </w:p>
+    <w:p>
+      <w:pPr/>
+      <w:r>
+        <w:rPr>
+          <w:lang w:val="fr_FR" w:bidi="fr_FR"/>
+        </w:rPr>
+      </w:r>
+      <w:r>
+        <w:rPr>
+          <w:b/>
+          <w:lang w:val="fr_FR" w:bidi="fr_FR"/>
+        </w:rPr>
         <w:t>« Ayez pour eux beaucoup d’affection »</w:t>
       </w:r>
     </w:p>
@@ -59460,6 +63195,21 @@
           <w:b/>
           <w:lang w:val="fr_FR" w:bidi="fr_FR"/>
         </w:rPr>
+        <w:t>ἐν ἀγάπῃ</w:t>
+      </w:r>
+    </w:p>
+    <w:p>
+      <w:pPr/>
+      <w:r>
+        <w:rPr>
+          <w:lang w:val="fr_FR" w:bidi="fr_FR"/>
+        </w:rPr>
+      </w:r>
+      <w:r>
+        <w:rPr>
+          <w:b/>
+          <w:lang w:val="fr_FR" w:bidi="fr_FR"/>
+        </w:rPr>
         <w:t>« d'affection »</w:t>
       </w:r>
     </w:p>
@@ -59570,6 +63320,21 @@
           <w:b/>
           <w:lang w:val="fr_FR" w:bidi="fr_FR"/>
         </w:rPr>
+        <w:t>εἰρηνεύετε</w:t>
+      </w:r>
+    </w:p>
+    <w:p>
+      <w:pPr/>
+      <w:r>
+        <w:rPr>
+          <w:lang w:val="fr_FR" w:bidi="fr_FR"/>
+        </w:rPr>
+      </w:r>
+      <w:r>
+        <w:rPr>
+          <w:b/>
+          <w:lang w:val="fr_FR" w:bidi="fr_FR"/>
+        </w:rPr>
         <w:t>« Soyez en paix »</w:t>
       </w:r>
     </w:p>
@@ -59672,6 +63437,21 @@
           <w:b/>
           <w:lang w:val="fr_FR" w:bidi="fr_FR"/>
         </w:rPr>
+        <w:t>δὲ</w:t>
+      </w:r>
+    </w:p>
+    <w:p>
+      <w:pPr/>
+      <w:r>
+        <w:rPr>
+          <w:lang w:val="fr_FR" w:bidi="fr_FR"/>
+        </w:rPr>
+      </w:r>
+      <w:r>
+        <w:rPr>
+          <w:b/>
+          <w:lang w:val="fr_FR" w:bidi="fr_FR"/>
+        </w:rPr>
         <w:t>« - Nous »</w:t>
       </w:r>
     </w:p>
@@ -59755,6 +63535,21 @@
           <w:b/>
           <w:lang w:val="fr_FR" w:bidi="fr_FR"/>
         </w:rPr>
+        <w:t>νουθετεῖτε τοὺς ἀτάκτους, παραμυθεῖσθε τοὺς ὀλιγοψύχους, ἀντέχεσθε τῶν ἀσθενῶν, μακροθυμεῖτε πρὸς πάντας</w:t>
+      </w:r>
+    </w:p>
+    <w:p>
+      <w:pPr/>
+      <w:r>
+        <w:rPr>
+          <w:lang w:val="fr_FR" w:bidi="fr_FR"/>
+        </w:rPr>
+      </w:r>
+      <w:r>
+        <w:rPr>
+          <w:b/>
+          <w:lang w:val="fr_FR" w:bidi="fr_FR"/>
+        </w:rPr>
         <w:t>« avertissez ceux qui vivent dans le désordre, consolez ceux qui sont abattus, supportez les faibles »</w:t>
       </w:r>
     </w:p>
@@ -59838,6 +63633,21 @@
         <w:rPr>
           <w:lang w:val="fr_FR" w:bidi="fr_FR"/>
         </w:rPr>
+      </w:r>
+    </w:p>
+    <w:p>
+      <w:pPr/>
+      <w:r>
+        <w:rPr>
+          <w:lang w:val="fr_FR" w:bidi="fr_FR"/>
+        </w:rPr>
+      </w:r>
+      <w:r>
+        <w:rPr>
+          <w:b/>
+          <w:lang w:val="fr_FR" w:bidi="fr_FR"/>
+        </w:rPr>
+        <w:t>τοὺς ἀτάκτους</w:t>
       </w:r>
     </w:p>
     <w:p>
@@ -60002,6 +63812,21 @@
           <w:b/>
           <w:lang w:val="fr_FR" w:bidi="fr_FR"/>
         </w:rPr>
+        <w:t>πάντας</w:t>
+      </w:r>
+    </w:p>
+    <w:p>
+      <w:pPr/>
+      <w:r>
+        <w:rPr>
+          <w:lang w:val="fr_FR" w:bidi="fr_FR"/>
+        </w:rPr>
+      </w:r>
+      <w:r>
+        <w:rPr>
+          <w:b/>
+          <w:lang w:val="fr_FR" w:bidi="fr_FR"/>
+        </w:rPr>
         <w:t>« tous »</w:t>
       </w:r>
     </w:p>
@@ -60220,6 +64045,21 @@
           <w:b/>
           <w:lang w:val="fr_FR" w:bidi="fr_FR"/>
         </w:rPr>
+        <w:t>ὁρᾶτε</w:t>
+      </w:r>
+    </w:p>
+    <w:p>
+      <w:pPr/>
+      <w:r>
+        <w:rPr>
+          <w:lang w:val="fr_FR" w:bidi="fr_FR"/>
+        </w:rPr>
+      </w:r>
+      <w:r>
+        <w:rPr>
+          <w:b/>
+          <w:lang w:val="fr_FR" w:bidi="fr_FR"/>
+        </w:rPr>
         <w:t>« Prenez garde que »</w:t>
       </w:r>
     </w:p>
@@ -60342,6 +64182,21 @@
           <w:b/>
           <w:lang w:val="fr_FR" w:bidi="fr_FR"/>
         </w:rPr>
+        <w:t>κακὸν ἀντὶ κακοῦ τινι ἀποδῷ</w:t>
+      </w:r>
+    </w:p>
+    <w:p>
+      <w:pPr/>
+      <w:r>
+        <w:rPr>
+          <w:lang w:val="fr_FR" w:bidi="fr_FR"/>
+        </w:rPr>
+      </w:r>
+      <w:r>
+        <w:rPr>
+          <w:b/>
+          <w:lang w:val="fr_FR" w:bidi="fr_FR"/>
+        </w:rPr>
         <w:t>« que personne ne rende à autrui le mal pour le mal »</w:t>
       </w:r>
     </w:p>
@@ -60432,6 +64287,21 @@
           <w:b/>
           <w:lang w:val="fr_FR" w:bidi="fr_FR"/>
         </w:rPr>
+        <w:t>ἀλλὰ</w:t>
+      </w:r>
+    </w:p>
+    <w:p>
+      <w:pPr/>
+      <w:r>
+        <w:rPr>
+          <w:lang w:val="fr_FR" w:bidi="fr_FR"/>
+        </w:rPr>
+      </w:r>
+      <w:r>
+        <w:rPr>
+          <w:b/>
+          <w:lang w:val="fr_FR" w:bidi="fr_FR"/>
+        </w:rPr>
         <w:t>« mais »</w:t>
       </w:r>
     </w:p>
@@ -60528,6 +64398,21 @@
           <w:b/>
           <w:lang w:val="fr_FR" w:bidi="fr_FR"/>
         </w:rPr>
+        <w:t>διώκετε</w:t>
+      </w:r>
+    </w:p>
+    <w:p>
+      <w:pPr/>
+      <w:r>
+        <w:rPr>
+          <w:lang w:val="fr_FR" w:bidi="fr_FR"/>
+        </w:rPr>
+      </w:r>
+      <w:r>
+        <w:rPr>
+          <w:b/>
+          <w:lang w:val="fr_FR" w:bidi="fr_FR"/>
+        </w:rPr>
         <w:t>« poursuivez »</w:t>
       </w:r>
     </w:p>
@@ -60611,6 +64496,21 @@
           <w:b/>
           <w:lang w:val="fr_FR" w:bidi="fr_FR"/>
         </w:rPr>
+        <w:t>καὶ εἰς ἀλλήλους καὶ εἰς πάντας</w:t>
+      </w:r>
+    </w:p>
+    <w:p>
+      <w:pPr/>
+      <w:r>
+        <w:rPr>
+          <w:lang w:val="fr_FR" w:bidi="fr_FR"/>
+        </w:rPr>
+      </w:r>
+      <w:r>
+        <w:rPr>
+          <w:b/>
+          <w:lang w:val="fr_FR" w:bidi="fr_FR"/>
+        </w:rPr>
         <w:t>« soit entre vous, soit envers tous »</w:t>
       </w:r>
     </w:p>
@@ -60774,6 +64674,21 @@
           <w:b/>
           <w:lang w:val="fr_FR" w:bidi="fr_FR"/>
         </w:rPr>
+        <w:t>πάντας</w:t>
+      </w:r>
+    </w:p>
+    <w:p>
+      <w:pPr/>
+      <w:r>
+        <w:rPr>
+          <w:lang w:val="fr_FR" w:bidi="fr_FR"/>
+        </w:rPr>
+      </w:r>
+      <w:r>
+        <w:rPr>
+          <w:b/>
+          <w:lang w:val="fr_FR" w:bidi="fr_FR"/>
+        </w:rPr>
         <w:t>« tous »</w:t>
       </w:r>
     </w:p>
@@ -61062,6 +64977,21 @@
           <w:b/>
           <w:lang w:val="fr_FR" w:bidi="fr_FR"/>
         </w:rPr>
+        <w:t>ἀδιαλείπτως</w:t>
+      </w:r>
+    </w:p>
+    <w:p>
+      <w:pPr/>
+      <w:r>
+        <w:rPr>
+          <w:lang w:val="fr_FR" w:bidi="fr_FR"/>
+        </w:rPr>
+      </w:r>
+      <w:r>
+        <w:rPr>
+          <w:b/>
+          <w:lang w:val="fr_FR" w:bidi="fr_FR"/>
+        </w:rPr>
         <w:t>« sans cesse »</w:t>
       </w:r>
     </w:p>
@@ -61152,6 +65082,21 @@
           <w:b/>
           <w:lang w:val="fr_FR" w:bidi="fr_FR"/>
         </w:rPr>
+        <w:t>ἐν παντὶ</w:t>
+      </w:r>
+    </w:p>
+    <w:p>
+      <w:pPr/>
+      <w:r>
+        <w:rPr>
+          <w:lang w:val="fr_FR" w:bidi="fr_FR"/>
+        </w:rPr>
+      </w:r>
+      <w:r>
+        <w:rPr>
+          <w:b/>
+          <w:lang w:val="fr_FR" w:bidi="fr_FR"/>
+        </w:rPr>
         <w:t>« en toutes choses »</w:t>
       </w:r>
     </w:p>
@@ -61286,6 +65231,21 @@
           <w:b/>
           <w:lang w:val="fr_FR" w:bidi="fr_FR"/>
         </w:rPr>
+        <w:t>εὐχαριστεῖτε &amp; γὰρ</w:t>
+      </w:r>
+    </w:p>
+    <w:p>
+      <w:pPr/>
+      <w:r>
+        <w:rPr>
+          <w:lang w:val="fr_FR" w:bidi="fr_FR"/>
+        </w:rPr>
+      </w:r>
+      <w:r>
+        <w:rPr>
+          <w:b/>
+          <w:lang w:val="fr_FR" w:bidi="fr_FR"/>
+        </w:rPr>
         <w:t>« Rendez grâces en toutes choses, car »</w:t>
       </w:r>
     </w:p>
@@ -61420,6 +65380,21 @@
         <w:rPr>
           <w:lang w:val="fr_FR" w:bidi="fr_FR"/>
         </w:rPr>
+      </w:r>
+    </w:p>
+    <w:p>
+      <w:pPr/>
+      <w:r>
+        <w:rPr>
+          <w:lang w:val="fr_FR" w:bidi="fr_FR"/>
+        </w:rPr>
+      </w:r>
+      <w:r>
+        <w:rPr>
+          <w:b/>
+          <w:lang w:val="fr_FR" w:bidi="fr_FR"/>
+        </w:rPr>
+        <w:t>τοῦτο</w:t>
       </w:r>
     </w:p>
     <w:p>
@@ -61609,6 +65584,21 @@
           <w:b/>
           <w:lang w:val="fr_FR" w:bidi="fr_FR"/>
         </w:rPr>
+        <w:t>θέλημα Θεοῦ</w:t>
+      </w:r>
+    </w:p>
+    <w:p>
+      <w:pPr/>
+      <w:r>
+        <w:rPr>
+          <w:lang w:val="fr_FR" w:bidi="fr_FR"/>
+        </w:rPr>
+      </w:r>
+      <w:r>
+        <w:rPr>
+          <w:b/>
+          <w:lang w:val="fr_FR" w:bidi="fr_FR"/>
+        </w:rPr>
         <w:t>« la volonté de Dieu »</w:t>
       </w:r>
     </w:p>
@@ -61711,6 +65701,21 @@
           <w:b/>
           <w:lang w:val="fr_FR" w:bidi="fr_FR"/>
         </w:rPr>
+        <w:t>θέλημα Θεοῦ ἐν Χριστῷ Ἰησοῦ εἰς ὑμᾶς</w:t>
+      </w:r>
+    </w:p>
+    <w:p>
+      <w:pPr/>
+      <w:r>
+        <w:rPr>
+          <w:lang w:val="fr_FR" w:bidi="fr_FR"/>
+        </w:rPr>
+      </w:r>
+      <w:r>
+        <w:rPr>
+          <w:b/>
+          <w:lang w:val="fr_FR" w:bidi="fr_FR"/>
+        </w:rPr>
         <w:t>« à votre égard la volonté de Dieu en Jésus-Christ »</w:t>
       </w:r>
     </w:p>
@@ -61847,6 +65852,21 @@
           <w:b/>
           <w:lang w:val="fr_FR" w:bidi="fr_FR"/>
         </w:rPr>
+        <w:t>τὸ Πνεῦμα μὴ σβέννυτε</w:t>
+      </w:r>
+    </w:p>
+    <w:p>
+      <w:pPr/>
+      <w:r>
+        <w:rPr>
+          <w:lang w:val="fr_FR" w:bidi="fr_FR"/>
+        </w:rPr>
+      </w:r>
+      <w:r>
+        <w:rPr>
+          <w:b/>
+          <w:lang w:val="fr_FR" w:bidi="fr_FR"/>
+        </w:rPr>
         <w:t>« N’éteignez pas l’Esprit »</w:t>
       </w:r>
     </w:p>
@@ -62151,6 +66171,21 @@
           <w:b/>
           <w:lang w:val="fr_FR" w:bidi="fr_FR"/>
         </w:rPr>
+        <w:t>πάντα δοκιμάζετε</w:t>
+      </w:r>
+    </w:p>
+    <w:p>
+      <w:pPr/>
+      <w:r>
+        <w:rPr>
+          <w:lang w:val="fr_FR" w:bidi="fr_FR"/>
+        </w:rPr>
+      </w:r>
+      <w:r>
+        <w:rPr>
+          <w:b/>
+          <w:lang w:val="fr_FR" w:bidi="fr_FR"/>
+        </w:rPr>
         <w:t>« Mais examinez toutes choses »</w:t>
       </w:r>
     </w:p>
@@ -62259,6 +66294,21 @@
         <w:rPr>
           <w:lang w:val="fr_FR" w:bidi="fr_FR"/>
         </w:rPr>
+      </w:r>
+    </w:p>
+    <w:p>
+      <w:pPr/>
+      <w:r>
+        <w:rPr>
+          <w:lang w:val="fr_FR" w:bidi="fr_FR"/>
+        </w:rPr>
+      </w:r>
+      <w:r>
+        <w:rPr>
+          <w:b/>
+          <w:lang w:val="fr_FR" w:bidi="fr_FR"/>
+        </w:rPr>
+        <w:t>πάντα δοκιμάζετε; τὸ καλὸν κατέχετε</w:t>
       </w:r>
     </w:p>
     <w:p>
@@ -62433,6 +66483,21 @@
           <w:b/>
           <w:lang w:val="fr_FR" w:bidi="fr_FR"/>
         </w:rPr>
+        <w:t>τὸ καλὸν κατέχετε</w:t>
+      </w:r>
+    </w:p>
+    <w:p>
+      <w:pPr/>
+      <w:r>
+        <w:rPr>
+          <w:lang w:val="fr_FR" w:bidi="fr_FR"/>
+        </w:rPr>
+      </w:r>
+      <w:r>
+        <w:rPr>
+          <w:b/>
+          <w:lang w:val="fr_FR" w:bidi="fr_FR"/>
+        </w:rPr>
         <w:t>« retenez ce qui est bon »</w:t>
       </w:r>
     </w:p>
@@ -62523,6 +66588,21 @@
           <w:b/>
           <w:lang w:val="fr_FR" w:bidi="fr_FR"/>
         </w:rPr>
+        <w:t>ἀπὸ παντὸς εἴδους πονηροῦ ἀπέχεσθε</w:t>
+      </w:r>
+    </w:p>
+    <w:p>
+      <w:pPr/>
+      <w:r>
+        <w:rPr>
+          <w:lang w:val="fr_FR" w:bidi="fr_FR"/>
+        </w:rPr>
+      </w:r>
+      <w:r>
+        <w:rPr>
+          <w:b/>
+          <w:lang w:val="fr_FR" w:bidi="fr_FR"/>
+        </w:rPr>
         <w:t>« abstenez-vous de toute espèce de mal »</w:t>
       </w:r>
     </w:p>
@@ -62618,6 +66698,21 @@
           <w:b/>
           <w:lang w:val="fr_FR" w:bidi="fr_FR"/>
         </w:rPr>
+        <w:t>παντὸς εἴδους πονηροῦ</w:t>
+      </w:r>
+    </w:p>
+    <w:p>
+      <w:pPr/>
+      <w:r>
+        <w:rPr>
+          <w:lang w:val="fr_FR" w:bidi="fr_FR"/>
+        </w:rPr>
+      </w:r>
+      <w:r>
+        <w:rPr>
+          <w:b/>
+          <w:lang w:val="fr_FR" w:bidi="fr_FR"/>
+        </w:rPr>
         <w:t>« toute espèce de mal »</w:t>
       </w:r>
     </w:p>
@@ -62766,6 +66861,21 @@
           <w:b/>
           <w:lang w:val="fr_FR" w:bidi="fr_FR"/>
         </w:rPr>
+        <w:t>εἴδους</w:t>
+      </w:r>
+    </w:p>
+    <w:p>
+      <w:pPr/>
+      <w:r>
+        <w:rPr>
+          <w:lang w:val="fr_FR" w:bidi="fr_FR"/>
+        </w:rPr>
+      </w:r>
+      <w:r>
+        <w:rPr>
+          <w:b/>
+          <w:lang w:val="fr_FR" w:bidi="fr_FR"/>
+        </w:rPr>
         <w:t>« de toute espèce de mal »</w:t>
       </w:r>
     </w:p>
@@ -63134,6 +67244,21 @@
           <w:b/>
           <w:lang w:val="fr_FR" w:bidi="fr_FR"/>
         </w:rPr>
+        <w:t>δὲ</w:t>
+      </w:r>
+    </w:p>
+    <w:p>
+      <w:pPr/>
+      <w:r>
+        <w:rPr>
+          <w:lang w:val="fr_FR" w:bidi="fr_FR"/>
+        </w:rPr>
+      </w:r>
+      <w:r>
+        <w:rPr>
+          <w:b/>
+          <w:lang w:val="fr_FR" w:bidi="fr_FR"/>
+        </w:rPr>
         <w:t>« - Que »</w:t>
       </w:r>
     </w:p>
@@ -63217,6 +67342,21 @@
           <w:b/>
           <w:lang w:val="fr_FR" w:bidi="fr_FR"/>
         </w:rPr>
+        <w:t>ἐν τῇ παρουσίᾳ τοῦ Κυρίου ἡμῶν, Ἰησοῦ Χριστοῦ</w:t>
+      </w:r>
+    </w:p>
+    <w:p>
+      <w:pPr/>
+      <w:r>
+        <w:rPr>
+          <w:lang w:val="fr_FR" w:bidi="fr_FR"/>
+        </w:rPr>
+      </w:r>
+      <w:r>
+        <w:rPr>
+          <w:b/>
+          <w:lang w:val="fr_FR" w:bidi="fr_FR"/>
+        </w:rPr>
         <w:t>« lors de l’avènement de notre Seigneur Jésus-Christ »</w:t>
       </w:r>
     </w:p>
@@ -63312,6 +67452,21 @@
           <w:b/>
           <w:lang w:val="fr_FR" w:bidi="fr_FR"/>
         </w:rPr>
+        <w:t>ἡμῶν</w:t>
+      </w:r>
+    </w:p>
+    <w:p>
+      <w:pPr/>
+      <w:r>
+        <w:rPr>
+          <w:lang w:val="fr_FR" w:bidi="fr_FR"/>
+        </w:rPr>
+      </w:r>
+      <w:r>
+        <w:rPr>
+          <w:b/>
+          <w:lang w:val="fr_FR" w:bidi="fr_FR"/>
+        </w:rPr>
         <w:t>« notre »</w:t>
       </w:r>
     </w:p>
@@ -63414,6 +67569,21 @@
           <w:b/>
           <w:lang w:val="fr_FR" w:bidi="fr_FR"/>
         </w:rPr>
+        <w:t>αὐτὸς &amp; ὁ Θεὸς τῆς εἰρήνης ἁγιάσαι ὑμᾶς ὁλοτελεῖς, καὶ ὁλόκληρον ὑμῶν τὸ πνεῦμα, καὶ ἡ ψυχὴ, καὶ τὸ σῶμα, ἀμέμπτως ἐν τῇ παρουσίᾳ τοῦ Κυρίου ἡμῶν, Ἰησοῦ Χριστοῦ, τηρηθείη</w:t>
+      </w:r>
+    </w:p>
+    <w:p>
+      <w:pPr/>
+      <w:r>
+        <w:rPr>
+          <w:lang w:val="fr_FR" w:bidi="fr_FR"/>
+        </w:rPr>
+      </w:r>
+      <w:r>
+        <w:rPr>
+          <w:b/>
+          <w:lang w:val="fr_FR" w:bidi="fr_FR"/>
+        </w:rPr>
         <w:t>« Que le Dieu de paix vous sanctifie lui-même tout entiers, et que tout votre être, l’esprit, l’âme et le corps, soit conservé irrépréhensible, lors de l’avènement de notre Seigneur Jésus-Christ »</w:t>
       </w:r>
     </w:p>
@@ -63497,6 +67667,21 @@
           <w:b/>
           <w:lang w:val="fr_FR" w:bidi="fr_FR"/>
         </w:rPr>
+        <w:t>ὁ Θεὸς τῆς εἰρήνης</w:t>
+      </w:r>
+    </w:p>
+    <w:p>
+      <w:pPr/>
+      <w:r>
+        <w:rPr>
+          <w:lang w:val="fr_FR" w:bidi="fr_FR"/>
+        </w:rPr>
+      </w:r>
+      <w:r>
+        <w:rPr>
+          <w:b/>
+          <w:lang w:val="fr_FR" w:bidi="fr_FR"/>
+        </w:rPr>
         <w:t>« le Dieu de paix »</w:t>
       </w:r>
     </w:p>
@@ -63593,6 +67778,21 @@
           <w:b/>
           <w:lang w:val="fr_FR" w:bidi="fr_FR"/>
         </w:rPr>
+        <w:t>αὐτὸς &amp; ὁ Θεὸς τῆς εἰρήνης ἁγιάσαι</w:t>
+      </w:r>
+    </w:p>
+    <w:p>
+      <w:pPr/>
+      <w:r>
+        <w:rPr>
+          <w:lang w:val="fr_FR" w:bidi="fr_FR"/>
+        </w:rPr>
+      </w:r>
+      <w:r>
+        <w:rPr>
+          <w:b/>
+          <w:lang w:val="fr_FR" w:bidi="fr_FR"/>
+        </w:rPr>
         <w:t>« Que le Dieu de paix lui-même sanctifie »</w:t>
       </w:r>
     </w:p>
@@ -63735,6 +67935,21 @@
           <w:b/>
           <w:lang w:val="fr_FR" w:bidi="fr_FR"/>
         </w:rPr>
+        <w:t>καὶ</w:t>
+      </w:r>
+    </w:p>
+    <w:p>
+      <w:pPr/>
+      <w:r>
+        <w:rPr>
+          <w:lang w:val="fr_FR" w:bidi="fr_FR"/>
+        </w:rPr>
+      </w:r>
+      <w:r>
+        <w:rPr>
+          <w:b/>
+          <w:lang w:val="fr_FR" w:bidi="fr_FR"/>
+        </w:rPr>
         <w:t>« et »</w:t>
       </w:r>
     </w:p>
@@ -63831,6 +68046,21 @@
           <w:b/>
           <w:lang w:val="fr_FR" w:bidi="fr_FR"/>
         </w:rPr>
+        <w:t>ὁλόκληρον ὑμῶν τὸ πνεῦμα, καὶ ἡ ψυχὴ, καὶ τὸ σῶμα, ἀμέμπτως &amp; τηρηθείη</w:t>
+      </w:r>
+    </w:p>
+    <w:p>
+      <w:pPr/>
+      <w:r>
+        <w:rPr>
+          <w:lang w:val="fr_FR" w:bidi="fr_FR"/>
+        </w:rPr>
+      </w:r>
+      <w:r>
+        <w:rPr>
+          <w:b/>
+          <w:lang w:val="fr_FR" w:bidi="fr_FR"/>
+        </w:rPr>
         <w:t>« que tout votre être, l’esprit, l’âme et le corps, soit conservé irrépréhensible »</w:t>
       </w:r>
     </w:p>
@@ -63920,6 +68150,21 @@
           <w:b/>
           <w:lang w:val="fr_FR" w:bidi="fr_FR"/>
         </w:rPr>
+        <w:t>ὁλόκληρον ὑμῶν τὸ πνεῦμα, καὶ ἡ ψυχὴ, καὶ τὸ σῶμα</w:t>
+      </w:r>
+    </w:p>
+    <w:p>
+      <w:pPr/>
+      <w:r>
+        <w:rPr>
+          <w:lang w:val="fr_FR" w:bidi="fr_FR"/>
+        </w:rPr>
+      </w:r>
+      <w:r>
+        <w:rPr>
+          <w:b/>
+          <w:lang w:val="fr_FR" w:bidi="fr_FR"/>
+        </w:rPr>
         <w:t>« tout votre être, l’esprit, l’âme et le corps »</w:t>
       </w:r>
     </w:p>
@@ -64016,6 +68261,21 @@
           <w:b/>
           <w:lang w:val="fr_FR" w:bidi="fr_FR"/>
         </w:rPr>
+        <w:t>ἀμέμπτως</w:t>
+      </w:r>
+    </w:p>
+    <w:p>
+      <w:pPr/>
+      <w:r>
+        <w:rPr>
+          <w:lang w:val="fr_FR" w:bidi="fr_FR"/>
+        </w:rPr>
+      </w:r>
+      <w:r>
+        <w:rPr>
+          <w:b/>
+          <w:lang w:val="fr_FR" w:bidi="fr_FR"/>
+        </w:rPr>
         <w:t>« irrépréhensible »</w:t>
       </w:r>
     </w:p>
@@ -64195,6 +68455,21 @@
           <w:b/>
           <w:lang w:val="fr_FR" w:bidi="fr_FR"/>
         </w:rPr>
+        <w:t>πιστὸς ὁ καλῶν ὑμᾶς, ὃς καὶ ποιήσει</w:t>
+      </w:r>
+    </w:p>
+    <w:p>
+      <w:pPr/>
+      <w:r>
+        <w:rPr>
+          <w:lang w:val="fr_FR" w:bidi="fr_FR"/>
+        </w:rPr>
+      </w:r>
+      <w:r>
+        <w:rPr>
+          <w:b/>
+          <w:lang w:val="fr_FR" w:bidi="fr_FR"/>
+        </w:rPr>
         <w:t>« Celui qui vous a appelés est fidèle, et c’est lui qui le fera. »</w:t>
       </w:r>
     </w:p>
@@ -64304,6 +68579,21 @@
           <w:b/>
           <w:lang w:val="fr_FR" w:bidi="fr_FR"/>
         </w:rPr>
+        <w:t>ὁ καλῶν ὑμᾶς, ὃς</w:t>
+      </w:r>
+    </w:p>
+    <w:p>
+      <w:pPr/>
+      <w:r>
+        <w:rPr>
+          <w:lang w:val="fr_FR" w:bidi="fr_FR"/>
+        </w:rPr>
+      </w:r>
+      <w:r>
+        <w:rPr>
+          <w:b/>
+          <w:lang w:val="fr_FR" w:bidi="fr_FR"/>
+        </w:rPr>
         <w:t>« Celui qui vous a appelés est »</w:t>
       </w:r>
     </w:p>
@@ -64425,6 +68715,21 @@
           <w:b/>
           <w:lang w:val="fr_FR" w:bidi="fr_FR"/>
         </w:rPr>
+        <w:t>ποιήσει</w:t>
+      </w:r>
+    </w:p>
+    <w:p>
+      <w:pPr/>
+      <w:r>
+        <w:rPr>
+          <w:lang w:val="fr_FR" w:bidi="fr_FR"/>
+        </w:rPr>
+      </w:r>
+      <w:r>
+        <w:rPr>
+          <w:b/>
+          <w:lang w:val="fr_FR" w:bidi="fr_FR"/>
+        </w:rPr>
         <w:t>« c’est lui qui le fera »</w:t>
       </w:r>
     </w:p>
@@ -64629,6 +68934,21 @@
           <w:b/>
           <w:lang w:val="fr_FR" w:bidi="fr_FR"/>
         </w:rPr>
+        <w:t>προσεύχεσθε καὶ</w:t>
+      </w:r>
+    </w:p>
+    <w:p>
+      <w:pPr/>
+      <w:r>
+        <w:rPr>
+          <w:lang w:val="fr_FR" w:bidi="fr_FR"/>
+        </w:rPr>
+      </w:r>
+      <w:r>
+        <w:rPr>
+          <w:b/>
+          <w:lang w:val="fr_FR" w:bidi="fr_FR"/>
+        </w:rPr>
         <w:t>« Priez »</w:t>
       </w:r>
     </w:p>
@@ -64751,6 +69071,21 @@
           <w:b/>
           <w:lang w:val="fr_FR" w:bidi="fr_FR"/>
         </w:rPr>
+        <w:t>ἐν φιλήματι ἁγίῳ</w:t>
+      </w:r>
+    </w:p>
+    <w:p>
+      <w:pPr/>
+      <w:r>
+        <w:rPr>
+          <w:lang w:val="fr_FR" w:bidi="fr_FR"/>
+        </w:rPr>
+      </w:r>
+      <w:r>
+        <w:rPr>
+          <w:b/>
+          <w:lang w:val="fr_FR" w:bidi="fr_FR"/>
+        </w:rPr>
         <w:t>« par un saint baiser »</w:t>
       </w:r>
     </w:p>
@@ -65075,6 +69410,21 @@
           <w:b/>
           <w:lang w:val="fr_FR" w:bidi="fr_FR"/>
         </w:rPr>
+        <w:t>ἐνορκίζω ὑμᾶς τὸν Κύριον</w:t>
+      </w:r>
+    </w:p>
+    <w:p>
+      <w:pPr/>
+      <w:r>
+        <w:rPr>
+          <w:lang w:val="fr_FR" w:bidi="fr_FR"/>
+        </w:rPr>
+      </w:r>
+      <w:r>
+        <w:rPr>
+          <w:b/>
+          <w:lang w:val="fr_FR" w:bidi="fr_FR"/>
+        </w:rPr>
         <w:t>« Je vous en conjure par le Seigneur »</w:t>
       </w:r>
     </w:p>
@@ -65171,6 +69521,21 @@
           <w:b/>
           <w:lang w:val="fr_FR" w:bidi="fr_FR"/>
         </w:rPr>
+        <w:t>ἀναγνωσθῆναι τὴν ἐπιστολὴν</w:t>
+      </w:r>
+    </w:p>
+    <w:p>
+      <w:pPr/>
+      <w:r>
+        <w:rPr>
+          <w:lang w:val="fr_FR" w:bidi="fr_FR"/>
+        </w:rPr>
+      </w:r>
+      <w:r>
+        <w:rPr>
+          <w:b/>
+          <w:lang w:val="fr_FR" w:bidi="fr_FR"/>
+        </w:rPr>
         <w:t>« que cette lettre soit lue à tous les frères »</w:t>
       </w:r>
     </w:p>
@@ -65560,6 +69925,21 @@
         <w:rPr>
           <w:lang w:val="fr_FR" w:bidi="fr_FR"/>
         </w:rPr>
+      </w:r>
+    </w:p>
+    <w:p>
+      <w:pPr/>
+      <w:r>
+        <w:rPr>
+          <w:lang w:val="fr_FR" w:bidi="fr_FR"/>
+        </w:rPr>
+      </w:r>
+      <w:r>
+        <w:rPr>
+          <w:b/>
+          <w:lang w:val="fr_FR" w:bidi="fr_FR"/>
+        </w:rPr>
+        <w:t>ἡμῶν</w:t>
       </w:r>
     </w:p>
     <w:p>

--- a/fra/docx/52.content.docx
+++ b/fra/docx/52.content.docx
@@ -12558,13 +12558,7 @@
         <w:rPr>
           <w:lang w:val="fr_FR" w:bidi="fr_FR"/>
         </w:rPr>
-        <w:t xml:space="preserve">Voir : </w:t>
-      </w:r>
-      <w:r>
-        <w:rPr>
-          <w:lang w:val="fr_FR" w:bidi="fr_FR"/>
-        </w:rPr>
-        <w:t>Formules de serment</w:t>
+        <w:t>Voir : Formules de serment</w:t>
       </w:r>
       <w:r>
         <w:rPr>
@@ -69466,13 +69460,7 @@
         <w:rPr>
           <w:lang w:val="fr_FR" w:bidi="fr_FR"/>
         </w:rPr>
-        <w:t xml:space="preserve">Voir : </w:t>
-      </w:r>
-      <w:r>
-        <w:rPr>
-          <w:lang w:val="fr_FR" w:bidi="fr_FR"/>
-        </w:rPr>
-        <w:t>Serments</w:t>
+        <w:t>Voir : Serments</w:t>
       </w:r>
       <w:r>
         <w:rPr>
